--- a/Submission Folder/COMP2032-CW-Group008.docx
+++ b/Submission Folder/COMP2032-CW-Group008.docx
@@ -8,7 +8,6 @@
         <w:spacing w:before="5pt" w:beforeAutospacing="1" w:after="5pt" w:afterAutospacing="1"/>
         <w:rPr>
           <w:rFonts w:ascii="Arial" w:hAnsi="Arial" w:cs="Arial"/>
-          <w:color w:val="FF0000"/>
           <w:kern w:val="48"/>
           <w:lang w:val="en-GB"/>
         </w:rPr>
@@ -20,27 +19,16 @@
           <w:pgSz w:w="595.30pt" w:h="841.90pt" w:code="9"/>
           <w:pgMar w:top="27pt" w:right="44.65pt" w:bottom="72pt" w:left="44.65pt" w:header="36pt" w:footer="36pt" w:gutter="0pt"/>
           <w:cols w:space="36pt"/>
-          <w:titlePg/>
           <w:docGrid w:linePitch="360"/>
         </w:sectPr>
       </w:pPr>
       <w:r>
         <w:rPr>
           <w:rFonts w:ascii="Arial" w:hAnsi="Arial" w:cs="Arial"/>
-          <w:color w:val="FF0000"/>
           <w:kern w:val="48"/>
           <w:lang w:val="en-GB"/>
         </w:rPr>
-        <w:t xml:space="preserve">Your </w:t>
-      </w:r>
-      <w:r>
-        <w:rPr>
-          <w:rFonts w:ascii="Arial" w:hAnsi="Arial" w:cs="Arial"/>
-          <w:color w:val="FF0000"/>
-          <w:kern w:val="48"/>
-          <w:lang w:val="en-GB"/>
-        </w:rPr>
-        <w:t>Paper Title</w:t>
+        <w:t>WBC Segmentation on the Naturalize Dataset through an Image Processing Pipeline</w:t>
       </w:r>
     </w:p>
     <w:p>
@@ -61,34 +49,7 @@
           <w:szCs w:val="18"/>
           <w:lang w:val="en-GB"/>
         </w:rPr>
-        <w:t>Mahmoud</w:t>
-      </w:r>
-      <w:r>
-        <w:rPr>
-          <w:rFonts w:ascii="Arial" w:hAnsi="Arial" w:cs="Arial"/>
-          <w:sz w:val="18"/>
-          <w:szCs w:val="18"/>
-          <w:lang w:val="en-GB"/>
-        </w:rPr>
-        <w:t xml:space="preserve"> </w:t>
-      </w:r>
-      <w:r>
-        <w:rPr>
-          <w:rFonts w:ascii="Arial" w:hAnsi="Arial" w:cs="Arial"/>
-          <w:sz w:val="18"/>
-          <w:szCs w:val="18"/>
-          <w:lang w:val="en-GB"/>
-        </w:rPr>
-        <w:t>Yasser Mokhtar Sallam</w:t>
-      </w:r>
-      <w:r>
-        <w:rPr>
-          <w:rFonts w:ascii="Arial" w:hAnsi="Arial" w:cs="Arial"/>
-          <w:sz w:val="18"/>
-          <w:szCs w:val="18"/>
-          <w:lang w:val="en-GB"/>
-        </w:rPr>
-        <w:t xml:space="preserve"> </w:t>
+        <w:t xml:space="preserve">Mahmoud Yasser Mokhtar Sallam </w:t>
       </w:r>
       <w:r>
         <w:rPr>
@@ -139,24 +100,7 @@
           <w:lang w:val="en-GB"/>
         </w:rPr>
         <w:br/>
-      </w:r>
-      <w:r>
-        <w:rPr>
-          <w:rFonts w:ascii="Arial" w:hAnsi="Arial" w:cs="Arial"/>
-          <w:sz w:val="18"/>
-          <w:szCs w:val="18"/>
-          <w:lang w:val="en-GB"/>
-        </w:rPr>
-        <w:t>efyms24</w:t>
-      </w:r>
-      <w:r>
-        <w:rPr>
-          <w:rFonts w:ascii="Arial" w:hAnsi="Arial" w:cs="Arial"/>
-          <w:sz w:val="18"/>
-          <w:szCs w:val="18"/>
-          <w:lang w:val="en-GB"/>
-        </w:rPr>
-        <w:t>@nottingham.edu.my</w:t>
+        <w:t>efyms24@nottingham.edu.my</w:t>
       </w:r>
     </w:p>
     <w:p>
@@ -165,6 +109,7 @@
         <w:spacing w:before="0pt" w:after="0pt"/>
         <w:rPr>
           <w:rFonts w:ascii="Arial" w:hAnsi="Arial" w:cs="Arial"/>
+          <w:color w:val="FF0000"/>
           <w:sz w:val="18"/>
           <w:szCs w:val="18"/>
           <w:lang w:val="en-GB"/>
@@ -249,24 +194,7 @@
           <w:lang w:val="en-GB"/>
         </w:rPr>
         <w:br/>
-      </w:r>
-      <w:r>
-        <w:rPr>
-          <w:rFonts w:ascii="Arial" w:hAnsi="Arial" w:cs="Arial"/>
-          <w:sz w:val="18"/>
-          <w:szCs w:val="18"/>
-          <w:lang w:val="en-GB"/>
-        </w:rPr>
-        <w:t>hcymt4</w:t>
-      </w:r>
-      <w:r>
-        <w:rPr>
-          <w:rFonts w:ascii="Arial" w:hAnsi="Arial" w:cs="Arial"/>
-          <w:sz w:val="18"/>
-          <w:szCs w:val="18"/>
-          <w:lang w:val="en-GB"/>
-        </w:rPr>
-        <w:t>@nottingham.edu.my</w:t>
+        <w:t>hcymt4@nottingham.edu.my</w:t>
       </w:r>
     </w:p>
     <w:p>
@@ -367,16 +295,7 @@
           <w:szCs w:val="18"/>
           <w:lang w:val="en-GB"/>
         </w:rPr>
-        <w:t>hcyzt4</w:t>
-      </w:r>
-      <w:r>
-        <w:rPr>
-          <w:rFonts w:ascii="Arial" w:hAnsi="Arial" w:cs="Arial"/>
-          <w:sz w:val="18"/>
-          <w:szCs w:val="18"/>
-          <w:lang w:val="en-GB"/>
-        </w:rPr>
-        <w:t>@nottingham.edu.my</w:t>
+        <w:t>hcyzt4@nottingham.edu.my</w:t>
       </w:r>
     </w:p>
     <w:p>
@@ -385,6 +304,7 @@
         <w:spacing w:before="0pt" w:after="0pt"/>
         <w:rPr>
           <w:rFonts w:ascii="Arial" w:hAnsi="Arial" w:cs="Arial"/>
+          <w:color w:val="FF0000"/>
           <w:sz w:val="18"/>
           <w:szCs w:val="18"/>
           <w:lang w:val="en-GB"/>
@@ -468,16 +388,7 @@
           <w:szCs w:val="18"/>
           <w:lang w:val="en-GB"/>
         </w:rPr>
-        <w:t>hcyrt1</w:t>
-      </w:r>
-      <w:r>
-        <w:rPr>
-          <w:rFonts w:ascii="Arial" w:hAnsi="Arial" w:cs="Arial"/>
-          <w:sz w:val="18"/>
-          <w:szCs w:val="18"/>
-          <w:lang w:val="en-GB"/>
-        </w:rPr>
-        <w:t>@nottingham.edu.my</w:t>
+        <w:t>hcyrt1@nottingham.edu.my</w:t>
       </w:r>
     </w:p>
     <w:p>
@@ -550,40 +461,31 @@
           <w:rFonts w:ascii="Arial" w:hAnsi="Arial" w:cs="Arial"/>
           <w:lang w:val="en-GB"/>
         </w:rPr>
-        <w:t>—</w:t>
-      </w:r>
-      <w:r>
+        <w:t xml:space="preserve">— </w:t>
+      </w:r>
+      <w:r>
+        <w:rPr>
+          <w:rFonts w:ascii="Arial" w:hAnsi="Arial" w:cs="Arial"/>
+          <w:lang w:val="en-GB"/>
+        </w:rPr>
+        <w:t>This paper presents a White Blood Cell (WBC) segmentation pipeline that is specifically designed for the Naturalize dataset which encompasses 11 distinct Peripheral Blood Cell (PBC) types across 16 thousand unique and artificially generated images using the Segment Anything Model. The proposed pipeline converts input images to the LAB colour space, applies bilateral filtering for edge-preserving noise reduction, performs K-means clustering at K=3, and then finally employs contour filtering to isolate cell regions onto a white background. Evaluation using the black-box SDK yielded sub-par results albeit for the Micro Precision reaching in the 90s. Discrepancies related to the dataset were revealed, highlighted and resolved.</w:t>
+      </w:r>
+    </w:p>
+    <w:p>
+      <w:pPr>
+        <w:pStyle w:val="Keywords"/>
         <w:rPr>
           <w:rFonts w:ascii="Arial" w:hAnsi="Arial" w:cs="Arial"/>
           <w:color w:val="FF0000"/>
           <w:lang w:val="en-GB"/>
         </w:rPr>
-        <w:t>Provide a summary of your paper here.</w:t>
-      </w:r>
-    </w:p>
-    <w:p>
-      <w:pPr>
-        <w:pStyle w:val="Keywords"/>
-        <w:rPr>
-          <w:rFonts w:ascii="Arial" w:hAnsi="Arial" w:cs="Arial"/>
-          <w:color w:val="FF0000"/>
-          <w:lang w:val="en-GB"/>
-        </w:rPr>
-      </w:pPr>
-      <w:r>
-        <w:rPr>
-          <w:rFonts w:ascii="Arial" w:hAnsi="Arial" w:cs="Arial"/>
-          <w:lang w:val="en-GB"/>
-        </w:rPr>
-        <w:t>Keywords—</w:t>
-      </w:r>
-      <w:r>
-        <w:rPr>
-          <w:rFonts w:ascii="Arial" w:hAnsi="Arial" w:cs="Arial"/>
-          <w:color w:val="FF0000"/>
-          <w:lang w:val="en-GB"/>
-        </w:rPr>
-        <w:t>List frequently used words in this document.</w:t>
+      </w:pPr>
+      <w:r>
+        <w:rPr>
+          <w:rFonts w:ascii="Arial" w:hAnsi="Arial" w:cs="Arial"/>
+          <w:lang w:val="en-GB"/>
+        </w:rPr>
+        <w:t>Keywords— Naturalize, Image Processing, Blood Cell Classification, Peripheral Blood Cell (PBC), White Blood Cells (WBC), K-Means Clustering, Otsu’s Method, Noise Reduction, Thresholding, Segmentation, Morphological Operations, Colour Space Conversion, Black Box SDK</w:t>
       </w:r>
     </w:p>
     <w:p>
@@ -605,17 +507,31 @@
         <w:pStyle w:val="BodyText"/>
         <w:rPr>
           <w:rFonts w:ascii="Arial" w:hAnsi="Arial" w:cs="Arial"/>
-          <w:color w:val="FF0000"/>
-          <w:lang w:val="en-GB"/>
-        </w:rPr>
-      </w:pPr>
-      <w:r>
-        <w:rPr>
-          <w:rFonts w:ascii="Arial" w:hAnsi="Arial" w:cs="Arial"/>
-          <w:color w:val="FF0000"/>
-          <w:lang w:val="en-GB"/>
-        </w:rPr>
-        <w:t>Your introduction goes here…</w:t>
+          <w:lang w:val="en-GB"/>
+        </w:rPr>
+      </w:pPr>
+      <w:r>
+        <w:rPr>
+          <w:rFonts w:ascii="Arial" w:hAnsi="Arial" w:cs="Arial"/>
+          <w:lang w:val="en-GB"/>
+        </w:rPr>
+        <w:t>Automated blood cell segmentation enables rapid and consistent analysis of peripheral blood smears that would otherwise require laborious manual microscopy, and therefore accurate identification and isolation of WBCs highlight the significant of clinical segmentation pipelines.</w:t>
+      </w:r>
+    </w:p>
+    <w:p>
+      <w:pPr>
+        <w:pStyle w:val="BodyText"/>
+        <w:rPr>
+          <w:rFonts w:ascii="Arial" w:hAnsi="Arial" w:cs="Arial"/>
+          <w:lang w:val="en-GB"/>
+        </w:rPr>
+      </w:pPr>
+      <w:r>
+        <w:rPr>
+          <w:rFonts w:ascii="Arial" w:hAnsi="Arial" w:cs="Arial"/>
+          <w:lang w:val="en-GB"/>
+        </w:rPr>
+        <w:t>The Naturalize dataset, introduced by Abou Ali et al. [1], provides a comprehensive benchmark for this task by extending the Peripheral Blood Cell (PBC) dataset from 8 to 11 distinct cell types, including underrepresented classes such as Pro-myelocytes (PMY).</w:t>
       </w:r>
     </w:p>
     <w:p>
@@ -629,31 +545,7 @@
         <w:rPr>
           <w:rFonts w:ascii="Arial" w:hAnsi="Arial" w:cs="Arial"/>
         </w:rPr>
-        <w:t>Literatur</w:t>
-      </w:r>
-      <w:r>
-        <w:rPr>
-          <w:rFonts w:ascii="Arial" w:hAnsi="Arial" w:cs="Arial"/>
-        </w:rPr>
-        <w:t xml:space="preserve">e </w:t>
-      </w:r>
-      <w:r>
-        <w:rPr>
-          <w:rFonts w:ascii="Arial" w:hAnsi="Arial" w:cs="Arial"/>
-        </w:rPr>
-        <w:t>R</w:t>
-      </w:r>
-      <w:r>
-        <w:rPr>
-          <w:rFonts w:ascii="Arial" w:hAnsi="Arial" w:cs="Arial"/>
-        </w:rPr>
-        <w:t>e</w:t>
-      </w:r>
-      <w:r>
-        <w:rPr>
-          <w:rFonts w:ascii="Arial" w:hAnsi="Arial" w:cs="Arial"/>
-        </w:rPr>
-        <w:t>view</w:t>
+        <w:t>Literature Review</w:t>
       </w:r>
     </w:p>
     <w:p>
@@ -661,15 +553,13 @@
         <w:pStyle w:val="Heading2"/>
         <w:rPr>
           <w:rFonts w:ascii="Arial" w:hAnsi="Arial" w:cs="Arial"/>
-          <w:color w:val="FF0000"/>
-        </w:rPr>
-      </w:pPr>
-      <w:r>
-        <w:rPr>
-          <w:rFonts w:ascii="Arial" w:hAnsi="Arial" w:cs="Arial"/>
-          <w:color w:val="FF0000"/>
-        </w:rPr>
-        <w:t>Maintaining the Integrity of the Specifications</w:t>
+        </w:rPr>
+      </w:pPr>
+      <w:r>
+        <w:rPr>
+          <w:rFonts w:ascii="Arial" w:hAnsi="Arial" w:cs="Arial"/>
+        </w:rPr>
+        <w:t>The Naturalize Dataset and Blood Cell Classification</w:t>
       </w:r>
     </w:p>
     <w:p>
@@ -677,6 +567,1849 @@
         <w:pStyle w:val="BodyText"/>
         <w:rPr>
           <w:rFonts w:ascii="Arial" w:hAnsi="Arial" w:cs="Arial"/>
+          <w:lang w:val="en-GB"/>
+        </w:rPr>
+      </w:pPr>
+      <w:r>
+        <w:rPr>
+          <w:rFonts w:ascii="Arial" w:hAnsi="Arial" w:cs="Arial"/>
+          <w:lang w:val="en-GB"/>
+        </w:rPr>
+        <w:t>Understanding the scope of the project began by understanding the reference material provided in the assignment tasks, therefore we delved into the research paper made by Abou Ali et al. to understand their goals, the background of WBC’s &amp; the Naturalize Dataset even if said information was not particularly required to accomplish our goals. From our understanding we gathered that Haematopoiesis is</w:t>
+      </w:r>
+      <w:r>
+        <w:rPr>
+          <w:rFonts w:ascii="Arial" w:hAnsi="Arial" w:cs="Arial"/>
+          <w:lang w:val="en-GB"/>
+        </w:rPr>
+        <w:t xml:space="preserve"> the process responsible for blood cell formation</w:t>
+      </w:r>
+      <w:r>
+        <w:rPr>
+          <w:rFonts w:ascii="Arial" w:hAnsi="Arial" w:cs="Arial"/>
+          <w:lang w:val="en-GB"/>
+        </w:rPr>
+        <w:t xml:space="preserve"> which </w:t>
+      </w:r>
+      <w:r>
+        <w:rPr>
+          <w:rFonts w:ascii="Arial" w:hAnsi="Arial" w:cs="Arial"/>
+          <w:lang w:val="en-GB"/>
+        </w:rPr>
+        <w:t>produces a diverse hierarchy of specialised cells</w:t>
+      </w:r>
+      <w:r>
+        <w:rPr>
+          <w:rFonts w:ascii="Arial" w:hAnsi="Arial" w:cs="Arial"/>
+          <w:lang w:val="en-GB"/>
+        </w:rPr>
+        <w:t xml:space="preserve"> whereas </w:t>
+      </w:r>
+      <w:r>
+        <w:rPr>
+          <w:rFonts w:ascii="Arial" w:hAnsi="Arial" w:cs="Arial"/>
+          <w:lang w:val="en-GB"/>
+        </w:rPr>
+        <w:t>Granulopoiesi</w:t>
+      </w:r>
+      <w:r>
+        <w:rPr>
+          <w:rFonts w:ascii="Arial" w:hAnsi="Arial" w:cs="Arial"/>
+          <w:lang w:val="en-GB"/>
+        </w:rPr>
+        <w:t>s is</w:t>
+      </w:r>
+      <w:r>
+        <w:rPr>
+          <w:rFonts w:ascii="Arial" w:hAnsi="Arial" w:cs="Arial"/>
+          <w:lang w:val="en-GB"/>
+        </w:rPr>
+        <w:t xml:space="preserve"> a subset of this process </w:t>
+      </w:r>
+      <w:r>
+        <w:rPr>
+          <w:rFonts w:ascii="Arial" w:hAnsi="Arial" w:cs="Arial"/>
+          <w:lang w:val="en-GB"/>
+        </w:rPr>
+        <w:t xml:space="preserve">that </w:t>
+      </w:r>
+      <w:r>
+        <w:rPr>
+          <w:rFonts w:ascii="Arial" w:hAnsi="Arial" w:cs="Arial"/>
+          <w:lang w:val="en-GB"/>
+        </w:rPr>
+        <w:t>occur</w:t>
+      </w:r>
+      <w:r>
+        <w:rPr>
+          <w:rFonts w:ascii="Arial" w:hAnsi="Arial" w:cs="Arial"/>
+          <w:lang w:val="en-GB"/>
+        </w:rPr>
+        <w:t>s</w:t>
+      </w:r>
+      <w:r>
+        <w:rPr>
+          <w:rFonts w:ascii="Arial" w:hAnsi="Arial" w:cs="Arial"/>
+          <w:lang w:val="en-GB"/>
+        </w:rPr>
+        <w:t xml:space="preserve"> in the bone marrow</w:t>
+      </w:r>
+      <w:r>
+        <w:rPr>
+          <w:rFonts w:ascii="Arial" w:hAnsi="Arial" w:cs="Arial"/>
+          <w:lang w:val="en-GB"/>
+        </w:rPr>
+        <w:t xml:space="preserve"> and</w:t>
+      </w:r>
+      <w:r>
+        <w:rPr>
+          <w:rFonts w:ascii="Arial" w:hAnsi="Arial" w:cs="Arial"/>
+          <w:lang w:val="en-GB"/>
+        </w:rPr>
+        <w:t xml:space="preserve"> governs the maturation of granulocytes through distinct stages: promyelocyte, myelocyte, metamyelocyte, and band cells, ultimately producing mature neutrophils, eosinophils, and basophils [1]. </w:t>
+      </w:r>
+      <w:r>
+        <w:rPr>
+          <w:rFonts w:ascii="Arial" w:hAnsi="Arial" w:cs="Arial"/>
+          <w:lang w:val="en-GB"/>
+        </w:rPr>
+        <w:t xml:space="preserve">Being able to accurately identify Peripheral Blood Smears (PBS) is impertinent for diagnosing blood disorders, however manually examining them proves to be labour-intensive and prone to errors. </w:t>
+      </w:r>
+    </w:p>
+    <w:p>
+      <w:pPr>
+        <w:pStyle w:val="BodyText"/>
+        <w:rPr>
+          <w:rFonts w:ascii="Arial" w:hAnsi="Arial" w:cs="Arial"/>
+          <w:lang w:val="en-GB"/>
+        </w:rPr>
+      </w:pPr>
+      <w:r>
+        <w:rPr>
+          <w:rFonts w:ascii="Arial" w:hAnsi="Arial" w:cs="Arial"/>
+          <w:lang w:val="en-GB"/>
+        </w:rPr>
+        <w:t>Abou Ali et al. [1] introduced the Peripheral Blood Cell (PBC) dataset, expanding its classification scope from 8 to 11 distinct blood cell types. The original PBC dataset contained 17,092 images across eight classes, but by separating labelled classes within the “Immature Granulocytes” and “Neutrophil” folders, the authors derived 11 classes: basophil, banded neutrophil, eosinophil, erythroblast, lymphocyte, meta-myelocyte, monocyte, myelocyte, platelet, pro-myelocyte (PMY), and segmented neutrophil. This reclassification reduced the total to 16,891 images after removing entries that did not align with the new categories. Notably, the pro-myelocyte class contained only 592 images (4% of the dataset), presenting a significant class imbalance challenge.</w:t>
+      </w:r>
+    </w:p>
+    <w:p>
+      <w:pPr>
+        <w:pStyle w:val="BodyText"/>
+        <w:rPr>
+          <w:rFonts w:ascii="Arial" w:hAnsi="Arial" w:cs="Arial"/>
+          <w:lang w:val="en-GB"/>
+        </w:rPr>
+      </w:pPr>
+      <w:r>
+        <w:rPr>
+          <w:rFonts w:ascii="Arial" w:hAnsi="Arial" w:cs="Arial"/>
+          <w:lang w:val="en-GB"/>
+        </w:rPr>
+        <w:t xml:space="preserve">In order to </w:t>
+      </w:r>
+      <w:r>
+        <w:rPr>
+          <w:rFonts w:ascii="Arial" w:hAnsi="Arial" w:cs="Arial"/>
+          <w:lang w:val="en-GB"/>
+        </w:rPr>
+        <w:t xml:space="preserve">address </w:t>
+      </w:r>
+      <w:r>
+        <w:rPr>
+          <w:rFonts w:ascii="Arial" w:hAnsi="Arial" w:cs="Arial"/>
+          <w:lang w:val="en-GB"/>
+        </w:rPr>
+        <w:t>the lack of data</w:t>
+      </w:r>
+      <w:r>
+        <w:rPr>
+          <w:rFonts w:ascii="Arial" w:hAnsi="Arial" w:cs="Arial"/>
+          <w:lang w:val="en-GB"/>
+        </w:rPr>
+        <w:t xml:space="preserve"> and</w:t>
+      </w:r>
+      <w:r>
+        <w:rPr>
+          <w:rFonts w:ascii="Arial" w:hAnsi="Arial" w:cs="Arial"/>
+          <w:lang w:val="en-GB"/>
+        </w:rPr>
+        <w:t xml:space="preserve"> the inherent</w:t>
+      </w:r>
+      <w:r>
+        <w:rPr>
+          <w:rFonts w:ascii="Arial" w:hAnsi="Arial" w:cs="Arial"/>
+          <w:lang w:val="en-GB"/>
+        </w:rPr>
+        <w:t xml:space="preserve"> class imbalance</w:t>
+      </w:r>
+      <w:r>
+        <w:rPr>
+          <w:rFonts w:ascii="Arial" w:hAnsi="Arial" w:cs="Arial"/>
+          <w:lang w:val="en-GB"/>
+        </w:rPr>
+        <w:t xml:space="preserve"> found</w:t>
+      </w:r>
+      <w:r>
+        <w:rPr>
+          <w:rFonts w:ascii="Arial" w:hAnsi="Arial" w:cs="Arial"/>
+          <w:lang w:val="en-GB"/>
+        </w:rPr>
+        <w:t>, Abou Ali et al. [1] proposed the “Naturalize” augmentation technique</w:t>
+      </w:r>
+      <w:r>
+        <w:rPr>
+          <w:rFonts w:ascii="Arial" w:hAnsi="Arial" w:cs="Arial"/>
+          <w:lang w:val="en-GB"/>
+        </w:rPr>
+        <w:t xml:space="preserve"> which consisted of</w:t>
+      </w:r>
+      <w:r>
+        <w:rPr>
+          <w:rFonts w:ascii="Arial" w:hAnsi="Arial" w:cs="Arial"/>
+          <w:lang w:val="en-GB"/>
+        </w:rPr>
+        <w:t xml:space="preserve"> a two-step process. </w:t>
+      </w:r>
+    </w:p>
+    <w:p>
+      <w:pPr>
+        <w:pStyle w:val="BodyText"/>
+        <w:rPr>
+          <w:rFonts w:ascii="Arial" w:hAnsi="Arial" w:cs="Arial"/>
+          <w:lang w:val="en-GB"/>
+        </w:rPr>
+      </w:pPr>
+      <w:r>
+        <w:rPr>
+          <w:rFonts w:ascii="Arial" w:hAnsi="Arial" w:cs="Arial"/>
+          <w:lang w:val="en-GB"/>
+        </w:rPr>
+        <w:t>First, images were segmented using the Segment Anything Model (SAM) to isolate Red Blood Cells (RBCs), White Blood Cells (WBCs), and backgrounds. Second, composite images were generated by combining randomly selected segmented RBCs with WBCs from specific classes</w:t>
+      </w:r>
+      <w:r>
+        <w:rPr>
+          <w:rFonts w:ascii="Arial" w:hAnsi="Arial" w:cs="Arial"/>
+          <w:lang w:val="en-GB"/>
+        </w:rPr>
+        <w:t xml:space="preserve"> </w:t>
+      </w:r>
+      <w:r>
+        <w:rPr>
+          <w:rFonts w:ascii="Arial" w:hAnsi="Arial" w:cs="Arial"/>
+          <w:lang w:val="en-GB"/>
+        </w:rPr>
+        <w:t xml:space="preserve">using a collision-free mechanism </w:t>
+      </w:r>
+      <w:r>
+        <w:rPr>
+          <w:rFonts w:ascii="Arial" w:hAnsi="Arial" w:cs="Arial"/>
+          <w:lang w:val="en-GB"/>
+        </w:rPr>
+        <w:t xml:space="preserve">to </w:t>
+      </w:r>
+      <w:r>
+        <w:rPr>
+          <w:rFonts w:ascii="Arial" w:hAnsi="Arial" w:cs="Arial"/>
+          <w:lang w:val="en-GB"/>
+        </w:rPr>
+        <w:t>mitigate</w:t>
+      </w:r>
+      <w:r>
+        <w:rPr>
+          <w:rFonts w:ascii="Arial" w:hAnsi="Arial" w:cs="Arial"/>
+          <w:lang w:val="en-GB"/>
+        </w:rPr>
+        <w:t xml:space="preserve"> cell overlap. This approach produced realistic synthetic blood smear images that preserved authentic cell dimensions, expanding the dataset to over 21,000 images (“1K-PBC” variant) and ultimately to 26,534 images (“2K-PBC” variant).</w:t>
+      </w:r>
+    </w:p>
+    <w:p>
+      <w:pPr>
+        <w:pStyle w:val="Heading1"/>
+        <w:rPr>
+          <w:rFonts w:ascii="Arial" w:hAnsi="Arial" w:cs="Arial"/>
+        </w:rPr>
+      </w:pPr>
+      <w:r>
+        <w:rPr>
+          <w:rFonts w:ascii="Arial" w:hAnsi="Arial" w:cs="Arial"/>
+        </w:rPr>
+        <w:t>Methdology</w:t>
+      </w:r>
+    </w:p>
+    <w:p>
+      <w:pPr>
+        <w:pStyle w:val="BodyText"/>
+        <w:rPr>
+          <w:rFonts w:ascii="Arial" w:hAnsi="Arial" w:cs="Arial"/>
+          <w:lang w:val="en-GB"/>
+        </w:rPr>
+      </w:pPr>
+      <w:r>
+        <w:rPr>
+          <w:rFonts w:ascii="Arial" w:hAnsi="Arial" w:cs="Arial"/>
+          <w:lang w:val="en-GB"/>
+        </w:rPr>
+        <w:t xml:space="preserve">This section details </w:t>
+      </w:r>
+      <w:r>
+        <w:rPr>
+          <w:rFonts w:ascii="Arial" w:hAnsi="Arial" w:cs="Arial"/>
+          <w:lang w:val="en-GB"/>
+        </w:rPr>
+        <w:t>the methodology behind our</w:t>
+      </w:r>
+      <w:r>
+        <w:rPr>
+          <w:rFonts w:ascii="Arial" w:hAnsi="Arial" w:cs="Arial"/>
+          <w:lang w:val="en-GB"/>
+        </w:rPr>
+        <w:t xml:space="preserve"> image processing techniques used in the proposed segmentation pipeline. Each method was selected based </w:t>
+      </w:r>
+      <w:r>
+        <w:rPr>
+          <w:rFonts w:ascii="Arial" w:hAnsi="Arial" w:cs="Arial"/>
+          <w:lang w:val="en-GB"/>
+        </w:rPr>
+        <w:t xml:space="preserve">on a trial-and-error approach via a modular </w:t>
+      </w:r>
+      <w:proofErr w:type="spellStart"/>
+      <w:r>
+        <w:rPr>
+          <w:rFonts w:ascii="Arial" w:hAnsi="Arial" w:cs="Arial"/>
+          <w:lang w:val="en-GB"/>
+        </w:rPr>
+        <w:lastRenderedPageBreak/>
+        <w:t>Jupyter</w:t>
+      </w:r>
+      <w:proofErr w:type="spellEnd"/>
+      <w:r>
+        <w:rPr>
+          <w:rFonts w:ascii="Arial" w:hAnsi="Arial" w:cs="Arial"/>
+          <w:lang w:val="en-GB"/>
+        </w:rPr>
+        <w:t xml:space="preserve"> Notebook for quick orchestration and testing</w:t>
+      </w:r>
+      <w:r>
+        <w:rPr>
+          <w:rFonts w:ascii="Arial" w:hAnsi="Arial" w:cs="Arial"/>
+          <w:lang w:val="en-GB"/>
+        </w:rPr>
+        <w:t xml:space="preserve"> and</w:t>
+      </w:r>
+      <w:r>
+        <w:rPr>
+          <w:rFonts w:ascii="Arial" w:hAnsi="Arial" w:cs="Arial"/>
+          <w:lang w:val="en-GB"/>
+        </w:rPr>
+        <w:t xml:space="preserve"> was</w:t>
+      </w:r>
+      <w:r>
+        <w:rPr>
+          <w:rFonts w:ascii="Arial" w:hAnsi="Arial" w:cs="Arial"/>
+          <w:lang w:val="en-GB"/>
+        </w:rPr>
+        <w:t xml:space="preserve"> justified by its suitability for blood cell images from the Naturalize dataset.</w:t>
+      </w:r>
+    </w:p>
+    <w:p>
+      <w:pPr>
+        <w:pStyle w:val="BodyText"/>
+        <w:rPr>
+          <w:rFonts w:ascii="Arial" w:hAnsi="Arial" w:cs="Arial"/>
+          <w:lang w:val="en-GB"/>
+        </w:rPr>
+      </w:pPr>
+      <w:r>
+        <w:rPr>
+          <w:rFonts w:ascii="Arial" w:hAnsi="Arial" w:cs="Arial"/>
+          <w:lang w:val="en-GB"/>
+        </w:rPr>
+        <w:t xml:space="preserve">Access to the testing suite and the rest of the codebase is available in the following GitHub repository: </w:t>
+      </w:r>
+      <w:hyperlink r:id="rId12" w:history="1">
+        <w:r>
+          <w:rPr>
+            <w:rStyle w:val="Hyperlink"/>
+            <w:rFonts w:ascii="Arial" w:hAnsi="Arial" w:cs="Arial"/>
+            <w:lang w:val="en-GB"/>
+          </w:rPr>
+          <w:t>https://github.com/Proteus-Nell/WBC</w:t>
+        </w:r>
+        <w:r>
+          <w:rPr>
+            <w:rStyle w:val="Hyperlink"/>
+            <w:rFonts w:ascii="Arial" w:hAnsi="Arial" w:cs="Arial"/>
+            <w:lang w:val="en-GB"/>
+          </w:rPr>
+          <w:t>-</w:t>
+        </w:r>
+        <w:r>
+          <w:rPr>
+            <w:rStyle w:val="Hyperlink"/>
+            <w:rFonts w:ascii="Arial" w:hAnsi="Arial" w:cs="Arial"/>
+            <w:lang w:val="en-GB"/>
+          </w:rPr>
+          <w:t>Segmentation_Naturalize-Dataset</w:t>
+        </w:r>
+      </w:hyperlink>
+    </w:p>
+    <w:p>
+      <w:pPr>
+        <w:pStyle w:val="Heading2"/>
+        <w:rPr>
+          <w:rFonts w:ascii="Arial" w:hAnsi="Arial" w:cs="Arial"/>
+        </w:rPr>
+      </w:pPr>
+      <w:r>
+        <w:rPr>
+          <w:rFonts w:ascii="Arial" w:hAnsi="Arial" w:cs="Arial"/>
+        </w:rPr>
+        <w:t>Color Space</w:t>
+      </w:r>
+    </w:p>
+    <w:p>
+      <w:pPr>
+        <w:pStyle w:val="BodyText"/>
+        <w:rPr>
+          <w:rFonts w:ascii="Arial" w:hAnsi="Arial" w:cs="Arial"/>
+          <w:lang w:val="en-GB"/>
+        </w:rPr>
+      </w:pPr>
+      <w:r>
+        <w:rPr>
+          <w:rFonts w:ascii="Arial" w:hAnsi="Arial" w:cs="Arial"/>
+          <w:lang w:val="en-GB"/>
+        </w:rPr>
+        <w:t>Six colour spaces were chosen for an early evaluation as shown in Fig. 1. and t</w:t>
+      </w:r>
+      <w:r>
+        <w:rPr>
+          <w:rFonts w:ascii="Arial" w:hAnsi="Arial" w:cs="Arial"/>
+          <w:lang w:val="en-GB"/>
+        </w:rPr>
+        <w:t xml:space="preserve">he Lab Colour Space (CIELAB/LAB) was chosen as our respective Colour Space for this assignment due to proven capabilities in segmenting WBCs from RBCs during our trial experiments as shown in </w:t>
+      </w:r>
+      <w:r>
+        <w:rPr>
+          <w:rFonts w:ascii="Arial" w:hAnsi="Arial" w:cs="Arial"/>
+          <w:lang w:val="en-GB"/>
+        </w:rPr>
+        <w:t>Fig.</w:t>
+      </w:r>
+      <w:r>
+        <w:rPr>
+          <w:rFonts w:ascii="Arial" w:hAnsi="Arial" w:cs="Arial"/>
+          <w:lang w:val="en-GB"/>
+        </w:rPr>
+        <w:t xml:space="preserve"> </w:t>
+      </w:r>
+      <w:r>
+        <w:rPr>
+          <w:rFonts w:ascii="Arial" w:hAnsi="Arial" w:cs="Arial"/>
+          <w:lang w:val="en-GB"/>
+        </w:rPr>
+        <w:t>2.</w:t>
+      </w:r>
+    </w:p>
+    <w:p>
+      <w:pPr>
+        <w:pStyle w:val="BodyText"/>
+        <w:ind w:firstLine="0pt"/>
+        <w:rPr>
+          <w:rFonts w:ascii="Arial" w:hAnsi="Arial" w:cs="Arial"/>
+          <w:lang w:val="en-GB"/>
+        </w:rPr>
+      </w:pPr>
+      <w:r>
+        <w:rPr>
+          <w:rFonts w:ascii="Arial" w:hAnsi="Arial" w:cs="Arial"/>
+          <w:noProof/>
+          <w:lang w:val="en-GB"/>
+        </w:rPr>
+        <w:drawing>
+          <wp:inline distT="0" distB="0" distL="0" distR="0" wp14:anchorId="472C8897" wp14:editId="6853EDFD">
+            <wp:extent cx="3086100" cy="495300"/>
+            <wp:effectExtent l="0" t="0" r="0" b="0"/>
+            <wp:docPr id="1630906364" name="Picture 3"/>
+            <wp:cNvGraphicFramePr>
+              <a:graphicFrameLocks xmlns:a="http://purl.oclc.org/ooxml/drawingml/main" noChangeAspect="1"/>
+            </wp:cNvGraphicFramePr>
+            <a:graphic xmlns:a="http://purl.oclc.org/ooxml/drawingml/main">
+              <a:graphicData uri="http://purl.oclc.org/ooxml/drawingml/picture">
+                <pic:pic xmlns:pic="http://purl.oclc.org/ooxml/drawingml/picture">
+                  <pic:nvPicPr>
+                    <pic:cNvPr id="0" name="Picture 3"/>
+                    <pic:cNvPicPr>
+                      <a:picLocks noChangeAspect="1" noChangeArrowheads="1"/>
+                    </pic:cNvPicPr>
+                  </pic:nvPicPr>
+                  <pic:blipFill>
+                    <a:blip r:embed="rId13" cstate="print">
+                      <a:extLst>
+                        <a:ext uri="{28A0092B-C50C-407E-A947-70E740481C1C}">
+                          <a14:useLocalDpi xmlns:a14="http://schemas.microsoft.com/office/drawing/2010/main" val="0"/>
+                        </a:ext>
+                      </a:extLst>
+                    </a:blip>
+                    <a:srcRect/>
+                    <a:stretch>
+                      <a:fillRect/>
+                    </a:stretch>
+                  </pic:blipFill>
+                  <pic:spPr bwMode="auto">
+                    <a:xfrm>
+                      <a:off x="0" y="0"/>
+                      <a:ext cx="3086100" cy="495300"/>
+                    </a:xfrm>
+                    <a:prstGeom prst="rect">
+                      <a:avLst/>
+                    </a:prstGeom>
+                    <a:noFill/>
+                    <a:ln>
+                      <a:noFill/>
+                    </a:ln>
+                  </pic:spPr>
+                </pic:pic>
+              </a:graphicData>
+            </a:graphic>
+          </wp:inline>
+        </w:drawing>
+      </w:r>
+    </w:p>
+    <w:p>
+      <w:pPr>
+        <w:pStyle w:val="figurecaption"/>
+        <w:spacing w:before="0pt" w:after="0pt"/>
+        <w:rPr>
+          <w:rFonts w:ascii="Arial" w:hAnsi="Arial" w:cs="Arial"/>
+          <w:lang w:val="en-GB"/>
+        </w:rPr>
+      </w:pPr>
+      <w:r>
+        <w:rPr>
+          <w:rFonts w:ascii="Arial" w:hAnsi="Arial" w:cs="Arial"/>
+        </w:rPr>
+        <w:tab/>
+      </w:r>
+      <w:r>
+        <w:rPr>
+          <w:rFonts w:ascii="Arial" w:hAnsi="Arial" w:cs="Arial"/>
+          <w:lang w:val="en-GB"/>
+        </w:rPr>
+        <w:t>Color Space Representation &amp; Options</w:t>
+      </w:r>
+    </w:p>
+    <w:p>
+      <w:pPr>
+        <w:pStyle w:val="BodyText"/>
+        <w:ind w:firstLine="0pt"/>
+        <w:rPr>
+          <w:rFonts w:ascii="Arial" w:hAnsi="Arial" w:cs="Arial"/>
+          <w:lang w:val="en-GB"/>
+        </w:rPr>
+      </w:pPr>
+    </w:p>
+    <w:p>
+      <w:pPr>
+        <w:pStyle w:val="BodyText"/>
+        <w:ind w:firstLine="0pt"/>
+        <w:rPr>
+          <w:rFonts w:ascii="Arial" w:hAnsi="Arial" w:cs="Arial"/>
+          <w:lang w:val="en-GB"/>
+        </w:rPr>
+      </w:pPr>
+      <w:r>
+        <w:rPr>
+          <w:rFonts w:ascii="Arial" w:hAnsi="Arial" w:cs="Arial"/>
+          <w:noProof/>
+          <w:lang w:val="en-GB"/>
+        </w:rPr>
+        <w:drawing>
+          <wp:inline distT="0" distB="0" distL="0" distR="0" wp14:anchorId="5C60A735" wp14:editId="1F64966C">
+            <wp:extent cx="3086100" cy="1762125"/>
+            <wp:effectExtent l="0" t="0" r="0" b="9525"/>
+            <wp:docPr id="23164174" name="Picture 1"/>
+            <wp:cNvGraphicFramePr>
+              <a:graphicFrameLocks xmlns:a="http://purl.oclc.org/ooxml/drawingml/main" noChangeAspect="1"/>
+            </wp:cNvGraphicFramePr>
+            <a:graphic xmlns:a="http://purl.oclc.org/ooxml/drawingml/main">
+              <a:graphicData uri="http://purl.oclc.org/ooxml/drawingml/picture">
+                <pic:pic xmlns:pic="http://purl.oclc.org/ooxml/drawingml/picture">
+                  <pic:nvPicPr>
+                    <pic:cNvPr id="0" name="Picture 1"/>
+                    <pic:cNvPicPr>
+                      <a:picLocks noChangeAspect="1" noChangeArrowheads="1"/>
+                    </pic:cNvPicPr>
+                  </pic:nvPicPr>
+                  <pic:blipFill>
+                    <a:blip r:embed="rId14" cstate="print">
+                      <a:extLst>
+                        <a:ext uri="{28A0092B-C50C-407E-A947-70E740481C1C}">
+                          <a14:useLocalDpi xmlns:a14="http://schemas.microsoft.com/office/drawing/2010/main" val="0"/>
+                        </a:ext>
+                      </a:extLst>
+                    </a:blip>
+                    <a:srcRect/>
+                    <a:stretch>
+                      <a:fillRect/>
+                    </a:stretch>
+                  </pic:blipFill>
+                  <pic:spPr bwMode="auto">
+                    <a:xfrm>
+                      <a:off x="0" y="0"/>
+                      <a:ext cx="3086100" cy="1762125"/>
+                    </a:xfrm>
+                    <a:prstGeom prst="rect">
+                      <a:avLst/>
+                    </a:prstGeom>
+                    <a:noFill/>
+                    <a:ln>
+                      <a:noFill/>
+                    </a:ln>
+                  </pic:spPr>
+                </pic:pic>
+              </a:graphicData>
+            </a:graphic>
+          </wp:inline>
+        </w:drawing>
+      </w:r>
+    </w:p>
+    <w:p>
+      <w:pPr>
+        <w:pStyle w:val="figurecaption"/>
+        <w:spacing w:before="0pt" w:after="6pt"/>
+        <w:rPr>
+          <w:rFonts w:ascii="Arial" w:hAnsi="Arial" w:cs="Arial"/>
+          <w:lang w:val="en-GB"/>
+        </w:rPr>
+      </w:pPr>
+      <w:r>
+        <w:rPr>
+          <w:rFonts w:ascii="Arial" w:hAnsi="Arial" w:cs="Arial"/>
+        </w:rPr>
+        <w:tab/>
+      </w:r>
+      <w:r>
+        <w:rPr>
+          <w:rFonts w:ascii="Arial" w:hAnsi="Arial" w:cs="Arial"/>
+          <w:lang w:val="en-GB"/>
+        </w:rPr>
+        <w:t>Morphological Operations vs. (LAB &amp; HSV w/ K-Means Clustering vs. Bilateral &amp; Gaussian Noise Reduction)</w:t>
+      </w:r>
+    </w:p>
+    <w:p>
+      <w:pPr>
+        <w:pStyle w:val="BodyText"/>
+        <w:rPr>
+          <w:rFonts w:ascii="Arial" w:hAnsi="Arial" w:cs="Arial"/>
+          <w:lang w:val="en-GB"/>
+        </w:rPr>
+      </w:pPr>
+      <w:r>
+        <w:rPr>
+          <w:rFonts w:ascii="Arial" w:hAnsi="Arial" w:cs="Arial"/>
+          <w:lang w:val="en-GB"/>
+        </w:rPr>
+        <w:t>This in combination with the fact that CIELAB is used in pharmaceutical and medical sciences [2] affirmed our decision to stick with it for the purposes of segmenting WBCs.</w:t>
+      </w:r>
+    </w:p>
+    <w:p>
+      <w:pPr>
+        <w:pStyle w:val="Heading2"/>
+        <w:rPr>
+          <w:rFonts w:ascii="Arial" w:hAnsi="Arial" w:cs="Arial"/>
+        </w:rPr>
+      </w:pPr>
+      <w:r>
+        <w:rPr>
+          <w:rFonts w:ascii="Arial" w:hAnsi="Arial" w:cs="Arial"/>
+        </w:rPr>
+        <w:t>Noise Reduction</w:t>
+      </w:r>
+    </w:p>
+    <w:p>
+      <w:pPr>
+        <w:pStyle w:val="BodyText"/>
+        <w:rPr>
+          <w:rFonts w:ascii="Arial" w:hAnsi="Arial" w:cs="Arial"/>
+          <w:lang w:val="en-GB"/>
+        </w:rPr>
+      </w:pPr>
+      <w:r>
+        <w:rPr>
+          <w:rFonts w:ascii="Arial" w:hAnsi="Arial" w:cs="Arial"/>
+          <w:lang w:val="en-GB"/>
+        </w:rPr>
+        <w:t xml:space="preserve">Bilateral filtering was selected as the noise reduction technique </w:t>
+      </w:r>
+      <w:r>
+        <w:rPr>
+          <w:rFonts w:ascii="Arial" w:hAnsi="Arial" w:cs="Arial"/>
+          <w:lang w:val="en-GB"/>
+        </w:rPr>
+        <w:t>as</w:t>
+      </w:r>
+      <w:r>
+        <w:rPr>
+          <w:rFonts w:ascii="Arial" w:hAnsi="Arial" w:cs="Arial"/>
+          <w:lang w:val="en-GB"/>
+        </w:rPr>
+        <w:t xml:space="preserve"> it removes artefacts and noise whilst preserving sharp edges at cell boundaries. The OpenCV bilateralFilter() function was applied with parameters d=55, sigmaColor=150, and sigmaSpace=150, determined through systematic trial and error</w:t>
+      </w:r>
+      <w:r>
+        <w:rPr>
+          <w:rFonts w:ascii="Arial" w:hAnsi="Arial" w:cs="Arial"/>
+          <w:lang w:val="en-GB"/>
+        </w:rPr>
+        <w:t xml:space="preserve"> while testing against various thresholding and segmentation techniques</w:t>
+      </w:r>
+      <w:r>
+        <w:rPr>
+          <w:rFonts w:ascii="Arial" w:hAnsi="Arial" w:cs="Arial"/>
+          <w:lang w:val="en-GB"/>
+        </w:rPr>
+        <w:t>. These parameter values</w:t>
+      </w:r>
+      <w:r>
+        <w:rPr>
+          <w:rFonts w:ascii="Arial" w:hAnsi="Arial" w:cs="Arial"/>
+          <w:lang w:val="en-GB"/>
+        </w:rPr>
+        <w:t xml:space="preserve"> were set to </w:t>
+      </w:r>
+      <w:r>
+        <w:rPr>
+          <w:rFonts w:ascii="Arial" w:hAnsi="Arial" w:cs="Arial"/>
+          <w:lang w:val="en-GB"/>
+        </w:rPr>
+        <w:t>maintain border sharpness</w:t>
+      </w:r>
+      <w:r>
+        <w:rPr>
+          <w:rFonts w:ascii="Arial" w:hAnsi="Arial" w:cs="Arial"/>
+          <w:lang w:val="en-GB"/>
+        </w:rPr>
+        <w:t>, especially with cells that required a certain degree of manoeuvrability</w:t>
+      </w:r>
+      <w:r>
+        <w:rPr>
+          <w:rFonts w:ascii="Arial" w:hAnsi="Arial" w:cs="Arial"/>
+          <w:lang w:val="en-GB"/>
+        </w:rPr>
+        <w:t>. Comparison against Gaussian, mean, and median filtering confirmed that bilateral filtering produced the most complete cell borders with the least boundary degradation</w:t>
+      </w:r>
+      <w:r>
+        <w:rPr>
+          <w:rFonts w:ascii="Arial" w:hAnsi="Arial" w:cs="Arial"/>
+          <w:lang w:val="en-GB"/>
+        </w:rPr>
+        <w:t xml:space="preserve">, refer to Fig. </w:t>
+      </w:r>
+      <w:r>
+        <w:rPr>
+          <w:rFonts w:ascii="Arial" w:hAnsi="Arial" w:cs="Arial"/>
+          <w:lang w:val="en-GB"/>
+        </w:rPr>
+        <w:t>2. and Fig. 3.</w:t>
+      </w:r>
+      <w:r>
+        <w:rPr>
+          <w:rFonts w:ascii="Arial" w:hAnsi="Arial" w:cs="Arial"/>
+          <w:lang w:val="en-GB"/>
+        </w:rPr>
+        <w:t>, notably the first two rows for a clear view behind its effectiveness.</w:t>
+      </w:r>
+    </w:p>
+    <w:p>
+      <w:pPr>
+        <w:pStyle w:val="BodyText"/>
+        <w:ind w:firstLine="0pt"/>
+        <w:rPr>
+          <w:rFonts w:ascii="Arial" w:hAnsi="Arial" w:cs="Arial"/>
+          <w:lang w:val="en-GB"/>
+        </w:rPr>
+      </w:pPr>
+      <w:r>
+        <w:rPr>
+          <w:rFonts w:ascii="Arial" w:hAnsi="Arial" w:cs="Arial"/>
+          <w:noProof/>
+          <w:lang w:val="en-GB"/>
+        </w:rPr>
+        <w:drawing>
+          <wp:inline distT="0" distB="0" distL="0" distR="0" wp14:anchorId="2F16D7E2" wp14:editId="1B963F7F">
+            <wp:extent cx="3079750" cy="594995"/>
+            <wp:effectExtent l="0" t="0" r="6350" b="0"/>
+            <wp:docPr id="1211357637" name="Picture 5"/>
+            <wp:cNvGraphicFramePr>
+              <a:graphicFrameLocks xmlns:a="http://purl.oclc.org/ooxml/drawingml/main" noChangeAspect="1"/>
+            </wp:cNvGraphicFramePr>
+            <a:graphic xmlns:a="http://purl.oclc.org/ooxml/drawingml/main">
+              <a:graphicData uri="http://purl.oclc.org/ooxml/drawingml/picture">
+                <pic:pic xmlns:pic="http://purl.oclc.org/ooxml/drawingml/picture">
+                  <pic:nvPicPr>
+                    <pic:cNvPr id="0" name="Picture 5"/>
+                    <pic:cNvPicPr>
+                      <a:picLocks noChangeAspect="1" noChangeArrowheads="1"/>
+                    </pic:cNvPicPr>
+                  </pic:nvPicPr>
+                  <pic:blipFill>
+                    <a:blip r:embed="rId15" cstate="print">
+                      <a:extLst>
+                        <a:ext uri="{28A0092B-C50C-407E-A947-70E740481C1C}">
+                          <a14:useLocalDpi xmlns:a14="http://schemas.microsoft.com/office/drawing/2010/main" val="0"/>
+                        </a:ext>
+                      </a:extLst>
+                    </a:blip>
+                    <a:srcRect/>
+                    <a:stretch>
+                      <a:fillRect/>
+                    </a:stretch>
+                  </pic:blipFill>
+                  <pic:spPr bwMode="auto">
+                    <a:xfrm>
+                      <a:off x="0" y="0"/>
+                      <a:ext cx="3079750" cy="594995"/>
+                    </a:xfrm>
+                    <a:prstGeom prst="rect">
+                      <a:avLst/>
+                    </a:prstGeom>
+                    <a:noFill/>
+                    <a:ln>
+                      <a:noFill/>
+                    </a:ln>
+                  </pic:spPr>
+                </pic:pic>
+              </a:graphicData>
+            </a:graphic>
+          </wp:inline>
+        </w:drawing>
+      </w:r>
+    </w:p>
+    <w:p>
+      <w:pPr>
+        <w:pStyle w:val="figurecaption"/>
+        <w:spacing w:before="0pt" w:after="0pt"/>
+        <w:rPr>
+          <w:rFonts w:ascii="Arial" w:hAnsi="Arial" w:cs="Arial"/>
+          <w:lang w:val="en-GB"/>
+        </w:rPr>
+      </w:pPr>
+      <w:r>
+        <w:rPr>
+          <w:rFonts w:ascii="Arial" w:hAnsi="Arial" w:cs="Arial"/>
+        </w:rPr>
+        <w:tab/>
+      </w:r>
+      <w:r>
+        <w:rPr>
+          <w:rFonts w:ascii="Arial" w:hAnsi="Arial" w:cs="Arial"/>
+          <w:lang w:val="en-GB"/>
+        </w:rPr>
+        <w:t>Noise Reduction Comparison</w:t>
+      </w:r>
+    </w:p>
+    <w:p>
+      <w:pPr>
+        <w:pStyle w:val="Heading2"/>
+        <w:rPr>
+          <w:rFonts w:ascii="Arial" w:hAnsi="Arial" w:cs="Arial"/>
+        </w:rPr>
+      </w:pPr>
+      <w:r>
+        <w:rPr>
+          <w:rFonts w:ascii="Arial" w:hAnsi="Arial" w:cs="Arial"/>
+        </w:rPr>
+        <w:t>Thresholding and Segmentation</w:t>
+      </w:r>
+    </w:p>
+    <w:p>
+      <w:pPr>
+        <w:pStyle w:val="BodyText"/>
+        <w:rPr>
+          <w:rFonts w:ascii="Arial" w:hAnsi="Arial" w:cs="Arial"/>
+          <w:lang w:val="en-GB"/>
+        </w:rPr>
+      </w:pPr>
+      <w:r>
+        <w:rPr>
+          <w:rFonts w:ascii="Arial" w:hAnsi="Arial" w:cs="Arial"/>
+          <w:lang w:val="en-GB"/>
+        </w:rPr>
+        <w:t>After noise reduction, the image undergoes segmentation using K-means clustering. Unlike traditional thresholding methods such as Otsu’s, which work best for bimodal images, K-means handles multi-level thresholding by grouping similar pixels into K clusters. This effectively separates foreground objects from the background in images with complex intensity distributions. The algorithm was configured with a stopping criteria of 100 iterations or 70% accuracy threshold, with K=3 clusters, which is the standard practical setting to distinguish between background, cell cytoplasm, and cell nucleus regions. Comparison with Otsu’s method and adaptive thresholding confirmed that K-means produced superior results, particularly when combined with the LAB colour space</w:t>
+      </w:r>
+      <w:r>
+        <w:rPr>
+          <w:rFonts w:ascii="Arial" w:hAnsi="Arial" w:cs="Arial"/>
+          <w:lang w:val="en-GB"/>
+        </w:rPr>
+        <w:t xml:space="preserve">, as can be seen in Fig. </w:t>
+      </w:r>
+      <w:r>
+        <w:rPr>
+          <w:rFonts w:ascii="Arial" w:hAnsi="Arial" w:cs="Arial"/>
+          <w:lang w:val="en-GB"/>
+        </w:rPr>
+        <w:t>4</w:t>
+      </w:r>
+      <w:r>
+        <w:rPr>
+          <w:rFonts w:ascii="Arial" w:hAnsi="Arial" w:cs="Arial"/>
+          <w:lang w:val="en-GB"/>
+        </w:rPr>
+        <w:t xml:space="preserve"> and Fig. </w:t>
+      </w:r>
+      <w:r>
+        <w:rPr>
+          <w:rFonts w:ascii="Arial" w:hAnsi="Arial" w:cs="Arial"/>
+          <w:lang w:val="en-GB"/>
+        </w:rPr>
+        <w:t>5</w:t>
+      </w:r>
+      <w:r>
+        <w:rPr>
+          <w:rFonts w:ascii="Arial" w:hAnsi="Arial" w:cs="Arial"/>
+          <w:lang w:val="en-GB"/>
+        </w:rPr>
+        <w:t>.</w:t>
+      </w:r>
+    </w:p>
+    <w:p>
+      <w:pPr>
+        <w:pStyle w:val="BodyText"/>
+        <w:ind w:firstLine="0pt"/>
+        <w:rPr>
+          <w:rFonts w:ascii="Arial" w:hAnsi="Arial" w:cs="Arial"/>
+          <w:lang w:val="en-GB"/>
+        </w:rPr>
+      </w:pPr>
+      <w:r>
+        <w:rPr>
+          <w:rFonts w:ascii="Arial" w:hAnsi="Arial" w:cs="Arial"/>
+          <w:noProof/>
+          <w:lang w:val="en-GB"/>
+        </w:rPr>
+        <w:drawing>
+          <wp:inline distT="0" distB="0" distL="0" distR="0" wp14:anchorId="072B7D16" wp14:editId="22C12FCF">
+            <wp:extent cx="3076575" cy="552450"/>
+            <wp:effectExtent l="0" t="0" r="9525" b="0"/>
+            <wp:docPr id="1960152876" name="Picture 4"/>
+            <wp:cNvGraphicFramePr>
+              <a:graphicFrameLocks xmlns:a="http://purl.oclc.org/ooxml/drawingml/main" noChangeAspect="1"/>
+            </wp:cNvGraphicFramePr>
+            <a:graphic xmlns:a="http://purl.oclc.org/ooxml/drawingml/main">
+              <a:graphicData uri="http://purl.oclc.org/ooxml/drawingml/picture">
+                <pic:pic xmlns:pic="http://purl.oclc.org/ooxml/drawingml/picture">
+                  <pic:nvPicPr>
+                    <pic:cNvPr id="0" name="Picture 4"/>
+                    <pic:cNvPicPr>
+                      <a:picLocks noChangeAspect="1" noChangeArrowheads="1"/>
+                    </pic:cNvPicPr>
+                  </pic:nvPicPr>
+                  <pic:blipFill>
+                    <a:blip r:embed="rId16" cstate="print">
+                      <a:extLst>
+                        <a:ext uri="{28A0092B-C50C-407E-A947-70E740481C1C}">
+                          <a14:useLocalDpi xmlns:a14="http://schemas.microsoft.com/office/drawing/2010/main" val="0"/>
+                        </a:ext>
+                      </a:extLst>
+                    </a:blip>
+                    <a:srcRect/>
+                    <a:stretch>
+                      <a:fillRect/>
+                    </a:stretch>
+                  </pic:blipFill>
+                  <pic:spPr bwMode="auto">
+                    <a:xfrm>
+                      <a:off x="0" y="0"/>
+                      <a:ext cx="3076575" cy="552450"/>
+                    </a:xfrm>
+                    <a:prstGeom prst="rect">
+                      <a:avLst/>
+                    </a:prstGeom>
+                    <a:noFill/>
+                    <a:ln>
+                      <a:noFill/>
+                    </a:ln>
+                  </pic:spPr>
+                </pic:pic>
+              </a:graphicData>
+            </a:graphic>
+          </wp:inline>
+        </w:drawing>
+      </w:r>
+    </w:p>
+    <w:p>
+      <w:pPr>
+        <w:pStyle w:val="figurecaption"/>
+        <w:spacing w:before="0pt" w:after="0pt"/>
+        <w:rPr>
+          <w:rFonts w:ascii="Arial" w:hAnsi="Arial" w:cs="Arial"/>
+          <w:lang w:val="en-GB"/>
+        </w:rPr>
+      </w:pPr>
+      <w:r>
+        <w:rPr>
+          <w:rFonts w:ascii="Arial" w:hAnsi="Arial" w:cs="Arial"/>
+        </w:rPr>
+        <w:tab/>
+      </w:r>
+      <w:r>
+        <w:rPr>
+          <w:rFonts w:ascii="Arial" w:hAnsi="Arial" w:cs="Arial"/>
+          <w:lang w:val="en-GB"/>
+        </w:rPr>
+        <w:t>Thresholding &amp; Segmentation Comparison &amp; Evaluation</w:t>
+      </w:r>
+    </w:p>
+    <w:p>
+      <w:pPr>
+        <w:pStyle w:val="BodyText"/>
+        <w:ind w:firstLine="0pt"/>
+        <w:rPr>
+          <w:rFonts w:ascii="Arial" w:hAnsi="Arial" w:cs="Arial"/>
+          <w:lang w:val="en-GB"/>
+        </w:rPr>
+      </w:pPr>
+    </w:p>
+    <w:p>
+      <w:pPr>
+        <w:pStyle w:val="BodyText"/>
+        <w:ind w:firstLine="0pt"/>
+        <w:rPr>
+          <w:rFonts w:ascii="Arial" w:hAnsi="Arial" w:cs="Arial"/>
+          <w:lang w:val="en-GB"/>
+        </w:rPr>
+      </w:pPr>
+      <w:r>
+        <w:rPr>
+          <w:rFonts w:ascii="Arial" w:hAnsi="Arial" w:cs="Arial"/>
+          <w:noProof/>
+          <w:lang w:val="en-GB"/>
+        </w:rPr>
+        <w:drawing>
+          <wp:inline distT="0" distB="0" distL="0" distR="0" wp14:anchorId="1C8CFB47" wp14:editId="6F9E30C0">
+            <wp:extent cx="3086100" cy="1466850"/>
+            <wp:effectExtent l="0" t="0" r="0" b="0"/>
+            <wp:docPr id="101476229" name="Picture 2"/>
+            <wp:cNvGraphicFramePr>
+              <a:graphicFrameLocks xmlns:a="http://purl.oclc.org/ooxml/drawingml/main" noChangeAspect="1"/>
+            </wp:cNvGraphicFramePr>
+            <a:graphic xmlns:a="http://purl.oclc.org/ooxml/drawingml/main">
+              <a:graphicData uri="http://purl.oclc.org/ooxml/drawingml/picture">
+                <pic:pic xmlns:pic="http://purl.oclc.org/ooxml/drawingml/picture">
+                  <pic:nvPicPr>
+                    <pic:cNvPr id="0" name="Picture 2"/>
+                    <pic:cNvPicPr>
+                      <a:picLocks noChangeAspect="1" noChangeArrowheads="1"/>
+                    </pic:cNvPicPr>
+                  </pic:nvPicPr>
+                  <pic:blipFill>
+                    <a:blip r:embed="rId17" cstate="print">
+                      <a:extLst>
+                        <a:ext uri="{28A0092B-C50C-407E-A947-70E740481C1C}">
+                          <a14:useLocalDpi xmlns:a14="http://schemas.microsoft.com/office/drawing/2010/main" val="0"/>
+                        </a:ext>
+                      </a:extLst>
+                    </a:blip>
+                    <a:srcRect/>
+                    <a:stretch>
+                      <a:fillRect/>
+                    </a:stretch>
+                  </pic:blipFill>
+                  <pic:spPr bwMode="auto">
+                    <a:xfrm>
+                      <a:off x="0" y="0"/>
+                      <a:ext cx="3086100" cy="1466850"/>
+                    </a:xfrm>
+                    <a:prstGeom prst="rect">
+                      <a:avLst/>
+                    </a:prstGeom>
+                    <a:noFill/>
+                    <a:ln>
+                      <a:noFill/>
+                    </a:ln>
+                  </pic:spPr>
+                </pic:pic>
+              </a:graphicData>
+            </a:graphic>
+          </wp:inline>
+        </w:drawing>
+      </w:r>
+    </w:p>
+    <w:p>
+      <w:pPr>
+        <w:pStyle w:val="figurecaption"/>
+        <w:spacing w:before="0pt" w:after="0pt"/>
+        <w:rPr>
+          <w:rFonts w:ascii="Arial" w:hAnsi="Arial" w:cs="Arial"/>
+          <w:lang w:val="en-MY"/>
+        </w:rPr>
+      </w:pPr>
+      <w:r>
+        <w:rPr>
+          <w:rFonts w:ascii="Arial" w:hAnsi="Arial" w:cs="Arial"/>
+        </w:rPr>
+        <w:tab/>
+      </w:r>
+      <w:r>
+        <w:rPr>
+          <w:rFonts w:ascii="Arial" w:hAnsi="Arial" w:cs="Arial"/>
+        </w:rPr>
+        <w:t>Thresholding and Segmentation vs. Noise Reduction Techniques</w:t>
+      </w:r>
+    </w:p>
+    <w:p>
+      <w:pPr>
+        <w:pStyle w:val="Heading2"/>
+        <w:rPr>
+          <w:rFonts w:ascii="Arial" w:hAnsi="Arial" w:cs="Arial"/>
+        </w:rPr>
+      </w:pPr>
+      <w:r>
+        <w:rPr>
+          <w:rFonts w:ascii="Arial" w:hAnsi="Arial" w:cs="Arial"/>
+        </w:rPr>
+        <w:t>Morphological Operations and Contour Filtering</w:t>
+      </w:r>
+    </w:p>
+    <w:p>
+      <w:pPr>
+        <w:pStyle w:val="BodyText"/>
+        <w:rPr>
+          <w:rFonts w:ascii="Arial" w:hAnsi="Arial" w:cs="Arial"/>
+          <w:lang w:val="en-GB"/>
+        </w:rPr>
+      </w:pPr>
+      <w:r>
+        <w:rPr>
+          <w:rFonts w:ascii="Arial" w:hAnsi="Arial" w:cs="Arial"/>
+          <w:lang w:val="en-GB"/>
+        </w:rPr>
+        <w:t xml:space="preserve">Following segmentation, binary processing techniques </w:t>
+      </w:r>
+      <w:r>
+        <w:rPr>
+          <w:rFonts w:ascii="Arial" w:hAnsi="Arial" w:cs="Arial"/>
+          <w:lang w:val="en-GB"/>
+        </w:rPr>
+        <w:t>were</w:t>
+      </w:r>
+      <w:r>
+        <w:rPr>
+          <w:rFonts w:ascii="Arial" w:hAnsi="Arial" w:cs="Arial"/>
+          <w:lang w:val="en-GB"/>
+        </w:rPr>
+        <w:t xml:space="preserve"> applied to clean the mask. Several approaches were compared, including morphological opening, closing, opening-closing combinations, connected component labelling, and contour filtering. </w:t>
+      </w:r>
+      <w:r>
+        <w:rPr>
+          <w:rFonts w:ascii="Arial" w:hAnsi="Arial" w:cs="Arial"/>
+          <w:lang w:val="en-GB"/>
+        </w:rPr>
+        <w:t xml:space="preserve">It </w:t>
+      </w:r>
+      <w:r>
+        <w:rPr>
+          <w:rFonts w:ascii="Arial" w:hAnsi="Arial" w:cs="Arial"/>
+          <w:lang w:val="en-GB"/>
+        </w:rPr>
+        <w:t>ended</w:t>
+      </w:r>
+      <w:r>
+        <w:rPr>
+          <w:rFonts w:ascii="Arial" w:hAnsi="Arial" w:cs="Arial"/>
+          <w:lang w:val="en-GB"/>
+        </w:rPr>
+        <w:t xml:space="preserve"> </w:t>
+      </w:r>
+      <w:r>
+        <w:rPr>
+          <w:rFonts w:ascii="Arial" w:hAnsi="Arial" w:cs="Arial"/>
+          <w:lang w:val="en-GB"/>
+        </w:rPr>
+        <w:t xml:space="preserve">at a </w:t>
+      </w:r>
+      <w:r>
+        <w:rPr>
+          <w:rFonts w:ascii="Arial" w:hAnsi="Arial" w:cs="Arial"/>
+          <w:lang w:val="en-GB"/>
+        </w:rPr>
+        <w:t xml:space="preserve">tie between </w:t>
+      </w:r>
+      <w:r>
+        <w:rPr>
+          <w:rFonts w:ascii="Arial" w:hAnsi="Arial" w:cs="Arial"/>
+          <w:lang w:val="en-GB"/>
+        </w:rPr>
+        <w:t>Contour filtering</w:t>
+      </w:r>
+      <w:r>
+        <w:rPr>
+          <w:rFonts w:ascii="Arial" w:hAnsi="Arial" w:cs="Arial"/>
+          <w:lang w:val="en-GB"/>
+        </w:rPr>
+        <w:t xml:space="preserve"> and </w:t>
+      </w:r>
+      <w:proofErr w:type="gramStart"/>
+      <w:r>
+        <w:rPr>
+          <w:rFonts w:ascii="Arial" w:hAnsi="Arial" w:cs="Arial"/>
+          <w:lang w:val="en-GB"/>
+        </w:rPr>
+        <w:t>Closing</w:t>
+      </w:r>
+      <w:proofErr w:type="gramEnd"/>
+      <w:r>
+        <w:rPr>
+          <w:rFonts w:ascii="Arial" w:hAnsi="Arial" w:cs="Arial"/>
+          <w:lang w:val="en-GB"/>
+        </w:rPr>
+        <w:t xml:space="preserve"> as they</w:t>
+      </w:r>
+      <w:r>
+        <w:rPr>
+          <w:rFonts w:ascii="Arial" w:hAnsi="Arial" w:cs="Arial"/>
+          <w:lang w:val="en-GB"/>
+        </w:rPr>
+        <w:t xml:space="preserve"> produced the </w:t>
+      </w:r>
+      <w:r>
+        <w:rPr>
+          <w:rFonts w:ascii="Arial" w:hAnsi="Arial" w:cs="Arial"/>
+          <w:lang w:val="en-GB"/>
+        </w:rPr>
+        <w:t xml:space="preserve">most reliable </w:t>
+      </w:r>
+      <w:r>
+        <w:rPr>
+          <w:rFonts w:ascii="Arial" w:hAnsi="Arial" w:cs="Arial"/>
+          <w:lang w:val="en-GB"/>
+        </w:rPr>
+        <w:t>output when combined with the LAB colour space, bilateral filtering, and K-means segmentation. This method identifies connected regions in the binary mask and retains only the largest contour by area, which typically corresponds to the target cell</w:t>
+      </w:r>
+      <w:r>
+        <w:rPr>
+          <w:rFonts w:ascii="Arial" w:hAnsi="Arial" w:cs="Arial"/>
+          <w:lang w:val="en-GB"/>
+        </w:rPr>
+        <w:t>, in addition to that Contour filtering managed to retain the smaller, partially extended nodules detailed in the prior Figures</w:t>
+      </w:r>
+      <w:r>
+        <w:rPr>
+          <w:rFonts w:ascii="Arial" w:hAnsi="Arial" w:cs="Arial"/>
+          <w:lang w:val="en-GB"/>
+        </w:rPr>
+        <w:t xml:space="preserve">. </w:t>
+      </w:r>
+    </w:p>
+    <w:p>
+      <w:pPr>
+        <w:pStyle w:val="Heading2"/>
+        <w:rPr>
+          <w:rFonts w:ascii="Arial" w:hAnsi="Arial" w:cs="Arial"/>
+        </w:rPr>
+      </w:pPr>
+      <w:r>
+        <w:rPr>
+          <w:rFonts w:ascii="Arial" w:hAnsi="Arial" w:cs="Arial"/>
+        </w:rPr>
+        <w:t>Evaluation Metrics</w:t>
+      </w:r>
+    </w:p>
+    <w:p>
+      <w:pPr>
+        <w:pStyle w:val="BodyText"/>
+        <w:rPr>
+          <w:rFonts w:ascii="Arial" w:hAnsi="Arial" w:cs="Arial"/>
+          <w:lang w:val="en-GB"/>
+        </w:rPr>
+      </w:pPr>
+      <w:r>
+        <w:rPr>
+          <w:rFonts w:ascii="Arial" w:hAnsi="Arial" w:cs="Arial"/>
+          <w:lang w:val="en-GB"/>
+        </w:rPr>
+        <w:t xml:space="preserve">The </w:t>
+      </w:r>
+      <w:r>
+        <w:rPr>
+          <w:rFonts w:ascii="Arial" w:hAnsi="Arial" w:cs="Arial"/>
+          <w:lang w:val="en-GB"/>
+        </w:rPr>
+        <w:t xml:space="preserve">segmentation </w:t>
+      </w:r>
+      <w:r>
+        <w:rPr>
+          <w:rFonts w:ascii="Arial" w:hAnsi="Arial" w:cs="Arial"/>
+          <w:lang w:val="en-GB"/>
+        </w:rPr>
+        <w:t xml:space="preserve">pipeline was evaluated using </w:t>
+      </w:r>
+      <w:r>
+        <w:rPr>
+          <w:rFonts w:ascii="Arial" w:hAnsi="Arial" w:cs="Arial"/>
+          <w:lang w:val="en-GB"/>
+        </w:rPr>
+        <w:t>four</w:t>
+      </w:r>
+      <w:r>
+        <w:rPr>
+          <w:rFonts w:ascii="Arial" w:hAnsi="Arial" w:cs="Arial"/>
+          <w:lang w:val="en-GB"/>
+        </w:rPr>
+        <w:t xml:space="preserve"> standard metrics</w:t>
+      </w:r>
+      <w:r>
+        <w:rPr>
+          <w:rFonts w:ascii="Arial" w:hAnsi="Arial" w:cs="Arial"/>
+          <w:lang w:val="en-GB"/>
+        </w:rPr>
+        <w:t xml:space="preserve">: </w:t>
+      </w:r>
+      <w:proofErr w:type="spellStart"/>
+      <w:r>
+        <w:rPr>
+          <w:rFonts w:ascii="Arial" w:hAnsi="Arial" w:cs="Arial"/>
+          <w:lang w:val="en-GB"/>
+        </w:rPr>
+        <w:t>IoU</w:t>
+      </w:r>
+      <w:proofErr w:type="spellEnd"/>
+      <w:r>
+        <w:rPr>
+          <w:rFonts w:ascii="Arial" w:hAnsi="Arial" w:cs="Arial"/>
+          <w:lang w:val="en-GB"/>
+        </w:rPr>
+        <w:t>, Dice Coefficient, Precision, and Accuracy</w:t>
+      </w:r>
+      <w:r>
+        <w:rPr>
+          <w:rFonts w:ascii="Arial" w:hAnsi="Arial" w:cs="Arial"/>
+          <w:lang w:val="en-GB"/>
+        </w:rPr>
+        <w:t>.</w:t>
+      </w:r>
+      <w:r>
+        <w:rPr>
+          <w:rFonts w:ascii="Arial" w:hAnsi="Arial" w:cs="Arial"/>
+          <w:lang w:val="en-GB"/>
+        </w:rPr>
+        <w:t xml:space="preserve"> </w:t>
+      </w:r>
+    </w:p>
+    <w:p>
+      <w:pPr>
+        <w:pStyle w:val="BodyText"/>
+        <w:rPr>
+          <w:rFonts w:ascii="Arial" w:hAnsi="Arial" w:cs="Arial"/>
+          <w:lang w:val="en-GB"/>
+        </w:rPr>
+      </w:pPr>
+      <w:r>
+        <w:rPr>
+          <w:rFonts w:ascii="Arial" w:hAnsi="Arial" w:cs="Arial"/>
+          <w:lang w:val="en-GB"/>
+        </w:rPr>
+        <w:t xml:space="preserve">Jaccard’s Index (commonly known as </w:t>
+      </w:r>
+      <w:r>
+        <w:rPr>
+          <w:rFonts w:ascii="Arial" w:hAnsi="Arial" w:cs="Arial"/>
+          <w:lang w:val="en-GB"/>
+        </w:rPr>
+        <w:t>Intersection over Union (</w:t>
+      </w:r>
+      <w:proofErr w:type="spellStart"/>
+      <w:r>
+        <w:rPr>
+          <w:rFonts w:ascii="Arial" w:hAnsi="Arial" w:cs="Arial"/>
+          <w:lang w:val="en-GB"/>
+        </w:rPr>
+        <w:t>IoU</w:t>
+      </w:r>
+      <w:proofErr w:type="spellEnd"/>
+      <w:r>
+        <w:rPr>
+          <w:rFonts w:ascii="Arial" w:hAnsi="Arial" w:cs="Arial"/>
+          <w:lang w:val="en-GB"/>
+        </w:rPr>
+        <w:t>)</w:t>
+      </w:r>
+      <w:r>
+        <w:rPr>
+          <w:rFonts w:ascii="Arial" w:hAnsi="Arial" w:cs="Arial"/>
+          <w:lang w:val="en-GB"/>
+        </w:rPr>
+        <w:t xml:space="preserve">) </w:t>
+      </w:r>
+      <w:r>
+        <w:rPr>
+          <w:rFonts w:ascii="Arial" w:hAnsi="Arial" w:cs="Arial"/>
+          <w:lang w:val="en-GB"/>
+        </w:rPr>
+        <w:t>measures the overlap between predicted and ground-truth masks</w:t>
+      </w:r>
+      <w:r>
+        <w:rPr>
+          <w:rFonts w:ascii="Arial" w:hAnsi="Arial" w:cs="Arial"/>
+          <w:lang w:val="en-GB"/>
+        </w:rPr>
+        <w:t xml:space="preserve">, it provides a stricter </w:t>
+      </w:r>
+      <w:r>
+        <w:rPr>
+          <w:rFonts w:ascii="Arial" w:hAnsi="Arial" w:cs="Arial"/>
+          <w:lang w:val="en-GB"/>
+        </w:rPr>
+        <w:t>penalty</w:t>
+      </w:r>
+      <w:r>
+        <w:rPr>
+          <w:rFonts w:ascii="Arial" w:hAnsi="Arial" w:cs="Arial"/>
+          <w:lang w:val="en-GB"/>
+        </w:rPr>
+        <w:t xml:space="preserve"> for poor segmentation and</w:t>
+      </w:r>
+      <w:r>
+        <w:rPr>
+          <w:rFonts w:ascii="Arial" w:hAnsi="Arial" w:cs="Arial"/>
+          <w:lang w:val="en-GB"/>
+        </w:rPr>
+        <w:t xml:space="preserve"> is given using:</w:t>
+      </w:r>
+    </w:p>
+    <w:p>
+      <w:pPr>
+        <w:pStyle w:val="equation"/>
+        <w:rPr>
+          <w:rFonts w:ascii="Arial" w:hAnsi="Arial" w:cs="Arial"/>
+        </w:rPr>
+      </w:pPr>
+      <w:r>
+        <w:rPr>
+          <w:rFonts w:ascii="Arial" w:hAnsi="Arial" w:cs="Arial"/>
+        </w:rPr>
+        <w:lastRenderedPageBreak/>
+        <w:tab/>
+      </w:r>
+      <w:proofErr w:type="spellStart"/>
+      <w:r>
+        <w:rPr>
+          <w:rFonts w:ascii="Arial" w:hAnsi="Arial" w:cs="Arial"/>
+        </w:rPr>
+        <w:t>IoU</w:t>
+      </w:r>
+      <w:proofErr w:type="spellEnd"/>
+      <w:r>
+        <w:rPr>
+          <w:rFonts w:ascii="Arial" w:hAnsi="Arial" w:cs="Arial"/>
+        </w:rPr>
+        <w:t xml:space="preserve"> = </w:t>
+      </w:r>
+      <m:oMath>
+        <m:f>
+          <m:fPr>
+            <m:ctrlPr>
+              <w:rPr>
+                <w:rFonts w:ascii="Cambria Math" w:hAnsi="Cambria Math" w:cs="Arial"/>
+                <w:i/>
+              </w:rPr>
+            </m:ctrlPr>
+          </m:fPr>
+          <m:num>
+            <m:r>
+              <w:rPr>
+                <w:rFonts w:ascii="Cambria Math" w:hAnsi="Cambria Math" w:cs="Arial"/>
+              </w:rPr>
+              <m:t>TP</m:t>
+            </m:r>
+          </m:num>
+          <m:den>
+            <m:r>
+              <w:rPr>
+                <w:rFonts w:ascii="Cambria Math" w:hAnsi="Cambria Math" w:cs="Arial"/>
+              </w:rPr>
+              <m:t>TP+FP+FN</m:t>
+            </m:r>
+          </m:den>
+        </m:f>
+      </m:oMath>
+      <w:r>
+        <w:rPr>
+          <w:rFonts w:ascii="Arial" w:hAnsi="Arial" w:cs="Arial"/>
+        </w:rPr>
+        <w:tab/>
+        <w:t>(1)</w:t>
+      </w:r>
+    </w:p>
+    <w:p>
+      <w:pPr>
+        <w:pStyle w:val="BodyText"/>
+        <w:ind w:firstLine="0pt"/>
+        <w:rPr>
+          <w:rFonts w:ascii="Arial" w:hAnsi="Arial" w:cs="Arial"/>
+          <w:lang w:val="en-GB"/>
+        </w:rPr>
+      </w:pPr>
+      <w:r>
+        <w:rPr>
+          <w:rFonts w:ascii="Arial" w:hAnsi="Arial" w:cs="Arial"/>
+          <w:lang w:val="en-GB"/>
+        </w:rPr>
+        <w:tab/>
+        <w:t xml:space="preserve">The Dice Coefficient (DSC) </w:t>
+      </w:r>
+      <w:r>
+        <w:rPr>
+          <w:rFonts w:ascii="Arial" w:hAnsi="Arial" w:cs="Arial"/>
+          <w:lang w:val="en-GB"/>
+        </w:rPr>
+        <w:t xml:space="preserve">also </w:t>
+      </w:r>
+      <w:r>
+        <w:rPr>
+          <w:rFonts w:ascii="Arial" w:hAnsi="Arial" w:cs="Arial"/>
+          <w:lang w:val="en-GB"/>
+        </w:rPr>
+        <w:t>measures the</w:t>
+      </w:r>
+      <w:r>
+        <w:rPr>
+          <w:rFonts w:ascii="Arial" w:hAnsi="Arial" w:cs="Arial"/>
+          <w:lang w:val="en-GB"/>
+        </w:rPr>
+        <w:t xml:space="preserve"> overlap between two segmentation masks and is used as a loss function due to its differentiability; it is given using:</w:t>
+      </w:r>
+    </w:p>
+    <w:p>
+      <w:pPr>
+        <w:pStyle w:val="equation"/>
+        <w:rPr>
+          <w:rFonts w:ascii="Arial" w:hAnsi="Arial" w:cs="Arial"/>
+        </w:rPr>
+      </w:pPr>
+      <w:r>
+        <w:rPr>
+          <w:rFonts w:ascii="Arial" w:hAnsi="Arial" w:cs="Arial"/>
+        </w:rPr>
+        <w:tab/>
+      </w:r>
+      <w:r>
+        <w:rPr>
+          <w:rFonts w:ascii="Arial" w:hAnsi="Arial" w:cs="Arial"/>
+        </w:rPr>
+        <w:t>DSC</w:t>
+      </w:r>
+      <w:r>
+        <w:rPr>
+          <w:rFonts w:ascii="Arial" w:hAnsi="Arial" w:cs="Arial"/>
+        </w:rPr>
+        <w:t xml:space="preserve"> = </w:t>
+      </w:r>
+      <m:oMath>
+        <m:f>
+          <m:fPr>
+            <m:ctrlPr>
+              <w:rPr>
+                <w:rFonts w:ascii="Cambria Math" w:hAnsi="Cambria Math" w:cs="Arial"/>
+                <w:i/>
+              </w:rPr>
+            </m:ctrlPr>
+          </m:fPr>
+          <m:num>
+            <m:r>
+              <w:rPr>
+                <w:rFonts w:ascii="Cambria Math" w:hAnsi="Cambria Math" w:cs="Arial"/>
+              </w:rPr>
+              <m:t>2</m:t>
+            </m:r>
+            <m:r>
+              <w:rPr>
+                <w:rFonts w:ascii="Cambria Math" w:hAnsi="Cambria Math" w:cs="Arial"/>
+              </w:rPr>
+              <m:t>TP</m:t>
+            </m:r>
+          </m:num>
+          <m:den>
+            <m:r>
+              <w:rPr>
+                <w:rFonts w:ascii="Cambria Math" w:hAnsi="Cambria Math" w:cs="Arial"/>
+              </w:rPr>
+              <m:t>2</m:t>
+            </m:r>
+            <m:r>
+              <w:rPr>
+                <w:rFonts w:ascii="Cambria Math" w:hAnsi="Cambria Math" w:cs="Arial"/>
+              </w:rPr>
+              <m:t>TP+FP+FN</m:t>
+            </m:r>
+          </m:den>
+        </m:f>
+      </m:oMath>
+      <w:r>
+        <w:rPr>
+          <w:rFonts w:ascii="Arial" w:hAnsi="Arial" w:cs="Arial"/>
+        </w:rPr>
+        <w:tab/>
+        <w:t>(</w:t>
+      </w:r>
+      <w:r>
+        <w:rPr>
+          <w:rFonts w:ascii="Arial" w:hAnsi="Arial" w:cs="Arial"/>
+        </w:rPr>
+        <w:t>2</w:t>
+      </w:r>
+      <w:r>
+        <w:rPr>
+          <w:rFonts w:ascii="Arial" w:hAnsi="Arial" w:cs="Arial"/>
+        </w:rPr>
+        <w:t>)</w:t>
+      </w:r>
+    </w:p>
+    <w:p>
+      <w:pPr>
+        <w:pStyle w:val="BodyText"/>
+        <w:ind w:firstLine="0pt"/>
+        <w:rPr>
+          <w:rFonts w:ascii="Arial" w:hAnsi="Arial" w:cs="Arial"/>
+          <w:lang w:val="en-GB"/>
+        </w:rPr>
+      </w:pPr>
+      <w:r>
+        <w:rPr>
+          <w:rFonts w:ascii="Arial" w:hAnsi="Arial" w:cs="Arial"/>
+          <w:lang w:val="en-GB"/>
+        </w:rPr>
+        <w:tab/>
+        <w:t>The Precision &amp; Accuracy metrics focus on measuring the consistency of results and the closeness to the true value, where precision focuses on minimizing false positives and accuracy was used as a general metric; it is given using:</w:t>
+      </w:r>
+    </w:p>
+    <w:p>
+      <w:pPr>
+        <w:pStyle w:val="equation"/>
+        <w:rPr>
+          <w:rFonts w:ascii="Arial" w:hAnsi="Arial" w:cs="Arial"/>
+        </w:rPr>
+      </w:pPr>
+      <w:r>
+        <w:rPr>
+          <w:rFonts w:ascii="Arial" w:hAnsi="Arial" w:cs="Arial"/>
+        </w:rPr>
+        <w:tab/>
+      </w:r>
+      <w:r>
+        <w:rPr>
+          <w:rFonts w:ascii="Arial" w:hAnsi="Arial" w:cs="Arial"/>
+        </w:rPr>
+        <w:t>Precision</w:t>
+      </w:r>
+      <w:r>
+        <w:rPr>
+          <w:rFonts w:ascii="Arial" w:hAnsi="Arial" w:cs="Arial"/>
+        </w:rPr>
+        <w:t xml:space="preserve"> = </w:t>
+      </w:r>
+      <m:oMath>
+        <m:f>
+          <m:fPr>
+            <m:ctrlPr>
+              <w:rPr>
+                <w:rFonts w:ascii="Cambria Math" w:hAnsi="Cambria Math" w:cs="Arial"/>
+                <w:i/>
+              </w:rPr>
+            </m:ctrlPr>
+          </m:fPr>
+          <m:num>
+            <m:r>
+              <w:rPr>
+                <w:rFonts w:ascii="Cambria Math" w:hAnsi="Cambria Math" w:cs="Arial"/>
+              </w:rPr>
+              <m:t>TP</m:t>
+            </m:r>
+          </m:num>
+          <m:den>
+            <m:r>
+              <w:rPr>
+                <w:rFonts w:ascii="Cambria Math" w:hAnsi="Cambria Math" w:cs="Arial"/>
+              </w:rPr>
+              <m:t>TP+FP</m:t>
+            </m:r>
+          </m:den>
+        </m:f>
+      </m:oMath>
+      <w:r>
+        <w:rPr>
+          <w:rFonts w:ascii="Arial" w:hAnsi="Arial" w:cs="Arial"/>
+        </w:rPr>
+        <w:tab/>
+        <w:t>(</w:t>
+      </w:r>
+      <w:r>
+        <w:rPr>
+          <w:rFonts w:ascii="Arial" w:hAnsi="Arial" w:cs="Arial"/>
+        </w:rPr>
+        <w:t>3</w:t>
+      </w:r>
+      <w:r>
+        <w:rPr>
+          <w:rFonts w:ascii="Arial" w:hAnsi="Arial" w:cs="Arial"/>
+        </w:rPr>
+        <w:t>)</w:t>
+      </w:r>
+    </w:p>
+    <w:p>
+      <w:pPr>
+        <w:pStyle w:val="equation"/>
+        <w:rPr>
+          <w:rFonts w:ascii="Arial" w:hAnsi="Arial" w:cs="Arial"/>
+        </w:rPr>
+      </w:pPr>
+      <w:r>
+        <w:rPr>
+          <w:rFonts w:ascii="Arial" w:hAnsi="Arial" w:cs="Arial"/>
+        </w:rPr>
+        <w:tab/>
+      </w:r>
+      <w:r>
+        <w:rPr>
+          <w:rFonts w:ascii="Arial" w:hAnsi="Arial" w:cs="Arial"/>
+        </w:rPr>
+        <w:t>Accuracy</w:t>
+      </w:r>
+      <w:r>
+        <w:rPr>
+          <w:rFonts w:ascii="Arial" w:hAnsi="Arial" w:cs="Arial"/>
+        </w:rPr>
+        <w:t xml:space="preserve"> = </w:t>
+      </w:r>
+      <m:oMath>
+        <m:f>
+          <m:fPr>
+            <m:ctrlPr>
+              <w:rPr>
+                <w:rFonts w:ascii="Cambria Math" w:hAnsi="Cambria Math" w:cs="Arial"/>
+                <w:i/>
+              </w:rPr>
+            </m:ctrlPr>
+          </m:fPr>
+          <m:num>
+            <m:r>
+              <w:rPr>
+                <w:rFonts w:ascii="Cambria Math" w:hAnsi="Cambria Math" w:cs="Arial"/>
+              </w:rPr>
+              <m:t>TP</m:t>
+            </m:r>
+            <m:r>
+              <w:rPr>
+                <w:rFonts w:ascii="Cambria Math" w:hAnsi="Cambria Math" w:cs="Arial"/>
+              </w:rPr>
+              <m:t>+TN</m:t>
+            </m:r>
+          </m:num>
+          <m:den>
+            <m:r>
+              <w:rPr>
+                <w:rFonts w:ascii="Cambria Math" w:hAnsi="Cambria Math" w:cs="Arial"/>
+              </w:rPr>
+              <m:t>T</m:t>
+            </m:r>
+            <m:r>
+              <w:rPr>
+                <w:rFonts w:ascii="Cambria Math" w:hAnsi="Cambria Math" w:cs="Arial"/>
+              </w:rPr>
+              <m:t>P+FP+FN</m:t>
+            </m:r>
+            <m:r>
+              <w:rPr>
+                <w:rFonts w:ascii="Cambria Math" w:hAnsi="Cambria Math" w:cs="Arial"/>
+              </w:rPr>
+              <m:t>+TN</m:t>
+            </m:r>
+          </m:den>
+        </m:f>
+      </m:oMath>
+      <w:r>
+        <w:rPr>
+          <w:rFonts w:ascii="Arial" w:hAnsi="Arial" w:cs="Arial"/>
+        </w:rPr>
+        <w:tab/>
+        <w:t>(</w:t>
+      </w:r>
+      <w:r>
+        <w:rPr>
+          <w:rFonts w:ascii="Arial" w:hAnsi="Arial" w:cs="Arial"/>
+        </w:rPr>
+        <w:t>4</w:t>
+      </w:r>
+      <w:r>
+        <w:rPr>
+          <w:rFonts w:ascii="Arial" w:hAnsi="Arial" w:cs="Arial"/>
+        </w:rPr>
+        <w:t>)</w:t>
+      </w:r>
+    </w:p>
+    <w:p>
+      <w:pPr>
+        <w:pStyle w:val="BodyText"/>
+        <w:rPr>
+          <w:rFonts w:ascii="Arial" w:hAnsi="Arial" w:cs="Arial"/>
+          <w:lang w:val="en-GB"/>
+        </w:rPr>
+      </w:pPr>
+      <w:r>
+        <w:rPr>
+          <w:rFonts w:ascii="Arial" w:hAnsi="Arial" w:cs="Arial"/>
+          <w:lang w:val="en-GB"/>
+        </w:rPr>
+        <w:t xml:space="preserve">In addition to the preliminary metrics conducted during the segmentation section, the usage of the </w:t>
+      </w:r>
+      <w:r>
+        <w:rPr>
+          <w:rFonts w:ascii="Arial" w:hAnsi="Arial" w:cs="Arial"/>
+          <w:lang w:val="en-GB"/>
+        </w:rPr>
+        <w:t>provided “</w:t>
+      </w:r>
+      <w:proofErr w:type="spellStart"/>
+      <w:r>
+        <w:rPr>
+          <w:rFonts w:ascii="Arial" w:hAnsi="Arial" w:cs="Arial"/>
+          <w:lang w:val="en-GB"/>
+        </w:rPr>
+        <w:t>myevalsdk</w:t>
+      </w:r>
+      <w:proofErr w:type="spellEnd"/>
+      <w:r>
+        <w:rPr>
+          <w:rFonts w:ascii="Arial" w:hAnsi="Arial" w:cs="Arial"/>
+          <w:lang w:val="en-GB"/>
+        </w:rPr>
+        <w:t>”</w:t>
+      </w:r>
+      <w:r>
+        <w:rPr>
+          <w:rFonts w:ascii="Arial" w:hAnsi="Arial" w:cs="Arial"/>
+          <w:lang w:val="en-GB"/>
+        </w:rPr>
+        <w:t xml:space="preserve"> black-box SDK incorporated </w:t>
+      </w:r>
+      <w:r>
+        <w:rPr>
+          <w:rFonts w:ascii="Arial" w:hAnsi="Arial" w:cs="Arial"/>
+          <w:lang w:val="en-GB"/>
+        </w:rPr>
+        <w:t>more variants of the aforementioned metrics, including:</w:t>
+      </w:r>
+    </w:p>
+    <w:p>
+      <w:pPr>
+        <w:pStyle w:val="BodyText"/>
+        <w:numPr>
+          <w:ilvl w:val="0"/>
+          <w:numId w:val="25"/>
+        </w:numPr>
+        <w:rPr>
+          <w:rFonts w:ascii="Arial" w:hAnsi="Arial" w:cs="Arial"/>
           <w:color w:val="0000FF"/>
           <w:lang w:val="en-GB"/>
         </w:rPr>
@@ -684,964 +2417,3811 @@
       <w:r>
         <w:rPr>
           <w:rFonts w:ascii="Arial" w:hAnsi="Arial" w:cs="Arial"/>
+          <w:lang w:val="en-GB"/>
+        </w:rPr>
+        <w:t>Macro &amp; Micro Intersection over Union</w:t>
+      </w:r>
+    </w:p>
+    <w:p>
+      <w:pPr>
+        <w:pStyle w:val="BodyText"/>
+        <w:numPr>
+          <w:ilvl w:val="0"/>
+          <w:numId w:val="25"/>
+        </w:numPr>
+        <w:rPr>
+          <w:rFonts w:ascii="Arial" w:hAnsi="Arial" w:cs="Arial"/>
           <w:color w:val="0000FF"/>
           <w:lang w:val="en-GB"/>
         </w:rPr>
-        <w:t>The template is used to format your paper and style the text. All margins, column widths, line spaces, and text fonts are prescribed; please do not alter them. You may note peculiarities. For example, the head margin in this template measures proportionately more than is customary. This measurement and others are deliberate, using specifications that anticipate your paper as one part of the entire proceedings, and not as an independent document. Please do not revise any of the current designations.</w:t>
-      </w:r>
-    </w:p>
-    <w:p>
-      <w:pPr>
-        <w:pStyle w:val="Heading1"/>
-        <w:rPr>
-          <w:rFonts w:ascii="Arial" w:hAnsi="Arial" w:cs="Arial"/>
-        </w:rPr>
-      </w:pPr>
-      <w:r>
-        <w:rPr>
-          <w:rFonts w:ascii="Arial" w:hAnsi="Arial" w:cs="Arial"/>
-        </w:rPr>
-        <w:t>Methdology</w:t>
+      </w:pPr>
+      <w:r>
+        <w:rPr>
+          <w:rFonts w:ascii="Arial" w:hAnsi="Arial" w:cs="Arial"/>
+          <w:lang w:val="en-GB"/>
+        </w:rPr>
+        <w:t>Macro &amp; Micro Dice Coefficient</w:t>
       </w:r>
     </w:p>
     <w:p>
       <w:pPr>
         <w:pStyle w:val="BodyText"/>
-        <w:rPr>
-          <w:rFonts w:ascii="Arial" w:hAnsi="Arial" w:cs="Arial"/>
-          <w:color w:val="FF0000"/>
-          <w:lang w:val="en-GB"/>
-        </w:rPr>
-      </w:pPr>
-      <w:r>
-        <w:rPr>
-          <w:rFonts w:ascii="Arial" w:hAnsi="Arial" w:cs="Arial"/>
-          <w:color w:val="FF0000"/>
-          <w:lang w:val="en-GB"/>
-        </w:rPr>
-        <w:t>Detail your methods – justifying your choice of parameters...</w:t>
-      </w:r>
-    </w:p>
-    <w:p>
-      <w:pPr>
-        <w:pStyle w:val="Heading2"/>
-        <w:rPr>
-          <w:rFonts w:ascii="Arial" w:hAnsi="Arial" w:cs="Arial"/>
-          <w:color w:val="FF0000"/>
-        </w:rPr>
-      </w:pPr>
-      <w:r>
-        <w:rPr>
-          <w:rFonts w:ascii="Arial" w:hAnsi="Arial" w:cs="Arial"/>
-          <w:color w:val="FF0000"/>
-        </w:rPr>
-        <w:t>Abbreviations and Acronyms</w:t>
+        <w:numPr>
+          <w:ilvl w:val="0"/>
+          <w:numId w:val="25"/>
+        </w:numPr>
+        <w:rPr>
+          <w:rFonts w:ascii="Arial" w:hAnsi="Arial" w:cs="Arial"/>
+          <w:color w:val="0000FF"/>
+          <w:lang w:val="en-GB"/>
+        </w:rPr>
+      </w:pPr>
+      <w:r>
+        <w:rPr>
+          <w:rFonts w:ascii="Arial" w:hAnsi="Arial" w:cs="Arial"/>
+          <w:lang w:val="en-GB"/>
+        </w:rPr>
+        <w:t>Macro &amp; Micro Precision</w:t>
       </w:r>
     </w:p>
     <w:p>
       <w:pPr>
         <w:pStyle w:val="BodyText"/>
+        <w:numPr>
+          <w:ilvl w:val="0"/>
+          <w:numId w:val="25"/>
+        </w:numPr>
         <w:rPr>
           <w:rFonts w:ascii="Arial" w:hAnsi="Arial" w:cs="Arial"/>
           <w:color w:val="0000FF"/>
-          <w:lang w:val="en-GB"/>
-        </w:rPr>
-      </w:pPr>
-      <w:r>
-        <w:rPr>
-          <w:rFonts w:ascii="Arial" w:hAnsi="Arial" w:cs="Arial"/>
-          <w:color w:val="0000FF"/>
-          <w:lang w:val="en-GB"/>
-        </w:rPr>
-        <w:t xml:space="preserve">Define abbreviations and acronyms the first time they are used in the text, even after they have been defined in the abstract. Abbreviations such as IEEE, SI, MKS, CGS, </w:t>
+          <w:lang w:val="en-MY"/>
+        </w:rPr>
+      </w:pPr>
+      <w:r>
+        <w:rPr>
+          <w:rFonts w:ascii="Arial" w:hAnsi="Arial" w:cs="Arial"/>
+          <w:lang w:val="en-MY"/>
+        </w:rPr>
+        <w:t xml:space="preserve">Mean Macro </w:t>
       </w:r>
       <w:proofErr w:type="spellStart"/>
       <w:r>
         <w:rPr>
           <w:rFonts w:ascii="Arial" w:hAnsi="Arial" w:cs="Arial"/>
-          <w:color w:val="0000FF"/>
-          <w:lang w:val="en-GB"/>
-        </w:rPr>
-        <w:t>sc</w:t>
+          <w:lang w:val="en-MY"/>
+        </w:rPr>
+        <w:t>IoU</w:t>
       </w:r>
       <w:proofErr w:type="spellEnd"/>
       <w:r>
         <w:rPr>
           <w:rFonts w:ascii="Arial" w:hAnsi="Arial" w:cs="Arial"/>
-          <w:color w:val="0000FF"/>
-          <w:lang w:val="en-GB"/>
-        </w:rPr>
-        <w:t>, dc, and rms do not have to be defined. Do not use abbreviations in the title or heads unless they are unavoidable.</w:t>
-      </w:r>
-    </w:p>
-    <w:p>
-      <w:pPr>
-        <w:pStyle w:val="Heading2"/>
-        <w:rPr>
-          <w:rFonts w:ascii="Arial" w:hAnsi="Arial" w:cs="Arial"/>
-          <w:color w:val="FF0000"/>
-        </w:rPr>
-      </w:pPr>
-      <w:r>
-        <w:rPr>
-          <w:rFonts w:ascii="Arial" w:hAnsi="Arial" w:cs="Arial"/>
-          <w:color w:val="FF0000"/>
-        </w:rPr>
-        <w:t>Units</w:t>
-      </w:r>
-    </w:p>
-    <w:p>
-      <w:pPr>
-        <w:pStyle w:val="bulletlist"/>
-        <w:rPr>
-          <w:rFonts w:ascii="Arial" w:hAnsi="Arial" w:cs="Arial"/>
-          <w:color w:val="0000FF"/>
-          <w:lang w:val="en-GB"/>
-        </w:rPr>
-      </w:pPr>
-      <w:r>
-        <w:rPr>
-          <w:rFonts w:ascii="Arial" w:hAnsi="Arial" w:cs="Arial"/>
-          <w:color w:val="0000FF"/>
-          <w:lang w:val="en-GB"/>
-        </w:rPr>
-        <w:t>Use either SI (MKS) or CGS as primary units. (SI units are encouraged.) English units may be used as secondary units (in parentheses). An exception would be the use of English units as identifiers in trade, such as “3.5-inch disk drive”.</w:t>
-      </w:r>
-    </w:p>
-    <w:p>
-      <w:pPr>
-        <w:pStyle w:val="bulletlist"/>
-        <w:rPr>
-          <w:rFonts w:ascii="Arial" w:hAnsi="Arial" w:cs="Arial"/>
-          <w:color w:val="0000FF"/>
-          <w:lang w:val="en-GB"/>
-        </w:rPr>
-      </w:pPr>
-      <w:r>
-        <w:rPr>
-          <w:rFonts w:ascii="Arial" w:hAnsi="Arial" w:cs="Arial"/>
-          <w:color w:val="0000FF"/>
-          <w:lang w:val="en-GB"/>
-        </w:rPr>
-        <w:t xml:space="preserve">Avoid combining SI and CGS units, such as current in amperes and magnetic field in </w:t>
+          <w:lang w:val="en-MY"/>
+        </w:rPr>
+        <w:t>, Dice Coefficient &amp; Precisio</w:t>
+      </w:r>
+      <w:r>
+        <w:rPr>
+          <w:rFonts w:ascii="Arial" w:hAnsi="Arial" w:cs="Arial"/>
+          <w:lang w:val="en-MY"/>
+        </w:rPr>
+        <w:t>n</w:t>
+      </w:r>
+    </w:p>
+    <w:p>
+      <w:pPr>
+        <w:pStyle w:val="BodyText"/>
+        <w:rPr>
+          <w:rFonts w:ascii="Arial" w:hAnsi="Arial" w:cs="Arial"/>
+          <w:lang w:val="en-GB"/>
+        </w:rPr>
+      </w:pPr>
+      <w:r>
+        <w:rPr>
+          <w:rFonts w:ascii="Arial" w:hAnsi="Arial" w:cs="Arial"/>
+          <w:lang w:val="en-GB"/>
+        </w:rPr>
+        <w:t xml:space="preserve">These metrics were computed across all images in the dataset using the provided </w:t>
+      </w:r>
+      <w:r>
+        <w:rPr>
+          <w:rFonts w:ascii="Arial" w:hAnsi="Arial" w:cs="Arial"/>
+          <w:lang w:val="en-GB"/>
+        </w:rPr>
+        <w:t>“</w:t>
       </w:r>
       <w:proofErr w:type="spellStart"/>
       <w:r>
         <w:rPr>
           <w:rFonts w:ascii="Arial" w:hAnsi="Arial" w:cs="Arial"/>
-          <w:color w:val="0000FF"/>
-          <w:lang w:val="en-GB"/>
-        </w:rPr>
-        <w:t>oersteds</w:t>
+          <w:lang w:val="en-GB"/>
+        </w:rPr>
+        <w:t>myevalsdk</w:t>
       </w:r>
       <w:proofErr w:type="spellEnd"/>
       <w:r>
         <w:rPr>
           <w:rFonts w:ascii="Arial" w:hAnsi="Arial" w:cs="Arial"/>
-          <w:color w:val="0000FF"/>
-          <w:lang w:val="en-GB"/>
-        </w:rPr>
-        <w:t>. This often leads to confusion because equations do not balance dimensionally. If you must use mixed units, clearly state the units for each quantity that you use in an equation.</w:t>
-      </w:r>
-    </w:p>
-    <w:p>
-      <w:pPr>
-        <w:pStyle w:val="bulletlist"/>
-        <w:rPr>
-          <w:rFonts w:ascii="Arial" w:hAnsi="Arial" w:cs="Arial"/>
-          <w:color w:val="0000FF"/>
-          <w:lang w:val="en-GB"/>
-        </w:rPr>
-      </w:pPr>
-      <w:r>
-        <w:rPr>
-          <w:rFonts w:ascii="Arial" w:hAnsi="Arial" w:cs="Arial"/>
-          <w:color w:val="0000FF"/>
-          <w:lang w:val="en-GB"/>
-        </w:rPr>
-        <w:t>Do not mix complete spellings and abbreviations of units: “Wb/m2” or “</w:t>
-      </w:r>
-      <w:proofErr w:type="spellStart"/>
-      <w:r>
-        <w:rPr>
-          <w:rFonts w:ascii="Arial" w:hAnsi="Arial" w:cs="Arial"/>
-          <w:color w:val="0000FF"/>
-          <w:lang w:val="en-GB"/>
-        </w:rPr>
-        <w:t>webers</w:t>
-      </w:r>
-      <w:proofErr w:type="spellEnd"/>
-      <w:r>
-        <w:rPr>
-          <w:rFonts w:ascii="Arial" w:hAnsi="Arial" w:cs="Arial"/>
-          <w:color w:val="0000FF"/>
-          <w:lang w:val="en-GB"/>
-        </w:rPr>
-        <w:t xml:space="preserve"> per square meter”, not “</w:t>
-      </w:r>
-      <w:proofErr w:type="spellStart"/>
-      <w:r>
-        <w:rPr>
-          <w:rFonts w:ascii="Arial" w:hAnsi="Arial" w:cs="Arial"/>
-          <w:color w:val="0000FF"/>
-          <w:lang w:val="en-GB"/>
-        </w:rPr>
-        <w:t>webers</w:t>
-      </w:r>
-      <w:proofErr w:type="spellEnd"/>
-      <w:r>
-        <w:rPr>
-          <w:rFonts w:ascii="Arial" w:hAnsi="Arial" w:cs="Arial"/>
-          <w:color w:val="0000FF"/>
-          <w:lang w:val="en-GB"/>
-        </w:rPr>
-        <w:t xml:space="preserve">/m2”.  Spell out units when they appear in text: “. . . a few </w:t>
-      </w:r>
-      <w:proofErr w:type="spellStart"/>
-      <w:r>
-        <w:rPr>
-          <w:rFonts w:ascii="Arial" w:hAnsi="Arial" w:cs="Arial"/>
-          <w:color w:val="0000FF"/>
-          <w:lang w:val="en-GB"/>
-        </w:rPr>
-        <w:t>henries</w:t>
-      </w:r>
-      <w:proofErr w:type="spellEnd"/>
-      <w:r>
-        <w:rPr>
-          <w:rFonts w:ascii="Arial" w:hAnsi="Arial" w:cs="Arial"/>
-          <w:color w:val="0000FF"/>
-          <w:lang w:val="en-GB"/>
-        </w:rPr>
-        <w:t>”, not “. . . a few H”.</w:t>
-      </w:r>
-    </w:p>
-    <w:p>
-      <w:pPr>
-        <w:pStyle w:val="bulletlist"/>
-        <w:rPr>
-          <w:rFonts w:ascii="Arial" w:hAnsi="Arial" w:cs="Arial"/>
-          <w:color w:val="0000FF"/>
-          <w:lang w:val="en-GB"/>
-        </w:rPr>
-      </w:pPr>
-      <w:r>
-        <w:rPr>
-          <w:rFonts w:ascii="Arial" w:hAnsi="Arial" w:cs="Arial"/>
-          <w:color w:val="0000FF"/>
-          <w:lang w:val="en-GB"/>
-        </w:rPr>
-        <w:t>Use a zero before decimal points: “0.25”, not “.25”. Use “cm3”, not “cc”. (</w:t>
-      </w:r>
-      <w:r>
-        <w:rPr>
-          <w:rFonts w:ascii="Arial" w:hAnsi="Arial" w:cs="Arial"/>
-          <w:i/>
-          <w:iCs/>
-          <w:color w:val="0000FF"/>
-          <w:lang w:val="en-GB"/>
-        </w:rPr>
-        <w:t>bullet list</w:t>
-      </w:r>
-      <w:r>
-        <w:rPr>
-          <w:rFonts w:ascii="Arial" w:hAnsi="Arial" w:cs="Arial"/>
-          <w:color w:val="0000FF"/>
-          <w:lang w:val="en-GB"/>
-        </w:rPr>
-        <w:t>)</w:t>
-      </w:r>
-    </w:p>
-    <w:p>
-      <w:pPr>
-        <w:pStyle w:val="Heading2"/>
-        <w:rPr>
-          <w:rFonts w:ascii="Arial" w:hAnsi="Arial" w:cs="Arial"/>
-          <w:color w:val="FF0000"/>
-        </w:rPr>
-      </w:pPr>
-      <w:r>
-        <w:rPr>
-          <w:rFonts w:ascii="Arial" w:hAnsi="Arial" w:cs="Arial"/>
-          <w:color w:val="FF0000"/>
-        </w:rPr>
-        <w:t>Equations</w:t>
-      </w:r>
-    </w:p>
-    <w:p>
-      <w:pPr>
-        <w:pStyle w:val="BodyText"/>
-        <w:rPr>
-          <w:rFonts w:ascii="Arial" w:hAnsi="Arial" w:cs="Arial"/>
-          <w:color w:val="0000FF"/>
-          <w:lang w:val="en-GB"/>
-        </w:rPr>
-      </w:pPr>
-      <w:r>
-        <w:rPr>
-          <w:rFonts w:ascii="Arial" w:hAnsi="Arial" w:cs="Arial"/>
-          <w:color w:val="0000FF"/>
-          <w:lang w:val="en-GB"/>
-        </w:rPr>
-        <w:t xml:space="preserve">The equations are an exception to the prescribed specifications of this template. You will need to determine whether or not your equation should be typed using either the </w:t>
-      </w:r>
-      <w:r>
-        <w:rPr>
-          <w:rFonts w:ascii="Arial" w:hAnsi="Arial" w:cs="Arial"/>
-          <w:color w:val="0000FF"/>
-          <w:lang w:val="en-GB"/>
-        </w:rPr>
-        <w:t>Arial</w:t>
-      </w:r>
-      <w:r>
-        <w:rPr>
-          <w:rFonts w:ascii="Arial" w:hAnsi="Arial" w:cs="Arial"/>
-          <w:color w:val="0000FF"/>
-          <w:lang w:val="en-GB"/>
-        </w:rPr>
-        <w:t xml:space="preserve"> or the Symbol font (please no other font). To create multileveled equations, it may be necessary to treat the equation as a graphic and insert it into the text after your paper is styled.</w:t>
-      </w:r>
-    </w:p>
-    <w:p>
-      <w:pPr>
-        <w:pStyle w:val="BodyText"/>
-        <w:rPr>
-          <w:rFonts w:ascii="Arial" w:hAnsi="Arial" w:cs="Arial"/>
-          <w:color w:val="0000FF"/>
-          <w:lang w:val="en-GB"/>
-        </w:rPr>
-      </w:pPr>
-      <w:r>
-        <w:rPr>
-          <w:rFonts w:ascii="Arial" w:hAnsi="Arial" w:cs="Arial"/>
-          <w:color w:val="0000FF"/>
-          <w:lang w:val="en-GB"/>
-        </w:rPr>
-        <w:t>Number equations consecutively. Equation numbers, within parentheses, are to position flush right, as in (1), using a right tab stop. To make your equations more compact, you may use the solidus ( / ), the exp function, or appropriate exponents. Italici</w:t>
-      </w:r>
-      <w:r>
-        <w:rPr>
-          <w:rFonts w:ascii="Arial" w:hAnsi="Arial" w:cs="Arial"/>
-          <w:color w:val="0000FF"/>
-          <w:lang w:val="en-GB"/>
-        </w:rPr>
-        <w:t>s</w:t>
-      </w:r>
-      <w:r>
-        <w:rPr>
-          <w:rFonts w:ascii="Arial" w:hAnsi="Arial" w:cs="Arial"/>
-          <w:color w:val="0000FF"/>
-          <w:lang w:val="en-GB"/>
-        </w:rPr>
-        <w:t>e Roman symbols for quantities and variables, but not Greek symbols. Use a long dash rather than a hyphen for a minus sign. Punctuate equations with commas or periods when they are part of a sentence, as in</w:t>
-      </w:r>
-      <w:r>
-        <w:rPr>
-          <w:rFonts w:ascii="Arial" w:hAnsi="Arial" w:cs="Arial"/>
-          <w:color w:val="0000FF"/>
+          <w:lang w:val="en-GB"/>
+        </w:rPr>
+        <w:t>”</w:t>
+      </w:r>
+      <w:r>
+        <w:rPr>
+          <w:rFonts w:ascii="Arial" w:hAnsi="Arial" w:cs="Arial"/>
+          <w:lang w:val="en-GB"/>
+        </w:rPr>
+        <w:t xml:space="preserve"> black-box SDK </w:t>
+      </w:r>
+      <w:r>
+        <w:rPr>
+          <w:rFonts w:ascii="Arial" w:hAnsi="Arial" w:cs="Arial"/>
+          <w:lang w:val="en-GB"/>
+        </w:rPr>
+        <w:t>locally</w:t>
+      </w:r>
+      <w:r>
+        <w:rPr>
+          <w:rFonts w:ascii="Arial" w:hAnsi="Arial" w:cs="Arial"/>
+          <w:lang w:val="en-GB"/>
+        </w:rPr>
+        <w:t>.</w:t>
+      </w:r>
+      <w:r>
+        <w:rPr>
+          <w:rFonts w:ascii="Arial" w:hAnsi="Arial" w:cs="Arial"/>
+          <w:lang w:val="en-GB"/>
+        </w:rPr>
+        <w:t xml:space="preserve"> </w:t>
+      </w:r>
+      <w:r>
+        <w:rPr>
+          <w:rFonts w:ascii="Arial" w:hAnsi="Arial" w:cs="Arial"/>
+          <w:lang w:val="en-GB"/>
+        </w:rPr>
+        <w:t xml:space="preserve">At the end, the image processing pipeline can be summarized </w:t>
+      </w:r>
+      <w:r>
+        <w:rPr>
+          <w:rFonts w:ascii="Arial" w:hAnsi="Arial" w:cs="Arial"/>
+          <w:lang w:val="en-GB"/>
+        </w:rPr>
+        <w:t>as follows in Fig. 6.</w:t>
+      </w:r>
+      <w:r>
+        <w:rPr>
+          <w:rFonts w:ascii="Arial" w:hAnsi="Arial" w:cs="Arial"/>
           <w:lang w:val="en-GB"/>
         </w:rPr>
         <w:t>:</w:t>
-      </w:r>
-    </w:p>
-    <w:p>
-      <w:pPr>
-        <w:pStyle w:val="equation"/>
-        <w:rPr>
-          <w:rFonts w:ascii="Arial" w:hAnsi="Arial" w:cs="Arial"/>
-          <w:color w:val="0000FF"/>
-        </w:rPr>
-      </w:pPr>
-      <w:r>
-        <w:rPr>
-          <w:rFonts w:ascii="Arial" w:hAnsi="Arial" w:cs="Arial"/>
-          <w:color w:val="0000FF"/>
-        </w:rPr>
-        <w:tab/>
-      </w:r>
-      <w:r>
-        <w:rPr>
-          <w:rFonts w:ascii="Arial" w:hAnsi="Arial" w:cs="Arial"/>
-          <w:i/>
-          <w:color w:val="0000FF"/>
-        </w:rPr>
-        <w:t>A</w:t>
-      </w:r>
-      <w:r>
-        <w:rPr>
-          <w:rFonts w:ascii="Arial" w:hAnsi="Arial" w:cs="Arial"/>
-          <w:color w:val="0000FF"/>
-        </w:rPr>
-        <w:t>+</w:t>
-      </w:r>
-      <w:r>
-        <w:rPr>
-          <w:rFonts w:ascii="Arial" w:hAnsi="Arial" w:cs="Arial"/>
-          <w:i/>
-          <w:color w:val="0000FF"/>
-        </w:rPr>
-        <w:t>B</w:t>
-      </w:r>
-      <w:r>
-        <w:rPr>
-          <w:rFonts w:ascii="Arial" w:hAnsi="Arial" w:cs="Arial"/>
-          <w:color w:val="0000FF"/>
-        </w:rPr>
-        <w:t xml:space="preserve"> = C</w:t>
-      </w:r>
-      <w:r>
-        <w:rPr>
-          <w:rFonts w:ascii="Arial" w:hAnsi="Arial" w:cs="Arial"/>
-          <w:color w:val="0000FF"/>
-        </w:rPr>
-        <w:tab/>
-      </w:r>
-      <w:r>
-        <w:rPr>
-          <w:rFonts w:ascii="Arial" w:hAnsi="Arial" w:cs="Arial"/>
-          <w:color w:val="0000FF"/>
-        </w:rPr>
-        <w:t>(1)</w:t>
-      </w:r>
-    </w:p>
-    <w:p>
-      <w:pPr>
-        <w:pStyle w:val="BodyText"/>
-        <w:rPr>
-          <w:rFonts w:ascii="Arial" w:hAnsi="Arial" w:cs="Arial"/>
-          <w:color w:val="0000FF"/>
-          <w:lang w:val="en-GB"/>
-        </w:rPr>
-      </w:pPr>
-      <w:r>
-        <w:rPr>
-          <w:rFonts w:ascii="Arial" w:hAnsi="Arial" w:cs="Arial"/>
-          <w:color w:val="0000FF"/>
-          <w:lang w:val="en-GB"/>
-        </w:rPr>
-        <w:t>Note that the equation is centered using a center tab stop. Be sure that the symbols in your equation have been defined before or immediately following the equation. Use “(1)”, not “Eq. (1)” or “equation (1)”, except at the beginning of a sentence: “Equation (1) is . . .”</w:t>
-      </w:r>
-    </w:p>
-    <w:p>
-      <w:pPr>
-        <w:pStyle w:val="Heading2"/>
-        <w:rPr>
-          <w:rFonts w:ascii="Arial" w:hAnsi="Arial" w:cs="Arial"/>
-          <w:color w:val="FF0000"/>
-        </w:rPr>
-      </w:pPr>
-      <w:r>
-        <w:rPr>
-          <w:rFonts w:ascii="Arial" w:hAnsi="Arial" w:cs="Arial"/>
-          <w:color w:val="FF0000"/>
-        </w:rPr>
-        <w:t>Some Common Mistakes</w:t>
-      </w:r>
-    </w:p>
-    <w:p>
-      <w:pPr>
-        <w:pStyle w:val="bulletlist"/>
-        <w:rPr>
-          <w:rFonts w:ascii="Arial" w:hAnsi="Arial" w:cs="Arial"/>
-          <w:color w:val="0000FF"/>
-          <w:lang w:val="en-GB"/>
-        </w:rPr>
-      </w:pPr>
-      <w:r>
-        <w:rPr>
-          <w:rFonts w:ascii="Arial" w:hAnsi="Arial" w:cs="Arial"/>
-          <w:color w:val="0000FF"/>
-          <w:lang w:val="en-GB"/>
-        </w:rPr>
-        <w:t>Use English (UK) and NOT English (US)</w:t>
-      </w:r>
-    </w:p>
-    <w:p>
-      <w:pPr>
-        <w:pStyle w:val="bulletlist"/>
-        <w:rPr>
-          <w:rFonts w:ascii="Arial" w:hAnsi="Arial" w:cs="Arial"/>
-          <w:color w:val="0000FF"/>
-          <w:lang w:val="en-GB"/>
-        </w:rPr>
-      </w:pPr>
-      <w:r>
-        <w:rPr>
-          <w:rFonts w:ascii="Arial" w:hAnsi="Arial" w:cs="Arial"/>
-          <w:color w:val="0000FF"/>
-          <w:lang w:val="en-GB"/>
-        </w:rPr>
-        <w:t>The word “data” is plural, not singular.</w:t>
-      </w:r>
-    </w:p>
-    <w:p>
-      <w:pPr>
-        <w:pStyle w:val="bulletlist"/>
-        <w:rPr>
-          <w:rFonts w:ascii="Arial" w:hAnsi="Arial" w:cs="Arial"/>
-          <w:color w:val="0000FF"/>
-          <w:lang w:val="en-GB"/>
-        </w:rPr>
-      </w:pPr>
-      <w:r>
-        <w:rPr>
-          <w:rFonts w:ascii="Arial" w:hAnsi="Arial" w:cs="Arial"/>
-          <w:color w:val="0000FF"/>
-          <w:lang w:val="en-GB"/>
-        </w:rPr>
-        <w:t xml:space="preserve">The subscript for the permeability of vacuum </w:t>
-      </w:r>
-      <w:r>
-        <w:rPr>
-          <w:rFonts w:ascii="Arial" w:hAnsi="Arial" w:cs="Arial"/>
-          <w:i/>
-          <w:iCs/>
-          <w:snapToGrid w:val="0"/>
-          <w:color w:val="0000FF"/>
-          <w:lang w:val="en-GB"/>
-        </w:rPr>
-        <w:t></w:t>
-      </w:r>
-      <w:r>
-        <w:rPr>
-          <w:rFonts w:ascii="Arial" w:hAnsi="Arial" w:cs="Arial"/>
-          <w:color w:val="0000FF"/>
-          <w:vertAlign w:val="subscript"/>
-          <w:lang w:val="en-GB"/>
-        </w:rPr>
-        <w:t>0</w:t>
-      </w:r>
-      <w:r>
-        <w:rPr>
-          <w:rFonts w:ascii="Arial" w:hAnsi="Arial" w:cs="Arial"/>
-          <w:color w:val="0000FF"/>
-          <w:lang w:val="en-GB"/>
-        </w:rPr>
-        <w:t>, and other common scientific constants, is zero with subscript formatting, not a lowercase letter “o”.</w:t>
-      </w:r>
-    </w:p>
-    <w:p>
-      <w:pPr>
-        <w:pStyle w:val="bulletlist"/>
-        <w:rPr>
-          <w:rFonts w:ascii="Arial" w:hAnsi="Arial" w:cs="Arial"/>
-          <w:color w:val="0000FF"/>
-          <w:lang w:val="en-GB"/>
-        </w:rPr>
-      </w:pPr>
-      <w:r>
-        <w:rPr>
-          <w:rFonts w:ascii="Arial" w:hAnsi="Arial" w:cs="Arial"/>
-          <w:color w:val="0000FF"/>
-          <w:lang w:val="en-GB"/>
-        </w:rPr>
-        <w:t>C</w:t>
-      </w:r>
-      <w:r>
-        <w:rPr>
-          <w:rFonts w:ascii="Arial" w:hAnsi="Arial" w:cs="Arial"/>
-          <w:color w:val="0000FF"/>
-          <w:lang w:val="en-GB"/>
-        </w:rPr>
-        <w:t>ommas, semi</w:t>
-      </w:r>
-      <w:r>
-        <w:rPr>
-          <w:rFonts w:ascii="Arial" w:hAnsi="Arial" w:cs="Arial"/>
-          <w:color w:val="0000FF"/>
-          <w:lang w:val="en-GB"/>
-        </w:rPr>
-        <w:t xml:space="preserve">colons, periods, </w:t>
-      </w:r>
-      <w:r>
-        <w:rPr>
-          <w:rFonts w:ascii="Arial" w:hAnsi="Arial" w:cs="Arial"/>
-          <w:color w:val="0000FF"/>
-          <w:lang w:val="en-GB"/>
-        </w:rPr>
-        <w:t>question,</w:t>
-      </w:r>
-      <w:r>
-        <w:rPr>
-          <w:rFonts w:ascii="Arial" w:hAnsi="Arial" w:cs="Arial"/>
-          <w:color w:val="0000FF"/>
-          <w:lang w:val="en-GB"/>
-        </w:rPr>
-        <w:t xml:space="preserve"> and exclamation marks are located within quotation marks only when a complete thought or name is cited, such as a title or full quotation. When quotation marks are used, instead of a bold or italic typeface, to highlight a word or phrase, punctuation should appear outside of the quotation marks. A parenthetical phrase or statement at the end of a sentence is punctuated outside of the closing parenthesis (like this). (A parenthetical sentence is punctuated within the parentheses.)</w:t>
-      </w:r>
-    </w:p>
-    <w:p>
-      <w:pPr>
-        <w:pStyle w:val="bulletlist"/>
-        <w:rPr>
-          <w:rFonts w:ascii="Arial" w:hAnsi="Arial" w:cs="Arial"/>
-          <w:color w:val="0000FF"/>
-          <w:lang w:val="en-GB"/>
-        </w:rPr>
-      </w:pPr>
-      <w:r>
-        <w:rPr>
-          <w:rFonts w:ascii="Arial" w:hAnsi="Arial" w:cs="Arial"/>
-          <w:color w:val="0000FF"/>
-          <w:lang w:val="en-GB"/>
-        </w:rPr>
-        <w:lastRenderedPageBreak/>
-        <w:t>A graph within a graph is an “inset”, not an “insert”. The word alternatively is preferred to the word “alternately” (unless you really mean something that alternates).</w:t>
-      </w:r>
-    </w:p>
-    <w:p>
-      <w:pPr>
-        <w:pStyle w:val="bulletlist"/>
-        <w:rPr>
-          <w:rFonts w:ascii="Arial" w:hAnsi="Arial" w:cs="Arial"/>
-          <w:color w:val="0000FF"/>
-          <w:lang w:val="en-GB"/>
-        </w:rPr>
-      </w:pPr>
-      <w:r>
-        <w:rPr>
-          <w:rFonts w:ascii="Arial" w:hAnsi="Arial" w:cs="Arial"/>
-          <w:color w:val="0000FF"/>
-          <w:lang w:val="en-GB"/>
-        </w:rPr>
-        <w:t>Do not use the word “essentially” to mean “approximately” or “effectively”.</w:t>
-      </w:r>
-    </w:p>
-    <w:p>
-      <w:pPr>
-        <w:pStyle w:val="bulletlist"/>
-        <w:rPr>
-          <w:rFonts w:ascii="Arial" w:hAnsi="Arial" w:cs="Arial"/>
-          <w:color w:val="0000FF"/>
-          <w:lang w:val="en-GB"/>
-        </w:rPr>
-      </w:pPr>
-      <w:r>
-        <w:rPr>
-          <w:rFonts w:ascii="Arial" w:hAnsi="Arial" w:cs="Arial"/>
-          <w:color w:val="0000FF"/>
-          <w:lang w:val="en-GB"/>
-        </w:rPr>
-        <w:t>In your paper title, if the words “that uses” can accurately replace the word “using”, capitali</w:t>
-      </w:r>
-      <w:r>
-        <w:rPr>
-          <w:rFonts w:ascii="Arial" w:hAnsi="Arial" w:cs="Arial"/>
-          <w:color w:val="0000FF"/>
-          <w:lang w:val="en-GB"/>
-        </w:rPr>
-        <w:t>s</w:t>
-      </w:r>
-      <w:r>
-        <w:rPr>
-          <w:rFonts w:ascii="Arial" w:hAnsi="Arial" w:cs="Arial"/>
-          <w:color w:val="0000FF"/>
-          <w:lang w:val="en-GB"/>
-        </w:rPr>
-        <w:t>e the “u”; if not, keep using lower-cased.</w:t>
-      </w:r>
-    </w:p>
-    <w:p>
-      <w:pPr>
-        <w:pStyle w:val="bulletlist"/>
-        <w:rPr>
-          <w:rFonts w:ascii="Arial" w:hAnsi="Arial" w:cs="Arial"/>
-          <w:color w:val="0000FF"/>
-          <w:lang w:val="en-GB"/>
-        </w:rPr>
-      </w:pPr>
-      <w:r>
-        <w:rPr>
-          <w:rFonts w:ascii="Arial" w:hAnsi="Arial" w:cs="Arial"/>
-          <w:color w:val="0000FF"/>
-          <w:lang w:val="en-GB"/>
-        </w:rPr>
-        <w:t>Be aware of the different meanings of the homophones “affect” and “effect”, “complement” and “compliment”, “discreet” and “discrete”, “principal” and “principle”.</w:t>
-      </w:r>
-    </w:p>
-    <w:p>
-      <w:pPr>
-        <w:pStyle w:val="bulletlist"/>
-        <w:rPr>
-          <w:rFonts w:ascii="Arial" w:hAnsi="Arial" w:cs="Arial"/>
-          <w:color w:val="0000FF"/>
-          <w:lang w:val="en-GB"/>
-        </w:rPr>
-      </w:pPr>
-      <w:r>
-        <w:rPr>
-          <w:rFonts w:ascii="Arial" w:hAnsi="Arial" w:cs="Arial"/>
-          <w:color w:val="0000FF"/>
-          <w:lang w:val="en-GB"/>
-        </w:rPr>
-        <w:t>Do not confuse “imply” and “infer”.</w:t>
-      </w:r>
-    </w:p>
-    <w:p>
-      <w:pPr>
-        <w:pStyle w:val="bulletlist"/>
-        <w:rPr>
-          <w:rFonts w:ascii="Arial" w:hAnsi="Arial" w:cs="Arial"/>
-          <w:color w:val="0000FF"/>
-          <w:lang w:val="en-GB"/>
-        </w:rPr>
-      </w:pPr>
-      <w:r>
-        <w:rPr>
-          <w:rFonts w:ascii="Arial" w:hAnsi="Arial" w:cs="Arial"/>
-          <w:color w:val="0000FF"/>
-          <w:lang w:val="en-GB"/>
-        </w:rPr>
-        <w:t>The prefix “non” is not a word; it should be joined to the word it modifies, usually without a hyphen.</w:t>
-      </w:r>
-    </w:p>
-    <w:p>
-      <w:pPr>
-        <w:pStyle w:val="bulletlist"/>
-        <w:rPr>
-          <w:rFonts w:ascii="Arial" w:hAnsi="Arial" w:cs="Arial"/>
-          <w:color w:val="0000FF"/>
-          <w:lang w:val="en-GB"/>
-        </w:rPr>
-      </w:pPr>
-      <w:r>
-        <w:rPr>
-          <w:rFonts w:ascii="Arial" w:hAnsi="Arial" w:cs="Arial"/>
-          <w:color w:val="0000FF"/>
-          <w:lang w:val="en-GB"/>
-        </w:rPr>
-        <w:t>There is no period after the “et” in the Latin abbreviation “et al.”.</w:t>
-      </w:r>
-    </w:p>
-    <w:p>
-      <w:pPr>
-        <w:pStyle w:val="bulletlist"/>
-        <w:rPr>
-          <w:rFonts w:ascii="Arial" w:hAnsi="Arial" w:cs="Arial"/>
-          <w:color w:val="0000FF"/>
-          <w:lang w:val="en-GB"/>
-        </w:rPr>
-      </w:pPr>
-      <w:r>
-        <w:rPr>
-          <w:rFonts w:ascii="Arial" w:hAnsi="Arial" w:cs="Arial"/>
-          <w:color w:val="0000FF"/>
-          <w:lang w:val="en-GB"/>
-        </w:rPr>
-        <w:t>The abbreviation “</w:t>
-      </w:r>
-      <w:r>
-        <w:rPr>
-          <w:rFonts w:ascii="Arial" w:hAnsi="Arial" w:cs="Arial"/>
-          <w:color w:val="0000FF"/>
-          <w:lang w:val="en-GB"/>
-        </w:rPr>
-        <w:t>i.e.,</w:t>
-      </w:r>
-      <w:r>
-        <w:rPr>
-          <w:rFonts w:ascii="Arial" w:hAnsi="Arial" w:cs="Arial"/>
-          <w:color w:val="0000FF"/>
-          <w:lang w:val="en-GB"/>
-        </w:rPr>
-        <w:t>” means “that is”, and the abbreviation “</w:t>
-      </w:r>
-      <w:r>
-        <w:rPr>
-          <w:rFonts w:ascii="Arial" w:hAnsi="Arial" w:cs="Arial"/>
-          <w:color w:val="0000FF"/>
-          <w:lang w:val="en-GB"/>
-        </w:rPr>
-        <w:t>e.g.,</w:t>
-      </w:r>
-      <w:r>
-        <w:rPr>
-          <w:rFonts w:ascii="Arial" w:hAnsi="Arial" w:cs="Arial"/>
-          <w:color w:val="0000FF"/>
-          <w:lang w:val="en-GB"/>
-        </w:rPr>
-        <w:t>” means “for example”.</w:t>
-      </w:r>
-    </w:p>
-    <w:p>
-      <w:pPr>
-        <w:pStyle w:val="BodyText"/>
-        <w:rPr>
-          <w:rFonts w:ascii="Arial" w:hAnsi="Arial" w:cs="Arial"/>
-          <w:color w:val="0000FF"/>
-          <w:lang w:val="en-GB"/>
-        </w:rPr>
-      </w:pPr>
-      <w:r>
-        <w:rPr>
-          <w:rFonts w:ascii="Arial" w:hAnsi="Arial" w:cs="Arial"/>
-          <w:color w:val="0000FF"/>
-          <w:lang w:val="en-GB"/>
-        </w:rPr>
-        <w:t>An excellent style manual for science writers is [7].</w:t>
-      </w:r>
-    </w:p>
-    <w:p>
-      <w:pPr>
-        <w:pStyle w:val="Heading1"/>
-        <w:rPr>
-          <w:rFonts w:ascii="Arial" w:hAnsi="Arial" w:cs="Arial"/>
-        </w:rPr>
-      </w:pPr>
-      <w:r>
-        <w:rPr>
-          <w:rFonts w:ascii="Arial" w:hAnsi="Arial" w:cs="Arial"/>
-        </w:rPr>
-        <w:t xml:space="preserve">Result and </w:t>
-      </w:r>
-      <w:r>
-        <w:rPr>
-          <w:rFonts w:ascii="Arial" w:hAnsi="Arial" w:cs="Arial"/>
-        </w:rPr>
-        <w:t xml:space="preserve"> </w:t>
-      </w:r>
-      <w:r>
-        <w:rPr>
-          <w:rFonts w:ascii="Arial" w:hAnsi="Arial" w:cs="Arial"/>
-        </w:rPr>
-        <w:t>Discussion</w:t>
-      </w:r>
-    </w:p>
-    <w:p>
-      <w:pPr>
-        <w:pStyle w:val="BodyText"/>
-        <w:rPr>
-          <w:rFonts w:ascii="Arial" w:hAnsi="Arial" w:cs="Arial"/>
-          <w:color w:val="FF0000"/>
-          <w:lang w:val="en-GB"/>
-        </w:rPr>
-      </w:pPr>
-      <w:r>
-        <w:rPr>
-          <w:rFonts w:ascii="Arial" w:hAnsi="Arial" w:cs="Arial"/>
-          <w:color w:val="FF0000"/>
-          <w:lang w:val="en-GB"/>
-        </w:rPr>
-        <w:t>Comprehensively detail your findings here…</w:t>
-      </w:r>
-    </w:p>
-    <w:p>
-      <w:pPr>
-        <w:pStyle w:val="Heading2"/>
-        <w:rPr>
-          <w:rFonts w:ascii="Arial" w:hAnsi="Arial" w:cs="Arial"/>
-          <w:color w:val="FF0000"/>
-        </w:rPr>
-      </w:pPr>
-      <w:r>
-        <w:rPr>
-          <w:rFonts w:ascii="Arial" w:hAnsi="Arial" w:cs="Arial"/>
-          <w:color w:val="FF0000"/>
-        </w:rPr>
-        <w:t>Figures and Tables</w:t>
-      </w:r>
-    </w:p>
-    <w:p>
-      <w:pPr>
-        <w:pStyle w:val="Heading4"/>
-        <w:rPr>
-          <w:rFonts w:ascii="Arial" w:hAnsi="Arial" w:cs="Arial"/>
-          <w:color w:val="0000FF"/>
-        </w:rPr>
-      </w:pPr>
-      <w:r>
-        <w:rPr>
-          <w:rFonts w:ascii="Arial" w:hAnsi="Arial" w:cs="Arial"/>
-          <w:color w:val="0000FF"/>
-        </w:rPr>
-        <w:t xml:space="preserve"> </w:t>
-      </w:r>
-      <w:r>
-        <w:rPr>
-          <w:rFonts w:ascii="Arial" w:hAnsi="Arial" w:cs="Arial"/>
-          <w:color w:val="0000FF"/>
-        </w:rPr>
-        <w:t xml:space="preserve">Positioning Figures and Tables: </w:t>
-      </w:r>
-      <w:r>
-        <w:rPr>
-          <w:rFonts w:ascii="Arial" w:hAnsi="Arial" w:cs="Arial"/>
-          <w:i w:val="0"/>
-          <w:color w:val="0000FF"/>
-        </w:rPr>
-        <w:t>Place figures and tables at the top and bottom of columns. Avoid placing them in the middle of columns. Large figures and tables may span across both columns. Figure captions should be below the figures; table heads should appear above the tables. Insert figures and tables after they are cited in the text. Use the abbreviation “Fig. 1”, even at the beginning of a sentence.</w:t>
-      </w:r>
-    </w:p>
-    <w:p>
-      <w:pPr>
-        <w:pStyle w:val="tablehead"/>
-        <w:rPr>
-          <w:rFonts w:ascii="Arial" w:hAnsi="Arial" w:cs="Arial"/>
-          <w:lang w:val="en-GB"/>
-        </w:rPr>
-      </w:pPr>
-      <w:r>
-        <w:rPr>
-          <w:rFonts w:ascii="Arial" w:hAnsi="Arial" w:cs="Arial"/>
-          <w:lang w:val="en-GB"/>
-        </w:rPr>
-        <w:t>Table Type Styles</w:t>
       </w:r>
     </w:p>
     <w:tbl>
       <w:tblPr>
-        <w:tblW w:w="0pt" w:type="dxa"/>
-        <w:jc w:val="center"/>
-        <w:tblBorders>
-          <w:top w:val="single" w:sz="2" w:space="0" w:color="auto"/>
-          <w:start w:val="single" w:sz="2" w:space="0" w:color="auto"/>
-          <w:bottom w:val="single" w:sz="2" w:space="0" w:color="auto"/>
-          <w:end w:val="single" w:sz="2" w:space="0" w:color="auto"/>
-          <w:insideH w:val="single" w:sz="2" w:space="0" w:color="auto"/>
-          <w:insideV w:val="single" w:sz="2" w:space="0" w:color="auto"/>
-        </w:tblBorders>
-        <w:tblLayout w:type="fixed"/>
-        <w:tblLook w:firstRow="0" w:lastRow="0" w:firstColumn="0" w:lastColumn="0" w:noHBand="0" w:noVBand="0"/>
+        <w:tblStyle w:val="TableGrid"/>
+        <w:tblW w:w="0pt" w:type="auto"/>
+        <w:tblLook w:firstRow="1" w:lastRow="0" w:firstColumn="1" w:lastColumn="0" w:noHBand="0" w:noVBand="1"/>
       </w:tblPr>
       <w:tblGrid>
-        <w:gridCol w:w="720"/>
-        <w:gridCol w:w="2340"/>
-        <w:gridCol w:w="900"/>
-        <w:gridCol w:w="900"/>
+        <w:gridCol w:w="4856"/>
       </w:tblGrid>
       <w:tr>
         <w:trPr>
-          <w:cantSplit/>
-          <w:trHeight w:val="240"/>
-          <w:tblHeader/>
-          <w:jc w:val="center"/>
+          <w:trHeight w:val="8018"/>
         </w:trPr>
         <w:tc>
           <w:tcPr>
-            <w:tcW w:w="36pt" w:type="dxa"/>
-            <w:vMerge w:val="restart"/>
-            <w:vAlign w:val="center"/>
+            <w:tcW w:w="242.80pt" w:type="dxa"/>
           </w:tcPr>
           <w:p>
             <w:pPr>
-              <w:pStyle w:val="tablecolhead"/>
-              <w:rPr>
-                <w:rFonts w:ascii="Arial" w:hAnsi="Arial" w:cs="Arial"/>
+              <w:shd w:val="clear" w:color="auto" w:fill="1F1F1F"/>
+              <w:spacing w:line="14.25pt" w:lineRule="atLeast"/>
+              <w:jc w:val="start"/>
+              <w:rPr>
+                <w:rFonts w:ascii="Consolas" w:eastAsia="Times New Roman" w:hAnsi="Consolas"/>
+                <w:color w:val="CCCCCC"/>
+                <w:sz w:val="12"/>
+                <w:szCs w:val="12"/>
+                <w:lang w:val="en-MY" w:eastAsia="zh-CN"/>
               </w:rPr>
             </w:pPr>
             <w:r>
               <w:rPr>
-                <w:rFonts w:ascii="Arial" w:hAnsi="Arial" w:cs="Arial"/>
-              </w:rPr>
-              <w:t>Table Head</w:t>
+                <w:rFonts w:ascii="Consolas" w:eastAsia="Times New Roman" w:hAnsi="Consolas"/>
+                <w:color w:val="6A9955"/>
+                <w:sz w:val="12"/>
+                <w:szCs w:val="12"/>
+                <w:lang w:val="en-MY" w:eastAsia="zh-CN"/>
+              </w:rPr>
+              <w:t xml:space="preserve"># </w:t>
+            </w:r>
+            <w:r>
+              <w:rPr>
+                <w:rFonts w:ascii="Consolas" w:eastAsia="Times New Roman" w:hAnsi="Consolas"/>
+                <w:color w:val="6A9955"/>
+                <w:sz w:val="12"/>
+                <w:szCs w:val="12"/>
+                <w:lang w:val="en-MY" w:eastAsia="zh-CN"/>
+              </w:rPr>
+              <w:t>1</w:t>
+            </w:r>
+            <w:r>
+              <w:rPr>
+                <w:rFonts w:ascii="Consolas" w:eastAsia="Times New Roman" w:hAnsi="Consolas"/>
+                <w:color w:val="6A9955"/>
+                <w:sz w:val="12"/>
+                <w:szCs w:val="12"/>
+                <w:lang w:val="en-MY" w:eastAsia="zh-CN"/>
+              </w:rPr>
+              <w:t>. Conversion to LAB</w:t>
+            </w:r>
+          </w:p>
+          <w:p>
+            <w:pPr>
+              <w:shd w:val="clear" w:color="auto" w:fill="1F1F1F"/>
+              <w:spacing w:line="14.25pt" w:lineRule="atLeast"/>
+              <w:jc w:val="start"/>
+              <w:rPr>
+                <w:rFonts w:ascii="Consolas" w:eastAsia="Times New Roman" w:hAnsi="Consolas"/>
+                <w:color w:val="CCCCCC"/>
+                <w:sz w:val="12"/>
+                <w:szCs w:val="12"/>
+                <w:lang w:val="en-MY" w:eastAsia="zh-CN"/>
+              </w:rPr>
+            </w:pPr>
+            <w:proofErr w:type="spellStart"/>
+            <w:r>
+              <w:rPr>
+                <w:rFonts w:ascii="Consolas" w:eastAsia="Times New Roman" w:hAnsi="Consolas"/>
+                <w:color w:val="CCCCCC"/>
+                <w:sz w:val="12"/>
+                <w:szCs w:val="12"/>
+                <w:lang w:val="en-MY" w:eastAsia="zh-CN"/>
+              </w:rPr>
+              <w:t>lab_image</w:t>
+            </w:r>
+            <w:proofErr w:type="spellEnd"/>
+            <w:r>
+              <w:rPr>
+                <w:rFonts w:ascii="Consolas" w:eastAsia="Times New Roman" w:hAnsi="Consolas"/>
+                <w:color w:val="CCCCCC"/>
+                <w:sz w:val="12"/>
+                <w:szCs w:val="12"/>
+                <w:lang w:val="en-MY" w:eastAsia="zh-CN"/>
+              </w:rPr>
+              <w:t xml:space="preserve"> </w:t>
+            </w:r>
+            <w:r>
+              <w:rPr>
+                <w:rFonts w:ascii="Consolas" w:eastAsia="Times New Roman" w:hAnsi="Consolas"/>
+                <w:color w:val="D4D4D4"/>
+                <w:sz w:val="12"/>
+                <w:szCs w:val="12"/>
+                <w:lang w:val="en-MY" w:eastAsia="zh-CN"/>
+              </w:rPr>
+              <w:t>=</w:t>
+            </w:r>
+            <w:r>
+              <w:rPr>
+                <w:rFonts w:ascii="Consolas" w:eastAsia="Times New Roman" w:hAnsi="Consolas"/>
+                <w:color w:val="CCCCCC"/>
+                <w:sz w:val="12"/>
+                <w:szCs w:val="12"/>
+                <w:lang w:val="en-MY" w:eastAsia="zh-CN"/>
+              </w:rPr>
+              <w:t xml:space="preserve"> cv2.cvtColor(</w:t>
+            </w:r>
+            <w:proofErr w:type="spellStart"/>
+            <w:r>
+              <w:rPr>
+                <w:rFonts w:ascii="Consolas" w:eastAsia="Times New Roman" w:hAnsi="Consolas"/>
+                <w:color w:val="CCCCCC"/>
+                <w:sz w:val="12"/>
+                <w:szCs w:val="12"/>
+                <w:lang w:val="en-MY" w:eastAsia="zh-CN"/>
+              </w:rPr>
+              <w:t>img</w:t>
+            </w:r>
+            <w:proofErr w:type="spellEnd"/>
+            <w:r>
+              <w:rPr>
+                <w:rFonts w:ascii="Consolas" w:eastAsia="Times New Roman" w:hAnsi="Consolas"/>
+                <w:color w:val="CCCCCC"/>
+                <w:sz w:val="12"/>
+                <w:szCs w:val="12"/>
+                <w:lang w:val="en-MY" w:eastAsia="zh-CN"/>
+              </w:rPr>
+              <w:t>, cv2.COLOR_BGR2LAB)</w:t>
+            </w:r>
+          </w:p>
+          <w:p>
+            <w:pPr>
+              <w:shd w:val="clear" w:color="auto" w:fill="1F1F1F"/>
+              <w:spacing w:line="14.25pt" w:lineRule="atLeast"/>
+              <w:jc w:val="start"/>
+              <w:rPr>
+                <w:rFonts w:ascii="Consolas" w:eastAsia="Times New Roman" w:hAnsi="Consolas"/>
+                <w:color w:val="CCCCCC"/>
+                <w:sz w:val="12"/>
+                <w:szCs w:val="12"/>
+                <w:lang w:val="en-MY" w:eastAsia="zh-CN"/>
+              </w:rPr>
+            </w:pPr>
+            <w:r>
+              <w:rPr>
+                <w:rFonts w:ascii="Consolas" w:eastAsia="Times New Roman" w:hAnsi="Consolas"/>
+                <w:color w:val="6A9955"/>
+                <w:sz w:val="12"/>
+                <w:szCs w:val="12"/>
+                <w:lang w:val="en-MY" w:eastAsia="zh-CN"/>
+              </w:rPr>
+              <w:t xml:space="preserve"># </w:t>
+            </w:r>
+            <w:r>
+              <w:rPr>
+                <w:rFonts w:ascii="Consolas" w:eastAsia="Times New Roman" w:hAnsi="Consolas"/>
+                <w:color w:val="6A9955"/>
+                <w:sz w:val="12"/>
+                <w:szCs w:val="12"/>
+                <w:lang w:val="en-MY" w:eastAsia="zh-CN"/>
+              </w:rPr>
+              <w:t>2</w:t>
+            </w:r>
+            <w:r>
+              <w:rPr>
+                <w:rFonts w:ascii="Consolas" w:eastAsia="Times New Roman" w:hAnsi="Consolas"/>
+                <w:color w:val="6A9955"/>
+                <w:sz w:val="12"/>
+                <w:szCs w:val="12"/>
+                <w:lang w:val="en-MY" w:eastAsia="zh-CN"/>
+              </w:rPr>
+              <w:t>. Bilateral Noise Reduction</w:t>
+            </w:r>
+          </w:p>
+          <w:p>
+            <w:pPr>
+              <w:shd w:val="clear" w:color="auto" w:fill="1F1F1F"/>
+              <w:spacing w:line="14.25pt" w:lineRule="atLeast"/>
+              <w:jc w:val="start"/>
+              <w:rPr>
+                <w:rFonts w:ascii="Consolas" w:eastAsia="Times New Roman" w:hAnsi="Consolas"/>
+                <w:color w:val="CCCCCC"/>
+                <w:sz w:val="12"/>
+                <w:szCs w:val="12"/>
+                <w:lang w:val="en-MY" w:eastAsia="zh-CN"/>
+              </w:rPr>
+            </w:pPr>
+            <w:proofErr w:type="spellStart"/>
+            <w:r>
+              <w:rPr>
+                <w:rFonts w:ascii="Consolas" w:eastAsia="Times New Roman" w:hAnsi="Consolas"/>
+                <w:color w:val="CCCCCC"/>
+                <w:sz w:val="12"/>
+                <w:szCs w:val="12"/>
+                <w:lang w:val="en-MY" w:eastAsia="zh-CN"/>
+              </w:rPr>
+              <w:t>denoised_img</w:t>
+            </w:r>
+            <w:proofErr w:type="spellEnd"/>
+            <w:r>
+              <w:rPr>
+                <w:rFonts w:ascii="Consolas" w:eastAsia="Times New Roman" w:hAnsi="Consolas"/>
+                <w:color w:val="CCCCCC"/>
+                <w:sz w:val="12"/>
+                <w:szCs w:val="12"/>
+                <w:lang w:val="en-MY" w:eastAsia="zh-CN"/>
+              </w:rPr>
+              <w:t xml:space="preserve"> </w:t>
+            </w:r>
+            <w:r>
+              <w:rPr>
+                <w:rFonts w:ascii="Consolas" w:eastAsia="Times New Roman" w:hAnsi="Consolas"/>
+                <w:color w:val="D4D4D4"/>
+                <w:sz w:val="12"/>
+                <w:szCs w:val="12"/>
+                <w:lang w:val="en-MY" w:eastAsia="zh-CN"/>
+              </w:rPr>
+              <w:t>=</w:t>
+            </w:r>
+            <w:r>
+              <w:rPr>
+                <w:rFonts w:ascii="Consolas" w:eastAsia="Times New Roman" w:hAnsi="Consolas"/>
+                <w:color w:val="CCCCCC"/>
+                <w:sz w:val="12"/>
+                <w:szCs w:val="12"/>
+                <w:lang w:val="en-MY" w:eastAsia="zh-CN"/>
+              </w:rPr>
+              <w:t xml:space="preserve"> cv2.bilateralFilter(</w:t>
+            </w:r>
+            <w:proofErr w:type="spellStart"/>
+            <w:r>
+              <w:rPr>
+                <w:rFonts w:ascii="Consolas" w:eastAsia="Times New Roman" w:hAnsi="Consolas"/>
+                <w:color w:val="CCCCCC"/>
+                <w:sz w:val="12"/>
+                <w:szCs w:val="12"/>
+                <w:lang w:val="en-MY" w:eastAsia="zh-CN"/>
+              </w:rPr>
+              <w:t>lab_image</w:t>
+            </w:r>
+            <w:proofErr w:type="spellEnd"/>
+            <w:r>
+              <w:rPr>
+                <w:rFonts w:ascii="Consolas" w:eastAsia="Times New Roman" w:hAnsi="Consolas"/>
+                <w:color w:val="CCCCCC"/>
+                <w:sz w:val="12"/>
+                <w:szCs w:val="12"/>
+                <w:lang w:val="en-MY" w:eastAsia="zh-CN"/>
+              </w:rPr>
+              <w:t xml:space="preserve">, </w:t>
+            </w:r>
+            <w:r>
+              <w:rPr>
+                <w:rFonts w:ascii="Consolas" w:eastAsia="Times New Roman" w:hAnsi="Consolas"/>
+                <w:color w:val="B5CEA8"/>
+                <w:sz w:val="12"/>
+                <w:szCs w:val="12"/>
+                <w:lang w:val="en-MY" w:eastAsia="zh-CN"/>
+              </w:rPr>
+              <w:t>55</w:t>
+            </w:r>
+            <w:r>
+              <w:rPr>
+                <w:rFonts w:ascii="Consolas" w:eastAsia="Times New Roman" w:hAnsi="Consolas"/>
+                <w:color w:val="CCCCCC"/>
+                <w:sz w:val="12"/>
+                <w:szCs w:val="12"/>
+                <w:lang w:val="en-MY" w:eastAsia="zh-CN"/>
+              </w:rPr>
+              <w:t xml:space="preserve">, </w:t>
+            </w:r>
+            <w:r>
+              <w:rPr>
+                <w:rFonts w:ascii="Consolas" w:eastAsia="Times New Roman" w:hAnsi="Consolas"/>
+                <w:color w:val="B5CEA8"/>
+                <w:sz w:val="12"/>
+                <w:szCs w:val="12"/>
+                <w:lang w:val="en-MY" w:eastAsia="zh-CN"/>
+              </w:rPr>
+              <w:t>150</w:t>
+            </w:r>
+            <w:r>
+              <w:rPr>
+                <w:rFonts w:ascii="Consolas" w:eastAsia="Times New Roman" w:hAnsi="Consolas"/>
+                <w:color w:val="CCCCCC"/>
+                <w:sz w:val="12"/>
+                <w:szCs w:val="12"/>
+                <w:lang w:val="en-MY" w:eastAsia="zh-CN"/>
+              </w:rPr>
+              <w:t xml:space="preserve">, </w:t>
+            </w:r>
+            <w:r>
+              <w:rPr>
+                <w:rFonts w:ascii="Consolas" w:eastAsia="Times New Roman" w:hAnsi="Consolas"/>
+                <w:color w:val="B5CEA8"/>
+                <w:sz w:val="12"/>
+                <w:szCs w:val="12"/>
+                <w:lang w:val="en-MY" w:eastAsia="zh-CN"/>
+              </w:rPr>
+              <w:t>150</w:t>
+            </w:r>
+            <w:r>
+              <w:rPr>
+                <w:rFonts w:ascii="Consolas" w:eastAsia="Times New Roman" w:hAnsi="Consolas"/>
+                <w:color w:val="CCCCCC"/>
+                <w:sz w:val="12"/>
+                <w:szCs w:val="12"/>
+                <w:lang w:val="en-MY" w:eastAsia="zh-CN"/>
+              </w:rPr>
+              <w:t>)</w:t>
+            </w:r>
+          </w:p>
+          <w:p>
+            <w:pPr>
+              <w:shd w:val="clear" w:color="auto" w:fill="1F1F1F"/>
+              <w:spacing w:line="14.25pt" w:lineRule="atLeast"/>
+              <w:jc w:val="start"/>
+              <w:rPr>
+                <w:rFonts w:ascii="Consolas" w:eastAsia="Times New Roman" w:hAnsi="Consolas"/>
+                <w:color w:val="CCCCCC"/>
+                <w:sz w:val="12"/>
+                <w:szCs w:val="12"/>
+                <w:lang w:val="en-MY" w:eastAsia="zh-CN"/>
+              </w:rPr>
+            </w:pPr>
+            <w:r>
+              <w:rPr>
+                <w:rFonts w:ascii="Consolas" w:eastAsia="Times New Roman" w:hAnsi="Consolas"/>
+                <w:color w:val="6A9955"/>
+                <w:sz w:val="12"/>
+                <w:szCs w:val="12"/>
+                <w:lang w:val="en-MY" w:eastAsia="zh-CN"/>
+              </w:rPr>
+              <w:t xml:space="preserve"># </w:t>
+            </w:r>
+            <w:r>
+              <w:rPr>
+                <w:rFonts w:ascii="Consolas" w:eastAsia="Times New Roman" w:hAnsi="Consolas"/>
+                <w:color w:val="6A9955"/>
+                <w:sz w:val="12"/>
+                <w:szCs w:val="12"/>
+                <w:lang w:val="en-MY" w:eastAsia="zh-CN"/>
+              </w:rPr>
+              <w:t>3</w:t>
+            </w:r>
+            <w:r>
+              <w:rPr>
+                <w:rFonts w:ascii="Consolas" w:eastAsia="Times New Roman" w:hAnsi="Consolas"/>
+                <w:color w:val="6A9955"/>
+                <w:sz w:val="12"/>
+                <w:szCs w:val="12"/>
+                <w:lang w:val="en-MY" w:eastAsia="zh-CN"/>
+              </w:rPr>
+              <w:t>. K-Means Thresholding (k=3)</w:t>
+            </w:r>
+          </w:p>
+          <w:p>
+            <w:pPr>
+              <w:shd w:val="clear" w:color="auto" w:fill="1F1F1F"/>
+              <w:spacing w:line="14.25pt" w:lineRule="atLeast"/>
+              <w:jc w:val="start"/>
+              <w:rPr>
+                <w:rFonts w:ascii="Consolas" w:eastAsia="Times New Roman" w:hAnsi="Consolas"/>
+                <w:color w:val="CCCCCC"/>
+                <w:sz w:val="12"/>
+                <w:szCs w:val="12"/>
+                <w:lang w:val="en-MY" w:eastAsia="zh-CN"/>
+              </w:rPr>
+            </w:pPr>
+            <w:proofErr w:type="spellStart"/>
+            <w:r>
+              <w:rPr>
+                <w:rFonts w:ascii="Consolas" w:eastAsia="Times New Roman" w:hAnsi="Consolas"/>
+                <w:color w:val="CCCCCC"/>
+                <w:sz w:val="12"/>
+                <w:szCs w:val="12"/>
+                <w:lang w:val="en-MY" w:eastAsia="zh-CN"/>
+              </w:rPr>
+              <w:t>pixel_values</w:t>
+            </w:r>
+            <w:proofErr w:type="spellEnd"/>
+            <w:r>
+              <w:rPr>
+                <w:rFonts w:ascii="Consolas" w:eastAsia="Times New Roman" w:hAnsi="Consolas"/>
+                <w:color w:val="CCCCCC"/>
+                <w:sz w:val="12"/>
+                <w:szCs w:val="12"/>
+                <w:lang w:val="en-MY" w:eastAsia="zh-CN"/>
+              </w:rPr>
+              <w:t xml:space="preserve"> </w:t>
+            </w:r>
+            <w:r>
+              <w:rPr>
+                <w:rFonts w:ascii="Consolas" w:eastAsia="Times New Roman" w:hAnsi="Consolas"/>
+                <w:color w:val="D4D4D4"/>
+                <w:sz w:val="12"/>
+                <w:szCs w:val="12"/>
+                <w:lang w:val="en-MY" w:eastAsia="zh-CN"/>
+              </w:rPr>
+              <w:t>=</w:t>
+            </w:r>
+            <w:r>
+              <w:rPr>
+                <w:rFonts w:ascii="Consolas" w:eastAsia="Times New Roman" w:hAnsi="Consolas"/>
+                <w:color w:val="CCCCCC"/>
+                <w:sz w:val="12"/>
+                <w:szCs w:val="12"/>
+                <w:lang w:val="en-MY" w:eastAsia="zh-CN"/>
+              </w:rPr>
+              <w:t xml:space="preserve"> </w:t>
+            </w:r>
+            <w:proofErr w:type="spellStart"/>
+            <w:r>
+              <w:rPr>
+                <w:rFonts w:ascii="Consolas" w:eastAsia="Times New Roman" w:hAnsi="Consolas"/>
+                <w:color w:val="CCCCCC"/>
+                <w:sz w:val="12"/>
+                <w:szCs w:val="12"/>
+                <w:lang w:val="en-MY" w:eastAsia="zh-CN"/>
+              </w:rPr>
+              <w:t>denoised_img.reshape</w:t>
+            </w:r>
+            <w:proofErr w:type="spellEnd"/>
+            <w:r>
+              <w:rPr>
+                <w:rFonts w:ascii="Consolas" w:eastAsia="Times New Roman" w:hAnsi="Consolas"/>
+                <w:color w:val="CCCCCC"/>
+                <w:sz w:val="12"/>
+                <w:szCs w:val="12"/>
+                <w:lang w:val="en-MY" w:eastAsia="zh-CN"/>
+              </w:rPr>
+              <w:t>((</w:t>
+            </w:r>
+            <w:r>
+              <w:rPr>
+                <w:rFonts w:ascii="Consolas" w:eastAsia="Times New Roman" w:hAnsi="Consolas"/>
+                <w:color w:val="D4D4D4"/>
+                <w:sz w:val="12"/>
+                <w:szCs w:val="12"/>
+                <w:lang w:val="en-MY" w:eastAsia="zh-CN"/>
+              </w:rPr>
+              <w:t>-</w:t>
+            </w:r>
+            <w:r>
+              <w:rPr>
+                <w:rFonts w:ascii="Consolas" w:eastAsia="Times New Roman" w:hAnsi="Consolas"/>
+                <w:color w:val="B5CEA8"/>
+                <w:sz w:val="12"/>
+                <w:szCs w:val="12"/>
+                <w:lang w:val="en-MY" w:eastAsia="zh-CN"/>
+              </w:rPr>
+              <w:t>1</w:t>
+            </w:r>
+            <w:r>
+              <w:rPr>
+                <w:rFonts w:ascii="Consolas" w:eastAsia="Times New Roman" w:hAnsi="Consolas"/>
+                <w:color w:val="CCCCCC"/>
+                <w:sz w:val="12"/>
+                <w:szCs w:val="12"/>
+                <w:lang w:val="en-MY" w:eastAsia="zh-CN"/>
+              </w:rPr>
+              <w:t xml:space="preserve">, </w:t>
+            </w:r>
+            <w:r>
+              <w:rPr>
+                <w:rFonts w:ascii="Consolas" w:eastAsia="Times New Roman" w:hAnsi="Consolas"/>
+                <w:color w:val="B5CEA8"/>
+                <w:sz w:val="12"/>
+                <w:szCs w:val="12"/>
+                <w:lang w:val="en-MY" w:eastAsia="zh-CN"/>
+              </w:rPr>
+              <w:t>3</w:t>
+            </w:r>
+            <w:r>
+              <w:rPr>
+                <w:rFonts w:ascii="Consolas" w:eastAsia="Times New Roman" w:hAnsi="Consolas"/>
+                <w:color w:val="CCCCCC"/>
+                <w:sz w:val="12"/>
+                <w:szCs w:val="12"/>
+                <w:lang w:val="en-MY" w:eastAsia="zh-CN"/>
+              </w:rPr>
+              <w:t>))</w:t>
+            </w:r>
+          </w:p>
+          <w:p>
+            <w:pPr>
+              <w:shd w:val="clear" w:color="auto" w:fill="1F1F1F"/>
+              <w:spacing w:line="14.25pt" w:lineRule="atLeast"/>
+              <w:jc w:val="start"/>
+              <w:rPr>
+                <w:rFonts w:ascii="Consolas" w:eastAsia="Times New Roman" w:hAnsi="Consolas"/>
+                <w:color w:val="CCCCCC"/>
+                <w:sz w:val="12"/>
+                <w:szCs w:val="12"/>
+                <w:lang w:val="en-MY" w:eastAsia="zh-CN"/>
+              </w:rPr>
+            </w:pPr>
+            <w:proofErr w:type="spellStart"/>
+            <w:r>
+              <w:rPr>
+                <w:rFonts w:ascii="Consolas" w:eastAsia="Times New Roman" w:hAnsi="Consolas"/>
+                <w:color w:val="CCCCCC"/>
+                <w:sz w:val="12"/>
+                <w:szCs w:val="12"/>
+                <w:lang w:val="en-MY" w:eastAsia="zh-CN"/>
+              </w:rPr>
+              <w:t>pixel_values</w:t>
+            </w:r>
+            <w:proofErr w:type="spellEnd"/>
+            <w:r>
+              <w:rPr>
+                <w:rFonts w:ascii="Consolas" w:eastAsia="Times New Roman" w:hAnsi="Consolas"/>
+                <w:color w:val="CCCCCC"/>
+                <w:sz w:val="12"/>
+                <w:szCs w:val="12"/>
+                <w:lang w:val="en-MY" w:eastAsia="zh-CN"/>
+              </w:rPr>
+              <w:t xml:space="preserve"> </w:t>
+            </w:r>
+            <w:r>
+              <w:rPr>
+                <w:rFonts w:ascii="Consolas" w:eastAsia="Times New Roman" w:hAnsi="Consolas"/>
+                <w:color w:val="D4D4D4"/>
+                <w:sz w:val="12"/>
+                <w:szCs w:val="12"/>
+                <w:lang w:val="en-MY" w:eastAsia="zh-CN"/>
+              </w:rPr>
+              <w:t>=</w:t>
+            </w:r>
+            <w:r>
+              <w:rPr>
+                <w:rFonts w:ascii="Consolas" w:eastAsia="Times New Roman" w:hAnsi="Consolas"/>
+                <w:color w:val="CCCCCC"/>
+                <w:sz w:val="12"/>
+                <w:szCs w:val="12"/>
+                <w:lang w:val="en-MY" w:eastAsia="zh-CN"/>
+              </w:rPr>
+              <w:t xml:space="preserve"> np.float32(</w:t>
+            </w:r>
+            <w:proofErr w:type="spellStart"/>
+            <w:r>
+              <w:rPr>
+                <w:rFonts w:ascii="Consolas" w:eastAsia="Times New Roman" w:hAnsi="Consolas"/>
+                <w:color w:val="CCCCCC"/>
+                <w:sz w:val="12"/>
+                <w:szCs w:val="12"/>
+                <w:lang w:val="en-MY" w:eastAsia="zh-CN"/>
+              </w:rPr>
+              <w:t>pixel_values</w:t>
+            </w:r>
+            <w:proofErr w:type="spellEnd"/>
+            <w:r>
+              <w:rPr>
+                <w:rFonts w:ascii="Consolas" w:eastAsia="Times New Roman" w:hAnsi="Consolas"/>
+                <w:color w:val="CCCCCC"/>
+                <w:sz w:val="12"/>
+                <w:szCs w:val="12"/>
+                <w:lang w:val="en-MY" w:eastAsia="zh-CN"/>
+              </w:rPr>
+              <w:t>)</w:t>
+            </w:r>
+          </w:p>
+          <w:p>
+            <w:pPr>
+              <w:shd w:val="clear" w:color="auto" w:fill="1F1F1F"/>
+              <w:spacing w:line="14.25pt" w:lineRule="atLeast"/>
+              <w:jc w:val="start"/>
+              <w:rPr>
+                <w:rFonts w:ascii="Consolas" w:eastAsia="Times New Roman" w:hAnsi="Consolas"/>
+                <w:color w:val="CCCCCC"/>
+                <w:sz w:val="12"/>
+                <w:szCs w:val="12"/>
+                <w:lang w:val="en-MY" w:eastAsia="zh-CN"/>
+              </w:rPr>
+            </w:pPr>
+            <w:r>
+              <w:rPr>
+                <w:rFonts w:ascii="Consolas" w:eastAsia="Times New Roman" w:hAnsi="Consolas"/>
+                <w:color w:val="CCCCCC"/>
+                <w:sz w:val="12"/>
+                <w:szCs w:val="12"/>
+                <w:lang w:val="en-MY" w:eastAsia="zh-CN"/>
+              </w:rPr>
+              <w:t xml:space="preserve">criteria </w:t>
+            </w:r>
+            <w:r>
+              <w:rPr>
+                <w:rFonts w:ascii="Consolas" w:eastAsia="Times New Roman" w:hAnsi="Consolas"/>
+                <w:color w:val="D4D4D4"/>
+                <w:sz w:val="12"/>
+                <w:szCs w:val="12"/>
+                <w:lang w:val="en-MY" w:eastAsia="zh-CN"/>
+              </w:rPr>
+              <w:t>=</w:t>
+            </w:r>
+            <w:r>
+              <w:rPr>
+                <w:rFonts w:ascii="Consolas" w:eastAsia="Times New Roman" w:hAnsi="Consolas"/>
+                <w:color w:val="CCCCCC"/>
+                <w:sz w:val="12"/>
+                <w:szCs w:val="12"/>
+                <w:lang w:val="en-MY" w:eastAsia="zh-CN"/>
+              </w:rPr>
+              <w:t xml:space="preserve"> (cv2.TERM_CRITERIA_EPS </w:t>
+            </w:r>
+            <w:r>
+              <w:rPr>
+                <w:rFonts w:ascii="Consolas" w:eastAsia="Times New Roman" w:hAnsi="Consolas"/>
+                <w:color w:val="D4D4D4"/>
+                <w:sz w:val="12"/>
+                <w:szCs w:val="12"/>
+                <w:lang w:val="en-MY" w:eastAsia="zh-CN"/>
+              </w:rPr>
+              <w:t>+</w:t>
+            </w:r>
+            <w:r>
+              <w:rPr>
+                <w:rFonts w:ascii="Consolas" w:eastAsia="Times New Roman" w:hAnsi="Consolas"/>
+                <w:color w:val="CCCCCC"/>
+                <w:sz w:val="12"/>
+                <w:szCs w:val="12"/>
+                <w:lang w:val="en-MY" w:eastAsia="zh-CN"/>
+              </w:rPr>
+              <w:t xml:space="preserve"> cv2.TERM_CRITERIA_MAX_ITER, </w:t>
+            </w:r>
+            <w:r>
+              <w:rPr>
+                <w:rFonts w:ascii="Consolas" w:eastAsia="Times New Roman" w:hAnsi="Consolas"/>
+                <w:color w:val="B5CEA8"/>
+                <w:sz w:val="12"/>
+                <w:szCs w:val="12"/>
+                <w:lang w:val="en-MY" w:eastAsia="zh-CN"/>
+              </w:rPr>
+              <w:t>100</w:t>
+            </w:r>
+            <w:r>
+              <w:rPr>
+                <w:rFonts w:ascii="Consolas" w:eastAsia="Times New Roman" w:hAnsi="Consolas"/>
+                <w:color w:val="CCCCCC"/>
+                <w:sz w:val="12"/>
+                <w:szCs w:val="12"/>
+                <w:lang w:val="en-MY" w:eastAsia="zh-CN"/>
+              </w:rPr>
+              <w:t xml:space="preserve">, </w:t>
+            </w:r>
+            <w:r>
+              <w:rPr>
+                <w:rFonts w:ascii="Consolas" w:eastAsia="Times New Roman" w:hAnsi="Consolas"/>
+                <w:color w:val="B5CEA8"/>
+                <w:sz w:val="12"/>
+                <w:szCs w:val="12"/>
+                <w:lang w:val="en-MY" w:eastAsia="zh-CN"/>
+              </w:rPr>
+              <w:t>0.7</w:t>
+            </w:r>
+            <w:r>
+              <w:rPr>
+                <w:rFonts w:ascii="Consolas" w:eastAsia="Times New Roman" w:hAnsi="Consolas"/>
+                <w:color w:val="CCCCCC"/>
+                <w:sz w:val="12"/>
+                <w:szCs w:val="12"/>
+                <w:lang w:val="en-MY" w:eastAsia="zh-CN"/>
+              </w:rPr>
+              <w:t>)</w:t>
+            </w:r>
+          </w:p>
+          <w:p>
+            <w:pPr>
+              <w:shd w:val="clear" w:color="auto" w:fill="1F1F1F"/>
+              <w:spacing w:line="14.25pt" w:lineRule="atLeast"/>
+              <w:jc w:val="start"/>
+              <w:rPr>
+                <w:rFonts w:ascii="Consolas" w:eastAsia="Times New Roman" w:hAnsi="Consolas"/>
+                <w:color w:val="CCCCCC"/>
+                <w:sz w:val="12"/>
+                <w:szCs w:val="12"/>
+                <w:lang w:val="en-MY" w:eastAsia="zh-CN"/>
+              </w:rPr>
+            </w:pPr>
+            <w:r>
+              <w:rPr>
+                <w:rFonts w:ascii="Consolas" w:eastAsia="Times New Roman" w:hAnsi="Consolas"/>
+                <w:color w:val="CCCCCC"/>
+                <w:sz w:val="12"/>
+                <w:szCs w:val="12"/>
+                <w:lang w:val="en-MY" w:eastAsia="zh-CN"/>
+              </w:rPr>
+              <w:t xml:space="preserve">_, labels, </w:t>
+            </w:r>
+            <w:proofErr w:type="spellStart"/>
+            <w:r>
+              <w:rPr>
+                <w:rFonts w:ascii="Consolas" w:eastAsia="Times New Roman" w:hAnsi="Consolas"/>
+                <w:color w:val="CCCCCC"/>
+                <w:sz w:val="12"/>
+                <w:szCs w:val="12"/>
+                <w:lang w:val="en-MY" w:eastAsia="zh-CN"/>
+              </w:rPr>
+              <w:t>centers</w:t>
+            </w:r>
+            <w:proofErr w:type="spellEnd"/>
+            <w:r>
+              <w:rPr>
+                <w:rFonts w:ascii="Consolas" w:eastAsia="Times New Roman" w:hAnsi="Consolas"/>
+                <w:color w:val="CCCCCC"/>
+                <w:sz w:val="12"/>
+                <w:szCs w:val="12"/>
+                <w:lang w:val="en-MY" w:eastAsia="zh-CN"/>
+              </w:rPr>
+              <w:t xml:space="preserve"> </w:t>
+            </w:r>
+            <w:r>
+              <w:rPr>
+                <w:rFonts w:ascii="Consolas" w:eastAsia="Times New Roman" w:hAnsi="Consolas"/>
+                <w:color w:val="D4D4D4"/>
+                <w:sz w:val="12"/>
+                <w:szCs w:val="12"/>
+                <w:lang w:val="en-MY" w:eastAsia="zh-CN"/>
+              </w:rPr>
+              <w:t>=</w:t>
+            </w:r>
+            <w:r>
+              <w:rPr>
+                <w:rFonts w:ascii="Consolas" w:eastAsia="Times New Roman" w:hAnsi="Consolas"/>
+                <w:color w:val="CCCCCC"/>
+                <w:sz w:val="12"/>
+                <w:szCs w:val="12"/>
+                <w:lang w:val="en-MY" w:eastAsia="zh-CN"/>
+              </w:rPr>
+              <w:t xml:space="preserve"> cv2.kmeans(</w:t>
+            </w:r>
+            <w:proofErr w:type="spellStart"/>
+            <w:r>
+              <w:rPr>
+                <w:rFonts w:ascii="Consolas" w:eastAsia="Times New Roman" w:hAnsi="Consolas"/>
+                <w:color w:val="CCCCCC"/>
+                <w:sz w:val="12"/>
+                <w:szCs w:val="12"/>
+                <w:lang w:val="en-MY" w:eastAsia="zh-CN"/>
+              </w:rPr>
+              <w:t>pixel_values</w:t>
+            </w:r>
+            <w:proofErr w:type="spellEnd"/>
+            <w:r>
+              <w:rPr>
+                <w:rFonts w:ascii="Consolas" w:eastAsia="Times New Roman" w:hAnsi="Consolas"/>
+                <w:color w:val="CCCCCC"/>
+                <w:sz w:val="12"/>
+                <w:szCs w:val="12"/>
+                <w:lang w:val="en-MY" w:eastAsia="zh-CN"/>
+              </w:rPr>
+              <w:t xml:space="preserve">, </w:t>
+            </w:r>
+            <w:r>
+              <w:rPr>
+                <w:rFonts w:ascii="Consolas" w:eastAsia="Times New Roman" w:hAnsi="Consolas"/>
+                <w:color w:val="B5CEA8"/>
+                <w:sz w:val="12"/>
+                <w:szCs w:val="12"/>
+                <w:lang w:val="en-MY" w:eastAsia="zh-CN"/>
+              </w:rPr>
+              <w:t>3</w:t>
+            </w:r>
+            <w:r>
+              <w:rPr>
+                <w:rFonts w:ascii="Consolas" w:eastAsia="Times New Roman" w:hAnsi="Consolas"/>
+                <w:color w:val="CCCCCC"/>
+                <w:sz w:val="12"/>
+                <w:szCs w:val="12"/>
+                <w:lang w:val="en-MY" w:eastAsia="zh-CN"/>
+              </w:rPr>
+              <w:t xml:space="preserve">, </w:t>
+            </w:r>
+            <w:r>
+              <w:rPr>
+                <w:rFonts w:ascii="Consolas" w:eastAsia="Times New Roman" w:hAnsi="Consolas"/>
+                <w:color w:val="569CD6"/>
+                <w:sz w:val="12"/>
+                <w:szCs w:val="12"/>
+                <w:lang w:val="en-MY" w:eastAsia="zh-CN"/>
+              </w:rPr>
+              <w:t>None</w:t>
+            </w:r>
+            <w:r>
+              <w:rPr>
+                <w:rFonts w:ascii="Consolas" w:eastAsia="Times New Roman" w:hAnsi="Consolas"/>
+                <w:color w:val="CCCCCC"/>
+                <w:sz w:val="12"/>
+                <w:szCs w:val="12"/>
+                <w:lang w:val="en-MY" w:eastAsia="zh-CN"/>
+              </w:rPr>
+              <w:t xml:space="preserve">, criteria, </w:t>
+            </w:r>
+            <w:r>
+              <w:rPr>
+                <w:rFonts w:ascii="Consolas" w:eastAsia="Times New Roman" w:hAnsi="Consolas"/>
+                <w:color w:val="B5CEA8"/>
+                <w:sz w:val="12"/>
+                <w:szCs w:val="12"/>
+                <w:lang w:val="en-MY" w:eastAsia="zh-CN"/>
+              </w:rPr>
+              <w:t>10</w:t>
+            </w:r>
+            <w:r>
+              <w:rPr>
+                <w:rFonts w:ascii="Consolas" w:eastAsia="Times New Roman" w:hAnsi="Consolas"/>
+                <w:color w:val="CCCCCC"/>
+                <w:sz w:val="12"/>
+                <w:szCs w:val="12"/>
+                <w:lang w:val="en-MY" w:eastAsia="zh-CN"/>
+              </w:rPr>
+              <w:t>, cv2.KMEANS_RANDOM_CENTERS)</w:t>
+            </w:r>
+          </w:p>
+          <w:p>
+            <w:pPr>
+              <w:shd w:val="clear" w:color="auto" w:fill="1F1F1F"/>
+              <w:spacing w:line="14.25pt" w:lineRule="atLeast"/>
+              <w:jc w:val="start"/>
+              <w:rPr>
+                <w:rFonts w:ascii="Consolas" w:eastAsia="Times New Roman" w:hAnsi="Consolas"/>
+                <w:color w:val="CCCCCC"/>
+                <w:sz w:val="12"/>
+                <w:szCs w:val="12"/>
+                <w:lang w:val="en-MY" w:eastAsia="zh-CN"/>
+              </w:rPr>
+            </w:pPr>
+            <w:r>
+              <w:rPr>
+                <w:rFonts w:ascii="Consolas" w:eastAsia="Times New Roman" w:hAnsi="Consolas"/>
+                <w:color w:val="6A9955"/>
+                <w:sz w:val="12"/>
+                <w:szCs w:val="12"/>
+                <w:lang w:val="en-MY" w:eastAsia="zh-CN"/>
+              </w:rPr>
+              <w:t># Stained cell nuclei are the darkest, so we check the Luminance (L) channel (index 0 in LAB)</w:t>
+            </w:r>
+          </w:p>
+          <w:p>
+            <w:pPr>
+              <w:shd w:val="clear" w:color="auto" w:fill="1F1F1F"/>
+              <w:spacing w:line="14.25pt" w:lineRule="atLeast"/>
+              <w:jc w:val="start"/>
+              <w:rPr>
+                <w:rFonts w:ascii="Consolas" w:eastAsia="Times New Roman" w:hAnsi="Consolas"/>
+                <w:color w:val="CCCCCC"/>
+                <w:sz w:val="12"/>
+                <w:szCs w:val="12"/>
+                <w:lang w:val="en-MY" w:eastAsia="zh-CN"/>
+              </w:rPr>
+            </w:pPr>
+            <w:proofErr w:type="spellStart"/>
+            <w:r>
+              <w:rPr>
+                <w:rFonts w:ascii="Consolas" w:eastAsia="Times New Roman" w:hAnsi="Consolas"/>
+                <w:color w:val="CCCCCC"/>
+                <w:sz w:val="12"/>
+                <w:szCs w:val="12"/>
+                <w:lang w:val="en-MY" w:eastAsia="zh-CN"/>
+              </w:rPr>
+              <w:t>center_brightness</w:t>
+            </w:r>
+            <w:proofErr w:type="spellEnd"/>
+            <w:r>
+              <w:rPr>
+                <w:rFonts w:ascii="Consolas" w:eastAsia="Times New Roman" w:hAnsi="Consolas"/>
+                <w:color w:val="CCCCCC"/>
+                <w:sz w:val="12"/>
+                <w:szCs w:val="12"/>
+                <w:lang w:val="en-MY" w:eastAsia="zh-CN"/>
+              </w:rPr>
+              <w:t xml:space="preserve"> </w:t>
+            </w:r>
+            <w:r>
+              <w:rPr>
+                <w:rFonts w:ascii="Consolas" w:eastAsia="Times New Roman" w:hAnsi="Consolas"/>
+                <w:color w:val="D4D4D4"/>
+                <w:sz w:val="12"/>
+                <w:szCs w:val="12"/>
+                <w:lang w:val="en-MY" w:eastAsia="zh-CN"/>
+              </w:rPr>
+              <w:t>=</w:t>
+            </w:r>
+            <w:r>
+              <w:rPr>
+                <w:rFonts w:ascii="Consolas" w:eastAsia="Times New Roman" w:hAnsi="Consolas"/>
+                <w:color w:val="CCCCCC"/>
+                <w:sz w:val="12"/>
+                <w:szCs w:val="12"/>
+                <w:lang w:val="en-MY" w:eastAsia="zh-CN"/>
+              </w:rPr>
+              <w:t xml:space="preserve"> </w:t>
+            </w:r>
+            <w:proofErr w:type="spellStart"/>
+            <w:r>
+              <w:rPr>
+                <w:rFonts w:ascii="Consolas" w:eastAsia="Times New Roman" w:hAnsi="Consolas"/>
+                <w:color w:val="CCCCCC"/>
+                <w:sz w:val="12"/>
+                <w:szCs w:val="12"/>
+                <w:lang w:val="en-MY" w:eastAsia="zh-CN"/>
+              </w:rPr>
+              <w:t>np.sum</w:t>
+            </w:r>
+            <w:proofErr w:type="spellEnd"/>
+            <w:r>
+              <w:rPr>
+                <w:rFonts w:ascii="Consolas" w:eastAsia="Times New Roman" w:hAnsi="Consolas"/>
+                <w:color w:val="CCCCCC"/>
+                <w:sz w:val="12"/>
+                <w:szCs w:val="12"/>
+                <w:lang w:val="en-MY" w:eastAsia="zh-CN"/>
+              </w:rPr>
+              <w:t>(</w:t>
+            </w:r>
+            <w:proofErr w:type="spellStart"/>
+            <w:r>
+              <w:rPr>
+                <w:rFonts w:ascii="Consolas" w:eastAsia="Times New Roman" w:hAnsi="Consolas"/>
+                <w:color w:val="CCCCCC"/>
+                <w:sz w:val="12"/>
+                <w:szCs w:val="12"/>
+                <w:lang w:val="en-MY" w:eastAsia="zh-CN"/>
+              </w:rPr>
+              <w:t>centers</w:t>
+            </w:r>
+            <w:proofErr w:type="spellEnd"/>
+            <w:r>
+              <w:rPr>
+                <w:rFonts w:ascii="Consolas" w:eastAsia="Times New Roman" w:hAnsi="Consolas"/>
+                <w:color w:val="CCCCCC"/>
+                <w:sz w:val="12"/>
+                <w:szCs w:val="12"/>
+                <w:lang w:val="en-MY" w:eastAsia="zh-CN"/>
+              </w:rPr>
+              <w:t xml:space="preserve">, </w:t>
+            </w:r>
+            <w:r>
+              <w:rPr>
+                <w:rFonts w:ascii="Consolas" w:eastAsia="Times New Roman" w:hAnsi="Consolas"/>
+                <w:color w:val="9CDCFE"/>
+                <w:sz w:val="12"/>
+                <w:szCs w:val="12"/>
+                <w:lang w:val="en-MY" w:eastAsia="zh-CN"/>
+              </w:rPr>
+              <w:t>axis</w:t>
+            </w:r>
+            <w:r>
+              <w:rPr>
+                <w:rFonts w:ascii="Consolas" w:eastAsia="Times New Roman" w:hAnsi="Consolas"/>
+                <w:color w:val="D4D4D4"/>
+                <w:sz w:val="12"/>
+                <w:szCs w:val="12"/>
+                <w:lang w:val="en-MY" w:eastAsia="zh-CN"/>
+              </w:rPr>
+              <w:t>=</w:t>
+            </w:r>
+            <w:r>
+              <w:rPr>
+                <w:rFonts w:ascii="Consolas" w:eastAsia="Times New Roman" w:hAnsi="Consolas"/>
+                <w:color w:val="B5CEA8"/>
+                <w:sz w:val="12"/>
+                <w:szCs w:val="12"/>
+                <w:lang w:val="en-MY" w:eastAsia="zh-CN"/>
+              </w:rPr>
+              <w:t>1</w:t>
+            </w:r>
+            <w:r>
+              <w:rPr>
+                <w:rFonts w:ascii="Consolas" w:eastAsia="Times New Roman" w:hAnsi="Consolas"/>
+                <w:color w:val="CCCCCC"/>
+                <w:sz w:val="12"/>
+                <w:szCs w:val="12"/>
+                <w:lang w:val="en-MY" w:eastAsia="zh-CN"/>
+              </w:rPr>
+              <w:t>)</w:t>
+            </w:r>
+          </w:p>
+          <w:p>
+            <w:pPr>
+              <w:shd w:val="clear" w:color="auto" w:fill="1F1F1F"/>
+              <w:spacing w:line="14.25pt" w:lineRule="atLeast"/>
+              <w:jc w:val="start"/>
+              <w:rPr>
+                <w:rFonts w:ascii="Consolas" w:eastAsia="Times New Roman" w:hAnsi="Consolas"/>
+                <w:color w:val="CCCCCC"/>
+                <w:sz w:val="12"/>
+                <w:szCs w:val="12"/>
+                <w:lang w:val="en-MY" w:eastAsia="zh-CN"/>
+              </w:rPr>
+            </w:pPr>
+            <w:proofErr w:type="spellStart"/>
+            <w:r>
+              <w:rPr>
+                <w:rFonts w:ascii="Consolas" w:eastAsia="Times New Roman" w:hAnsi="Consolas"/>
+                <w:color w:val="CCCCCC"/>
+                <w:sz w:val="12"/>
+                <w:szCs w:val="12"/>
+                <w:lang w:val="en-MY" w:eastAsia="zh-CN"/>
+              </w:rPr>
+              <w:t>fg_cluster</w:t>
+            </w:r>
+            <w:proofErr w:type="spellEnd"/>
+            <w:r>
+              <w:rPr>
+                <w:rFonts w:ascii="Consolas" w:eastAsia="Times New Roman" w:hAnsi="Consolas"/>
+                <w:color w:val="CCCCCC"/>
+                <w:sz w:val="12"/>
+                <w:szCs w:val="12"/>
+                <w:lang w:val="en-MY" w:eastAsia="zh-CN"/>
+              </w:rPr>
+              <w:t xml:space="preserve"> </w:t>
+            </w:r>
+            <w:r>
+              <w:rPr>
+                <w:rFonts w:ascii="Consolas" w:eastAsia="Times New Roman" w:hAnsi="Consolas"/>
+                <w:color w:val="D4D4D4"/>
+                <w:sz w:val="12"/>
+                <w:szCs w:val="12"/>
+                <w:lang w:val="en-MY" w:eastAsia="zh-CN"/>
+              </w:rPr>
+              <w:t>=</w:t>
+            </w:r>
+            <w:r>
+              <w:rPr>
+                <w:rFonts w:ascii="Consolas" w:eastAsia="Times New Roman" w:hAnsi="Consolas"/>
+                <w:color w:val="CCCCCC"/>
+                <w:sz w:val="12"/>
+                <w:szCs w:val="12"/>
+                <w:lang w:val="en-MY" w:eastAsia="zh-CN"/>
+              </w:rPr>
+              <w:t xml:space="preserve"> </w:t>
+            </w:r>
+            <w:proofErr w:type="spellStart"/>
+            <w:r>
+              <w:rPr>
+                <w:rFonts w:ascii="Consolas" w:eastAsia="Times New Roman" w:hAnsi="Consolas"/>
+                <w:color w:val="CCCCCC"/>
+                <w:sz w:val="12"/>
+                <w:szCs w:val="12"/>
+                <w:lang w:val="en-MY" w:eastAsia="zh-CN"/>
+              </w:rPr>
+              <w:t>np.argmin</w:t>
+            </w:r>
+            <w:proofErr w:type="spellEnd"/>
+            <w:r>
+              <w:rPr>
+                <w:rFonts w:ascii="Consolas" w:eastAsia="Times New Roman" w:hAnsi="Consolas"/>
+                <w:color w:val="CCCCCC"/>
+                <w:sz w:val="12"/>
+                <w:szCs w:val="12"/>
+                <w:lang w:val="en-MY" w:eastAsia="zh-CN"/>
+              </w:rPr>
+              <w:t>(</w:t>
+            </w:r>
+            <w:proofErr w:type="spellStart"/>
+            <w:r>
+              <w:rPr>
+                <w:rFonts w:ascii="Consolas" w:eastAsia="Times New Roman" w:hAnsi="Consolas"/>
+                <w:color w:val="CCCCCC"/>
+                <w:sz w:val="12"/>
+                <w:szCs w:val="12"/>
+                <w:lang w:val="en-MY" w:eastAsia="zh-CN"/>
+              </w:rPr>
+              <w:t>center_brightness</w:t>
+            </w:r>
+            <w:proofErr w:type="spellEnd"/>
+            <w:r>
+              <w:rPr>
+                <w:rFonts w:ascii="Consolas" w:eastAsia="Times New Roman" w:hAnsi="Consolas"/>
+                <w:color w:val="CCCCCC"/>
+                <w:sz w:val="12"/>
+                <w:szCs w:val="12"/>
+                <w:lang w:val="en-MY" w:eastAsia="zh-CN"/>
+              </w:rPr>
+              <w:t>)</w:t>
+            </w:r>
+          </w:p>
+          <w:p>
+            <w:pPr>
+              <w:shd w:val="clear" w:color="auto" w:fill="1F1F1F"/>
+              <w:spacing w:line="14.25pt" w:lineRule="atLeast"/>
+              <w:jc w:val="start"/>
+              <w:rPr>
+                <w:rFonts w:ascii="Consolas" w:eastAsia="Times New Roman" w:hAnsi="Consolas"/>
+                <w:color w:val="CCCCCC"/>
+                <w:sz w:val="12"/>
+                <w:szCs w:val="12"/>
+                <w:lang w:val="en-MY" w:eastAsia="zh-CN"/>
+              </w:rPr>
+            </w:pPr>
+            <w:proofErr w:type="spellStart"/>
+            <w:r>
+              <w:rPr>
+                <w:rFonts w:ascii="Consolas" w:eastAsia="Times New Roman" w:hAnsi="Consolas"/>
+                <w:color w:val="CCCCCC"/>
+                <w:sz w:val="12"/>
+                <w:szCs w:val="12"/>
+                <w:lang w:val="en-MY" w:eastAsia="zh-CN"/>
+              </w:rPr>
+              <w:t>labels_flat</w:t>
+            </w:r>
+            <w:proofErr w:type="spellEnd"/>
+            <w:r>
+              <w:rPr>
+                <w:rFonts w:ascii="Consolas" w:eastAsia="Times New Roman" w:hAnsi="Consolas"/>
+                <w:color w:val="CCCCCC"/>
+                <w:sz w:val="12"/>
+                <w:szCs w:val="12"/>
+                <w:lang w:val="en-MY" w:eastAsia="zh-CN"/>
+              </w:rPr>
+              <w:t xml:space="preserve"> </w:t>
+            </w:r>
+            <w:r>
+              <w:rPr>
+                <w:rFonts w:ascii="Consolas" w:eastAsia="Times New Roman" w:hAnsi="Consolas"/>
+                <w:color w:val="D4D4D4"/>
+                <w:sz w:val="12"/>
+                <w:szCs w:val="12"/>
+                <w:lang w:val="en-MY" w:eastAsia="zh-CN"/>
+              </w:rPr>
+              <w:t>=</w:t>
+            </w:r>
+            <w:r>
+              <w:rPr>
+                <w:rFonts w:ascii="Consolas" w:eastAsia="Times New Roman" w:hAnsi="Consolas"/>
+                <w:color w:val="CCCCCC"/>
+                <w:sz w:val="12"/>
+                <w:szCs w:val="12"/>
+                <w:lang w:val="en-MY" w:eastAsia="zh-CN"/>
+              </w:rPr>
+              <w:t xml:space="preserve"> </w:t>
+            </w:r>
+            <w:proofErr w:type="spellStart"/>
+            <w:r>
+              <w:rPr>
+                <w:rFonts w:ascii="Consolas" w:eastAsia="Times New Roman" w:hAnsi="Consolas"/>
+                <w:color w:val="CCCCCC"/>
+                <w:sz w:val="12"/>
+                <w:szCs w:val="12"/>
+                <w:lang w:val="en-MY" w:eastAsia="zh-CN"/>
+              </w:rPr>
+              <w:t>labels.flatten</w:t>
+            </w:r>
+            <w:proofErr w:type="spellEnd"/>
+            <w:r>
+              <w:rPr>
+                <w:rFonts w:ascii="Consolas" w:eastAsia="Times New Roman" w:hAnsi="Consolas"/>
+                <w:color w:val="CCCCCC"/>
+                <w:sz w:val="12"/>
+                <w:szCs w:val="12"/>
+                <w:lang w:val="en-MY" w:eastAsia="zh-CN"/>
+              </w:rPr>
+              <w:t>()</w:t>
+            </w:r>
+          </w:p>
+          <w:p>
+            <w:pPr>
+              <w:shd w:val="clear" w:color="auto" w:fill="1F1F1F"/>
+              <w:spacing w:line="14.25pt" w:lineRule="atLeast"/>
+              <w:jc w:val="start"/>
+              <w:rPr>
+                <w:rFonts w:ascii="Consolas" w:eastAsia="Times New Roman" w:hAnsi="Consolas"/>
+                <w:color w:val="CCCCCC"/>
+                <w:sz w:val="12"/>
+                <w:szCs w:val="12"/>
+                <w:lang w:val="en-MY" w:eastAsia="zh-CN"/>
+              </w:rPr>
+            </w:pPr>
+            <w:r>
+              <w:rPr>
+                <w:rFonts w:ascii="Consolas" w:eastAsia="Times New Roman" w:hAnsi="Consolas"/>
+                <w:color w:val="CCCCCC"/>
+                <w:sz w:val="12"/>
+                <w:szCs w:val="12"/>
+                <w:lang w:val="en-MY" w:eastAsia="zh-CN"/>
+              </w:rPr>
+              <w:t xml:space="preserve">mask </w:t>
+            </w:r>
+            <w:r>
+              <w:rPr>
+                <w:rFonts w:ascii="Consolas" w:eastAsia="Times New Roman" w:hAnsi="Consolas"/>
+                <w:color w:val="D4D4D4"/>
+                <w:sz w:val="12"/>
+                <w:szCs w:val="12"/>
+                <w:lang w:val="en-MY" w:eastAsia="zh-CN"/>
+              </w:rPr>
+              <w:t>=</w:t>
+            </w:r>
+            <w:r>
+              <w:rPr>
+                <w:rFonts w:ascii="Consolas" w:eastAsia="Times New Roman" w:hAnsi="Consolas"/>
+                <w:color w:val="CCCCCC"/>
+                <w:sz w:val="12"/>
+                <w:szCs w:val="12"/>
+                <w:lang w:val="en-MY" w:eastAsia="zh-CN"/>
+              </w:rPr>
+              <w:t xml:space="preserve"> </w:t>
+            </w:r>
+            <w:proofErr w:type="spellStart"/>
+            <w:r>
+              <w:rPr>
+                <w:rFonts w:ascii="Consolas" w:eastAsia="Times New Roman" w:hAnsi="Consolas"/>
+                <w:color w:val="CCCCCC"/>
+                <w:sz w:val="12"/>
+                <w:szCs w:val="12"/>
+                <w:lang w:val="en-MY" w:eastAsia="zh-CN"/>
+              </w:rPr>
+              <w:t>np.where</w:t>
+            </w:r>
+            <w:proofErr w:type="spellEnd"/>
+            <w:r>
+              <w:rPr>
+                <w:rFonts w:ascii="Consolas" w:eastAsia="Times New Roman" w:hAnsi="Consolas"/>
+                <w:color w:val="CCCCCC"/>
+                <w:sz w:val="12"/>
+                <w:szCs w:val="12"/>
+                <w:lang w:val="en-MY" w:eastAsia="zh-CN"/>
+              </w:rPr>
+              <w:t>(</w:t>
+            </w:r>
+            <w:proofErr w:type="spellStart"/>
+            <w:r>
+              <w:rPr>
+                <w:rFonts w:ascii="Consolas" w:eastAsia="Times New Roman" w:hAnsi="Consolas"/>
+                <w:color w:val="CCCCCC"/>
+                <w:sz w:val="12"/>
+                <w:szCs w:val="12"/>
+                <w:lang w:val="en-MY" w:eastAsia="zh-CN"/>
+              </w:rPr>
+              <w:t>labels_flat</w:t>
+            </w:r>
+            <w:proofErr w:type="spellEnd"/>
+            <w:r>
+              <w:rPr>
+                <w:rFonts w:ascii="Consolas" w:eastAsia="Times New Roman" w:hAnsi="Consolas"/>
+                <w:color w:val="CCCCCC"/>
+                <w:sz w:val="12"/>
+                <w:szCs w:val="12"/>
+                <w:lang w:val="en-MY" w:eastAsia="zh-CN"/>
+              </w:rPr>
+              <w:t xml:space="preserve"> </w:t>
+            </w:r>
+            <w:r>
+              <w:rPr>
+                <w:rFonts w:ascii="Consolas" w:eastAsia="Times New Roman" w:hAnsi="Consolas"/>
+                <w:color w:val="D4D4D4"/>
+                <w:sz w:val="12"/>
+                <w:szCs w:val="12"/>
+                <w:lang w:val="en-MY" w:eastAsia="zh-CN"/>
+              </w:rPr>
+              <w:t>==</w:t>
+            </w:r>
+            <w:r>
+              <w:rPr>
+                <w:rFonts w:ascii="Consolas" w:eastAsia="Times New Roman" w:hAnsi="Consolas"/>
+                <w:color w:val="CCCCCC"/>
+                <w:sz w:val="12"/>
+                <w:szCs w:val="12"/>
+                <w:lang w:val="en-MY" w:eastAsia="zh-CN"/>
+              </w:rPr>
+              <w:t xml:space="preserve"> </w:t>
+            </w:r>
+            <w:proofErr w:type="spellStart"/>
+            <w:r>
+              <w:rPr>
+                <w:rFonts w:ascii="Consolas" w:eastAsia="Times New Roman" w:hAnsi="Consolas"/>
+                <w:color w:val="CCCCCC"/>
+                <w:sz w:val="12"/>
+                <w:szCs w:val="12"/>
+                <w:lang w:val="en-MY" w:eastAsia="zh-CN"/>
+              </w:rPr>
+              <w:t>fg_cluster</w:t>
+            </w:r>
+            <w:proofErr w:type="spellEnd"/>
+            <w:r>
+              <w:rPr>
+                <w:rFonts w:ascii="Consolas" w:eastAsia="Times New Roman" w:hAnsi="Consolas"/>
+                <w:color w:val="CCCCCC"/>
+                <w:sz w:val="12"/>
+                <w:szCs w:val="12"/>
+                <w:lang w:val="en-MY" w:eastAsia="zh-CN"/>
+              </w:rPr>
+              <w:t xml:space="preserve">, </w:t>
+            </w:r>
+            <w:r>
+              <w:rPr>
+                <w:rFonts w:ascii="Consolas" w:eastAsia="Times New Roman" w:hAnsi="Consolas"/>
+                <w:color w:val="B5CEA8"/>
+                <w:sz w:val="12"/>
+                <w:szCs w:val="12"/>
+                <w:lang w:val="en-MY" w:eastAsia="zh-CN"/>
+              </w:rPr>
+              <w:t>255</w:t>
+            </w:r>
+            <w:r>
+              <w:rPr>
+                <w:rFonts w:ascii="Consolas" w:eastAsia="Times New Roman" w:hAnsi="Consolas"/>
+                <w:color w:val="CCCCCC"/>
+                <w:sz w:val="12"/>
+                <w:szCs w:val="12"/>
+                <w:lang w:val="en-MY" w:eastAsia="zh-CN"/>
+              </w:rPr>
+              <w:t xml:space="preserve">, </w:t>
+            </w:r>
+            <w:r>
+              <w:rPr>
+                <w:rFonts w:ascii="Consolas" w:eastAsia="Times New Roman" w:hAnsi="Consolas"/>
+                <w:color w:val="B5CEA8"/>
+                <w:sz w:val="12"/>
+                <w:szCs w:val="12"/>
+                <w:lang w:val="en-MY" w:eastAsia="zh-CN"/>
+              </w:rPr>
+              <w:t>0</w:t>
+            </w:r>
+            <w:r>
+              <w:rPr>
+                <w:rFonts w:ascii="Consolas" w:eastAsia="Times New Roman" w:hAnsi="Consolas"/>
+                <w:color w:val="CCCCCC"/>
+                <w:sz w:val="12"/>
+                <w:szCs w:val="12"/>
+                <w:lang w:val="en-MY" w:eastAsia="zh-CN"/>
+              </w:rPr>
+              <w:t>).</w:t>
+            </w:r>
+            <w:proofErr w:type="spellStart"/>
+            <w:r>
+              <w:rPr>
+                <w:rFonts w:ascii="Consolas" w:eastAsia="Times New Roman" w:hAnsi="Consolas"/>
+                <w:color w:val="CCCCCC"/>
+                <w:sz w:val="12"/>
+                <w:szCs w:val="12"/>
+                <w:lang w:val="en-MY" w:eastAsia="zh-CN"/>
+              </w:rPr>
+              <w:t>astype</w:t>
+            </w:r>
+            <w:proofErr w:type="spellEnd"/>
+            <w:r>
+              <w:rPr>
+                <w:rFonts w:ascii="Consolas" w:eastAsia="Times New Roman" w:hAnsi="Consolas"/>
+                <w:color w:val="CCCCCC"/>
+                <w:sz w:val="12"/>
+                <w:szCs w:val="12"/>
+                <w:lang w:val="en-MY" w:eastAsia="zh-CN"/>
+              </w:rPr>
+              <w:t>(np.uint8)</w:t>
+            </w:r>
+          </w:p>
+          <w:p>
+            <w:pPr>
+              <w:shd w:val="clear" w:color="auto" w:fill="1F1F1F"/>
+              <w:spacing w:line="14.25pt" w:lineRule="atLeast"/>
+              <w:jc w:val="start"/>
+              <w:rPr>
+                <w:rFonts w:ascii="Consolas" w:eastAsia="Times New Roman" w:hAnsi="Consolas"/>
+                <w:color w:val="CCCCCC"/>
+                <w:sz w:val="12"/>
+                <w:szCs w:val="12"/>
+                <w:lang w:val="en-MY" w:eastAsia="zh-CN"/>
+              </w:rPr>
+            </w:pPr>
+            <w:proofErr w:type="spellStart"/>
+            <w:r>
+              <w:rPr>
+                <w:rFonts w:ascii="Consolas" w:eastAsia="Times New Roman" w:hAnsi="Consolas"/>
+                <w:color w:val="CCCCCC"/>
+                <w:sz w:val="12"/>
+                <w:szCs w:val="12"/>
+                <w:lang w:val="en-MY" w:eastAsia="zh-CN"/>
+              </w:rPr>
+              <w:t>raw_mask</w:t>
+            </w:r>
+            <w:proofErr w:type="spellEnd"/>
+            <w:r>
+              <w:rPr>
+                <w:rFonts w:ascii="Consolas" w:eastAsia="Times New Roman" w:hAnsi="Consolas"/>
+                <w:color w:val="CCCCCC"/>
+                <w:sz w:val="12"/>
+                <w:szCs w:val="12"/>
+                <w:lang w:val="en-MY" w:eastAsia="zh-CN"/>
+              </w:rPr>
+              <w:t xml:space="preserve"> </w:t>
+            </w:r>
+            <w:r>
+              <w:rPr>
+                <w:rFonts w:ascii="Consolas" w:eastAsia="Times New Roman" w:hAnsi="Consolas"/>
+                <w:color w:val="D4D4D4"/>
+                <w:sz w:val="12"/>
+                <w:szCs w:val="12"/>
+                <w:lang w:val="en-MY" w:eastAsia="zh-CN"/>
+              </w:rPr>
+              <w:t>=</w:t>
+            </w:r>
+            <w:r>
+              <w:rPr>
+                <w:rFonts w:ascii="Consolas" w:eastAsia="Times New Roman" w:hAnsi="Consolas"/>
+                <w:color w:val="CCCCCC"/>
+                <w:sz w:val="12"/>
+                <w:szCs w:val="12"/>
+                <w:lang w:val="en-MY" w:eastAsia="zh-CN"/>
+              </w:rPr>
+              <w:t xml:space="preserve"> </w:t>
+            </w:r>
+            <w:proofErr w:type="spellStart"/>
+            <w:r>
+              <w:rPr>
+                <w:rFonts w:ascii="Consolas" w:eastAsia="Times New Roman" w:hAnsi="Consolas"/>
+                <w:color w:val="CCCCCC"/>
+                <w:sz w:val="12"/>
+                <w:szCs w:val="12"/>
+                <w:lang w:val="en-MY" w:eastAsia="zh-CN"/>
+              </w:rPr>
+              <w:t>mask.reshape</w:t>
+            </w:r>
+            <w:proofErr w:type="spellEnd"/>
+            <w:r>
+              <w:rPr>
+                <w:rFonts w:ascii="Consolas" w:eastAsia="Times New Roman" w:hAnsi="Consolas"/>
+                <w:color w:val="CCCCCC"/>
+                <w:sz w:val="12"/>
+                <w:szCs w:val="12"/>
+                <w:lang w:val="en-MY" w:eastAsia="zh-CN"/>
+              </w:rPr>
+              <w:t>(</w:t>
+            </w:r>
+            <w:proofErr w:type="spellStart"/>
+            <w:r>
+              <w:rPr>
+                <w:rFonts w:ascii="Consolas" w:eastAsia="Times New Roman" w:hAnsi="Consolas"/>
+                <w:color w:val="CCCCCC"/>
+                <w:sz w:val="12"/>
+                <w:szCs w:val="12"/>
+                <w:lang w:val="en-MY" w:eastAsia="zh-CN"/>
+              </w:rPr>
+              <w:t>img.shape</w:t>
+            </w:r>
+            <w:proofErr w:type="spellEnd"/>
+            <w:r>
+              <w:rPr>
+                <w:rFonts w:ascii="Consolas" w:eastAsia="Times New Roman" w:hAnsi="Consolas"/>
+                <w:color w:val="CCCCCC"/>
+                <w:sz w:val="12"/>
+                <w:szCs w:val="12"/>
+                <w:lang w:val="en-MY" w:eastAsia="zh-CN"/>
+              </w:rPr>
+              <w:t>[:</w:t>
+            </w:r>
+            <w:r>
+              <w:rPr>
+                <w:rFonts w:ascii="Consolas" w:eastAsia="Times New Roman" w:hAnsi="Consolas"/>
+                <w:color w:val="B5CEA8"/>
+                <w:sz w:val="12"/>
+                <w:szCs w:val="12"/>
+                <w:lang w:val="en-MY" w:eastAsia="zh-CN"/>
+              </w:rPr>
+              <w:t>2</w:t>
+            </w:r>
+            <w:r>
+              <w:rPr>
+                <w:rFonts w:ascii="Consolas" w:eastAsia="Times New Roman" w:hAnsi="Consolas"/>
+                <w:color w:val="CCCCCC"/>
+                <w:sz w:val="12"/>
+                <w:szCs w:val="12"/>
+                <w:lang w:val="en-MY" w:eastAsia="zh-CN"/>
+              </w:rPr>
+              <w:t>])</w:t>
+            </w:r>
+          </w:p>
+          <w:p>
+            <w:pPr>
+              <w:shd w:val="clear" w:color="auto" w:fill="1F1F1F"/>
+              <w:spacing w:line="14.25pt" w:lineRule="atLeast"/>
+              <w:jc w:val="start"/>
+              <w:rPr>
+                <w:rFonts w:ascii="Consolas" w:eastAsia="Times New Roman" w:hAnsi="Consolas"/>
+                <w:color w:val="CCCCCC"/>
+                <w:sz w:val="12"/>
+                <w:szCs w:val="12"/>
+                <w:lang w:val="en-MY" w:eastAsia="zh-CN"/>
+              </w:rPr>
+            </w:pPr>
+            <w:r>
+              <w:rPr>
+                <w:rFonts w:ascii="Consolas" w:eastAsia="Times New Roman" w:hAnsi="Consolas"/>
+                <w:color w:val="6A9955"/>
+                <w:sz w:val="12"/>
+                <w:szCs w:val="12"/>
+                <w:lang w:val="en-MY" w:eastAsia="zh-CN"/>
+              </w:rPr>
+              <w:t xml:space="preserve"># </w:t>
+            </w:r>
+            <w:r>
+              <w:rPr>
+                <w:rFonts w:ascii="Consolas" w:eastAsia="Times New Roman" w:hAnsi="Consolas"/>
+                <w:color w:val="6A9955"/>
+                <w:sz w:val="12"/>
+                <w:szCs w:val="12"/>
+                <w:lang w:val="en-MY" w:eastAsia="zh-CN"/>
+              </w:rPr>
+              <w:t>4</w:t>
+            </w:r>
+            <w:r>
+              <w:rPr>
+                <w:rFonts w:ascii="Consolas" w:eastAsia="Times New Roman" w:hAnsi="Consolas"/>
+                <w:color w:val="6A9955"/>
+                <w:sz w:val="12"/>
+                <w:szCs w:val="12"/>
+                <w:lang w:val="en-MY" w:eastAsia="zh-CN"/>
+              </w:rPr>
+              <w:t>. Contour Filtering</w:t>
+            </w:r>
+          </w:p>
+          <w:p>
+            <w:pPr>
+              <w:shd w:val="clear" w:color="auto" w:fill="1F1F1F"/>
+              <w:spacing w:line="14.25pt" w:lineRule="atLeast"/>
+              <w:jc w:val="start"/>
+              <w:rPr>
+                <w:rFonts w:ascii="Consolas" w:eastAsia="Times New Roman" w:hAnsi="Consolas"/>
+                <w:color w:val="CCCCCC"/>
+                <w:sz w:val="12"/>
+                <w:szCs w:val="12"/>
+                <w:lang w:val="en-MY" w:eastAsia="zh-CN"/>
+              </w:rPr>
+            </w:pPr>
+            <w:r>
+              <w:rPr>
+                <w:rFonts w:ascii="Consolas" w:eastAsia="Times New Roman" w:hAnsi="Consolas"/>
+                <w:color w:val="CCCCCC"/>
+                <w:sz w:val="12"/>
+                <w:szCs w:val="12"/>
+                <w:lang w:val="en-MY" w:eastAsia="zh-CN"/>
+              </w:rPr>
+              <w:t xml:space="preserve">contours, _ </w:t>
+            </w:r>
+            <w:r>
+              <w:rPr>
+                <w:rFonts w:ascii="Consolas" w:eastAsia="Times New Roman" w:hAnsi="Consolas"/>
+                <w:color w:val="D4D4D4"/>
+                <w:sz w:val="12"/>
+                <w:szCs w:val="12"/>
+                <w:lang w:val="en-MY" w:eastAsia="zh-CN"/>
+              </w:rPr>
+              <w:t>=</w:t>
+            </w:r>
+            <w:r>
+              <w:rPr>
+                <w:rFonts w:ascii="Consolas" w:eastAsia="Times New Roman" w:hAnsi="Consolas"/>
+                <w:color w:val="CCCCCC"/>
+                <w:sz w:val="12"/>
+                <w:szCs w:val="12"/>
+                <w:lang w:val="en-MY" w:eastAsia="zh-CN"/>
+              </w:rPr>
+              <w:t xml:space="preserve"> cv2.findContours(</w:t>
+            </w:r>
+            <w:proofErr w:type="spellStart"/>
+            <w:r>
+              <w:rPr>
+                <w:rFonts w:ascii="Consolas" w:eastAsia="Times New Roman" w:hAnsi="Consolas"/>
+                <w:color w:val="CCCCCC"/>
+                <w:sz w:val="12"/>
+                <w:szCs w:val="12"/>
+                <w:lang w:val="en-MY" w:eastAsia="zh-CN"/>
+              </w:rPr>
+              <w:t>raw_mask</w:t>
+            </w:r>
+            <w:proofErr w:type="spellEnd"/>
+            <w:r>
+              <w:rPr>
+                <w:rFonts w:ascii="Consolas" w:eastAsia="Times New Roman" w:hAnsi="Consolas"/>
+                <w:color w:val="CCCCCC"/>
+                <w:sz w:val="12"/>
+                <w:szCs w:val="12"/>
+                <w:lang w:val="en-MY" w:eastAsia="zh-CN"/>
+              </w:rPr>
+              <w:t>, cv2.RETR_EXTERNAL, cv2.CHAIN_APPROX_SIMPLE)</w:t>
+            </w:r>
+          </w:p>
+          <w:p>
+            <w:pPr>
+              <w:shd w:val="clear" w:color="auto" w:fill="1F1F1F"/>
+              <w:spacing w:line="14.25pt" w:lineRule="atLeast"/>
+              <w:jc w:val="start"/>
+              <w:rPr>
+                <w:rFonts w:ascii="Consolas" w:eastAsia="Times New Roman" w:hAnsi="Consolas"/>
+                <w:color w:val="CCCCCC"/>
+                <w:sz w:val="12"/>
+                <w:szCs w:val="12"/>
+                <w:lang w:val="en-MY" w:eastAsia="zh-CN"/>
+              </w:rPr>
+            </w:pPr>
+            <w:proofErr w:type="spellStart"/>
+            <w:r>
+              <w:rPr>
+                <w:rFonts w:ascii="Consolas" w:eastAsia="Times New Roman" w:hAnsi="Consolas"/>
+                <w:color w:val="CCCCCC"/>
+                <w:sz w:val="12"/>
+                <w:szCs w:val="12"/>
+                <w:lang w:val="en-MY" w:eastAsia="zh-CN"/>
+              </w:rPr>
+              <w:t>cleaned_mask</w:t>
+            </w:r>
+            <w:proofErr w:type="spellEnd"/>
+            <w:r>
+              <w:rPr>
+                <w:rFonts w:ascii="Consolas" w:eastAsia="Times New Roman" w:hAnsi="Consolas"/>
+                <w:color w:val="CCCCCC"/>
+                <w:sz w:val="12"/>
+                <w:szCs w:val="12"/>
+                <w:lang w:val="en-MY" w:eastAsia="zh-CN"/>
+              </w:rPr>
+              <w:t xml:space="preserve"> </w:t>
+            </w:r>
+            <w:r>
+              <w:rPr>
+                <w:rFonts w:ascii="Consolas" w:eastAsia="Times New Roman" w:hAnsi="Consolas"/>
+                <w:color w:val="D4D4D4"/>
+                <w:sz w:val="12"/>
+                <w:szCs w:val="12"/>
+                <w:lang w:val="en-MY" w:eastAsia="zh-CN"/>
+              </w:rPr>
+              <w:t>=</w:t>
+            </w:r>
+            <w:r>
+              <w:rPr>
+                <w:rFonts w:ascii="Consolas" w:eastAsia="Times New Roman" w:hAnsi="Consolas"/>
+                <w:color w:val="CCCCCC"/>
+                <w:sz w:val="12"/>
+                <w:szCs w:val="12"/>
+                <w:lang w:val="en-MY" w:eastAsia="zh-CN"/>
+              </w:rPr>
+              <w:t xml:space="preserve"> </w:t>
+            </w:r>
+            <w:proofErr w:type="spellStart"/>
+            <w:r>
+              <w:rPr>
+                <w:rFonts w:ascii="Consolas" w:eastAsia="Times New Roman" w:hAnsi="Consolas"/>
+                <w:color w:val="CCCCCC"/>
+                <w:sz w:val="12"/>
+                <w:szCs w:val="12"/>
+                <w:lang w:val="en-MY" w:eastAsia="zh-CN"/>
+              </w:rPr>
+              <w:t>np.zeros_like</w:t>
+            </w:r>
+            <w:proofErr w:type="spellEnd"/>
+            <w:r>
+              <w:rPr>
+                <w:rFonts w:ascii="Consolas" w:eastAsia="Times New Roman" w:hAnsi="Consolas"/>
+                <w:color w:val="CCCCCC"/>
+                <w:sz w:val="12"/>
+                <w:szCs w:val="12"/>
+                <w:lang w:val="en-MY" w:eastAsia="zh-CN"/>
+              </w:rPr>
+              <w:t>(</w:t>
+            </w:r>
+            <w:proofErr w:type="spellStart"/>
+            <w:r>
+              <w:rPr>
+                <w:rFonts w:ascii="Consolas" w:eastAsia="Times New Roman" w:hAnsi="Consolas"/>
+                <w:color w:val="CCCCCC"/>
+                <w:sz w:val="12"/>
+                <w:szCs w:val="12"/>
+                <w:lang w:val="en-MY" w:eastAsia="zh-CN"/>
+              </w:rPr>
+              <w:t>raw_mask</w:t>
+            </w:r>
+            <w:proofErr w:type="spellEnd"/>
+            <w:r>
+              <w:rPr>
+                <w:rFonts w:ascii="Consolas" w:eastAsia="Times New Roman" w:hAnsi="Consolas"/>
+                <w:color w:val="CCCCCC"/>
+                <w:sz w:val="12"/>
+                <w:szCs w:val="12"/>
+                <w:lang w:val="en-MY" w:eastAsia="zh-CN"/>
+              </w:rPr>
+              <w:t>)</w:t>
+            </w:r>
+          </w:p>
+          <w:p>
+            <w:pPr>
+              <w:shd w:val="clear" w:color="auto" w:fill="1F1F1F"/>
+              <w:spacing w:line="14.25pt" w:lineRule="atLeast"/>
+              <w:jc w:val="start"/>
+              <w:rPr>
+                <w:rFonts w:ascii="Consolas" w:eastAsia="Times New Roman" w:hAnsi="Consolas"/>
+                <w:color w:val="CCCCCC"/>
+                <w:sz w:val="12"/>
+                <w:szCs w:val="12"/>
+                <w:lang w:val="en-MY" w:eastAsia="zh-CN"/>
+              </w:rPr>
+            </w:pPr>
+            <w:r>
+              <w:rPr>
+                <w:rFonts w:ascii="Consolas" w:eastAsia="Times New Roman" w:hAnsi="Consolas"/>
+                <w:color w:val="C586C0"/>
+                <w:sz w:val="12"/>
+                <w:szCs w:val="12"/>
+                <w:lang w:val="en-MY" w:eastAsia="zh-CN"/>
+              </w:rPr>
+              <w:t>if</w:t>
+            </w:r>
+            <w:r>
+              <w:rPr>
+                <w:rFonts w:ascii="Consolas" w:eastAsia="Times New Roman" w:hAnsi="Consolas"/>
+                <w:color w:val="CCCCCC"/>
+                <w:sz w:val="12"/>
+                <w:szCs w:val="12"/>
+                <w:lang w:val="en-MY" w:eastAsia="zh-CN"/>
+              </w:rPr>
+              <w:t xml:space="preserve"> contours:</w:t>
+            </w:r>
+          </w:p>
+          <w:p>
+            <w:pPr>
+              <w:shd w:val="clear" w:color="auto" w:fill="1F1F1F"/>
+              <w:spacing w:line="14.25pt" w:lineRule="atLeast"/>
+              <w:jc w:val="start"/>
+              <w:rPr>
+                <w:rFonts w:ascii="Consolas" w:eastAsia="Times New Roman" w:hAnsi="Consolas"/>
+                <w:color w:val="CCCCCC"/>
+                <w:sz w:val="12"/>
+                <w:szCs w:val="12"/>
+                <w:lang w:val="en-MY" w:eastAsia="zh-CN"/>
+              </w:rPr>
+            </w:pPr>
+            <w:r>
+              <w:rPr>
+                <w:rFonts w:ascii="Consolas" w:eastAsia="Times New Roman" w:hAnsi="Consolas"/>
+                <w:color w:val="CCCCCC"/>
+                <w:sz w:val="12"/>
+                <w:szCs w:val="12"/>
+                <w:lang w:val="en-MY" w:eastAsia="zh-CN"/>
+              </w:rPr>
+              <w:t xml:space="preserve">    </w:t>
+            </w:r>
+            <w:r>
+              <w:rPr>
+                <w:rFonts w:ascii="Consolas" w:eastAsia="Times New Roman" w:hAnsi="Consolas"/>
+                <w:color w:val="C586C0"/>
+                <w:sz w:val="12"/>
+                <w:szCs w:val="12"/>
+                <w:lang w:val="en-MY" w:eastAsia="zh-CN"/>
+              </w:rPr>
+              <w:t>for</w:t>
+            </w:r>
+            <w:r>
+              <w:rPr>
+                <w:rFonts w:ascii="Consolas" w:eastAsia="Times New Roman" w:hAnsi="Consolas"/>
+                <w:color w:val="CCCCCC"/>
+                <w:sz w:val="12"/>
+                <w:szCs w:val="12"/>
+                <w:lang w:val="en-MY" w:eastAsia="zh-CN"/>
+              </w:rPr>
+              <w:t xml:space="preserve"> contour </w:t>
+            </w:r>
+            <w:r>
+              <w:rPr>
+                <w:rFonts w:ascii="Consolas" w:eastAsia="Times New Roman" w:hAnsi="Consolas"/>
+                <w:color w:val="C586C0"/>
+                <w:sz w:val="12"/>
+                <w:szCs w:val="12"/>
+                <w:lang w:val="en-MY" w:eastAsia="zh-CN"/>
+              </w:rPr>
+              <w:t>in</w:t>
+            </w:r>
+            <w:r>
+              <w:rPr>
+                <w:rFonts w:ascii="Consolas" w:eastAsia="Times New Roman" w:hAnsi="Consolas"/>
+                <w:color w:val="CCCCCC"/>
+                <w:sz w:val="12"/>
+                <w:szCs w:val="12"/>
+                <w:lang w:val="en-MY" w:eastAsia="zh-CN"/>
+              </w:rPr>
+              <w:t xml:space="preserve"> contours:</w:t>
+            </w:r>
+          </w:p>
+          <w:p>
+            <w:pPr>
+              <w:shd w:val="clear" w:color="auto" w:fill="1F1F1F"/>
+              <w:spacing w:line="14.25pt" w:lineRule="atLeast"/>
+              <w:jc w:val="start"/>
+              <w:rPr>
+                <w:rFonts w:ascii="Consolas" w:eastAsia="Times New Roman" w:hAnsi="Consolas"/>
+                <w:color w:val="CCCCCC"/>
+                <w:sz w:val="12"/>
+                <w:szCs w:val="12"/>
+                <w:lang w:val="en-MY" w:eastAsia="zh-CN"/>
+              </w:rPr>
+            </w:pPr>
+            <w:r>
+              <w:rPr>
+                <w:rFonts w:ascii="Consolas" w:eastAsia="Times New Roman" w:hAnsi="Consolas"/>
+                <w:color w:val="CCCCCC"/>
+                <w:sz w:val="12"/>
+                <w:szCs w:val="12"/>
+                <w:lang w:val="en-MY" w:eastAsia="zh-CN"/>
+              </w:rPr>
+              <w:t xml:space="preserve">        area </w:t>
+            </w:r>
+            <w:r>
+              <w:rPr>
+                <w:rFonts w:ascii="Consolas" w:eastAsia="Times New Roman" w:hAnsi="Consolas"/>
+                <w:color w:val="D4D4D4"/>
+                <w:sz w:val="12"/>
+                <w:szCs w:val="12"/>
+                <w:lang w:val="en-MY" w:eastAsia="zh-CN"/>
+              </w:rPr>
+              <w:t>=</w:t>
+            </w:r>
+            <w:r>
+              <w:rPr>
+                <w:rFonts w:ascii="Consolas" w:eastAsia="Times New Roman" w:hAnsi="Consolas"/>
+                <w:color w:val="CCCCCC"/>
+                <w:sz w:val="12"/>
+                <w:szCs w:val="12"/>
+                <w:lang w:val="en-MY" w:eastAsia="zh-CN"/>
+              </w:rPr>
+              <w:t xml:space="preserve"> cv2.contourArea(contour)</w:t>
+            </w:r>
+          </w:p>
+          <w:p>
+            <w:pPr>
+              <w:shd w:val="clear" w:color="auto" w:fill="1F1F1F"/>
+              <w:spacing w:line="14.25pt" w:lineRule="atLeast"/>
+              <w:jc w:val="start"/>
+              <w:rPr>
+                <w:rFonts w:ascii="Consolas" w:eastAsia="Times New Roman" w:hAnsi="Consolas"/>
+                <w:color w:val="CCCCCC"/>
+                <w:sz w:val="12"/>
+                <w:szCs w:val="12"/>
+                <w:lang w:val="en-MY" w:eastAsia="zh-CN"/>
+              </w:rPr>
+            </w:pPr>
+            <w:r>
+              <w:rPr>
+                <w:rFonts w:ascii="Consolas" w:eastAsia="Times New Roman" w:hAnsi="Consolas"/>
+                <w:color w:val="CCCCCC"/>
+                <w:sz w:val="12"/>
+                <w:szCs w:val="12"/>
+                <w:lang w:val="en-MY" w:eastAsia="zh-CN"/>
+              </w:rPr>
+              <w:t xml:space="preserve">        </w:t>
+            </w:r>
+            <w:r>
+              <w:rPr>
+                <w:rFonts w:ascii="Consolas" w:eastAsia="Times New Roman" w:hAnsi="Consolas"/>
+                <w:color w:val="C586C0"/>
+                <w:sz w:val="12"/>
+                <w:szCs w:val="12"/>
+                <w:lang w:val="en-MY" w:eastAsia="zh-CN"/>
+              </w:rPr>
+              <w:t>if</w:t>
+            </w:r>
+            <w:r>
+              <w:rPr>
+                <w:rFonts w:ascii="Consolas" w:eastAsia="Times New Roman" w:hAnsi="Consolas"/>
+                <w:color w:val="CCCCCC"/>
+                <w:sz w:val="12"/>
+                <w:szCs w:val="12"/>
+                <w:lang w:val="en-MY" w:eastAsia="zh-CN"/>
+              </w:rPr>
+              <w:t xml:space="preserve"> area </w:t>
+            </w:r>
+            <w:r>
+              <w:rPr>
+                <w:rFonts w:ascii="Consolas" w:eastAsia="Times New Roman" w:hAnsi="Consolas"/>
+                <w:color w:val="D4D4D4"/>
+                <w:sz w:val="12"/>
+                <w:szCs w:val="12"/>
+                <w:lang w:val="en-MY" w:eastAsia="zh-CN"/>
+              </w:rPr>
+              <w:t>&gt;</w:t>
+            </w:r>
+            <w:r>
+              <w:rPr>
+                <w:rFonts w:ascii="Consolas" w:eastAsia="Times New Roman" w:hAnsi="Consolas"/>
+                <w:color w:val="CCCCCC"/>
+                <w:sz w:val="12"/>
+                <w:szCs w:val="12"/>
+                <w:lang w:val="en-MY" w:eastAsia="zh-CN"/>
+              </w:rPr>
+              <w:t xml:space="preserve"> </w:t>
+            </w:r>
+            <w:r>
+              <w:rPr>
+                <w:rFonts w:ascii="Consolas" w:eastAsia="Times New Roman" w:hAnsi="Consolas"/>
+                <w:color w:val="B5CEA8"/>
+                <w:sz w:val="12"/>
+                <w:szCs w:val="12"/>
+                <w:lang w:val="en-MY" w:eastAsia="zh-CN"/>
+              </w:rPr>
+              <w:t>1000</w:t>
+            </w:r>
+            <w:r>
+              <w:rPr>
+                <w:rFonts w:ascii="Consolas" w:eastAsia="Times New Roman" w:hAnsi="Consolas"/>
+                <w:color w:val="CCCCCC"/>
+                <w:sz w:val="12"/>
+                <w:szCs w:val="12"/>
+                <w:lang w:val="en-MY" w:eastAsia="zh-CN"/>
+              </w:rPr>
+              <w:t>:</w:t>
+            </w:r>
+          </w:p>
+          <w:p>
+            <w:pPr>
+              <w:shd w:val="clear" w:color="auto" w:fill="1F1F1F"/>
+              <w:spacing w:line="14.25pt" w:lineRule="atLeast"/>
+              <w:jc w:val="start"/>
+              <w:rPr>
+                <w:rFonts w:ascii="Consolas" w:eastAsia="Times New Roman" w:hAnsi="Consolas"/>
+                <w:color w:val="CCCCCC"/>
+                <w:sz w:val="12"/>
+                <w:szCs w:val="12"/>
+                <w:lang w:val="en-MY" w:eastAsia="zh-CN"/>
+              </w:rPr>
+            </w:pPr>
+            <w:r>
+              <w:rPr>
+                <w:rFonts w:ascii="Consolas" w:eastAsia="Times New Roman" w:hAnsi="Consolas"/>
+                <w:color w:val="CCCCCC"/>
+                <w:sz w:val="12"/>
+                <w:szCs w:val="12"/>
+                <w:lang w:val="en-MY" w:eastAsia="zh-CN"/>
+              </w:rPr>
+              <w:t>            cv2.drawContours(</w:t>
+            </w:r>
+            <w:proofErr w:type="spellStart"/>
+            <w:r>
+              <w:rPr>
+                <w:rFonts w:ascii="Consolas" w:eastAsia="Times New Roman" w:hAnsi="Consolas"/>
+                <w:color w:val="CCCCCC"/>
+                <w:sz w:val="12"/>
+                <w:szCs w:val="12"/>
+                <w:lang w:val="en-MY" w:eastAsia="zh-CN"/>
+              </w:rPr>
+              <w:t>cleaned_mask</w:t>
+            </w:r>
+            <w:proofErr w:type="spellEnd"/>
+            <w:r>
+              <w:rPr>
+                <w:rFonts w:ascii="Consolas" w:eastAsia="Times New Roman" w:hAnsi="Consolas"/>
+                <w:color w:val="CCCCCC"/>
+                <w:sz w:val="12"/>
+                <w:szCs w:val="12"/>
+                <w:lang w:val="en-MY" w:eastAsia="zh-CN"/>
+              </w:rPr>
+              <w:t xml:space="preserve">, [contour], </w:t>
+            </w:r>
+            <w:r>
+              <w:rPr>
+                <w:rFonts w:ascii="Consolas" w:eastAsia="Times New Roman" w:hAnsi="Consolas"/>
+                <w:color w:val="D4D4D4"/>
+                <w:sz w:val="12"/>
+                <w:szCs w:val="12"/>
+                <w:lang w:val="en-MY" w:eastAsia="zh-CN"/>
+              </w:rPr>
+              <w:t>-</w:t>
+            </w:r>
+            <w:r>
+              <w:rPr>
+                <w:rFonts w:ascii="Consolas" w:eastAsia="Times New Roman" w:hAnsi="Consolas"/>
+                <w:color w:val="B5CEA8"/>
+                <w:sz w:val="12"/>
+                <w:szCs w:val="12"/>
+                <w:lang w:val="en-MY" w:eastAsia="zh-CN"/>
+              </w:rPr>
+              <w:t>1</w:t>
+            </w:r>
+            <w:r>
+              <w:rPr>
+                <w:rFonts w:ascii="Consolas" w:eastAsia="Times New Roman" w:hAnsi="Consolas"/>
+                <w:color w:val="CCCCCC"/>
+                <w:sz w:val="12"/>
+                <w:szCs w:val="12"/>
+                <w:lang w:val="en-MY" w:eastAsia="zh-CN"/>
+              </w:rPr>
+              <w:t xml:space="preserve">, </w:t>
+            </w:r>
+            <w:r>
+              <w:rPr>
+                <w:rFonts w:ascii="Consolas" w:eastAsia="Times New Roman" w:hAnsi="Consolas"/>
+                <w:color w:val="B5CEA8"/>
+                <w:sz w:val="12"/>
+                <w:szCs w:val="12"/>
+                <w:lang w:val="en-MY" w:eastAsia="zh-CN"/>
+              </w:rPr>
+              <w:t>255</w:t>
+            </w:r>
+            <w:r>
+              <w:rPr>
+                <w:rFonts w:ascii="Consolas" w:eastAsia="Times New Roman" w:hAnsi="Consolas"/>
+                <w:color w:val="CCCCCC"/>
+                <w:sz w:val="12"/>
+                <w:szCs w:val="12"/>
+                <w:lang w:val="en-MY" w:eastAsia="zh-CN"/>
+              </w:rPr>
+              <w:t xml:space="preserve">, </w:t>
+            </w:r>
+            <w:r>
+              <w:rPr>
+                <w:rFonts w:ascii="Consolas" w:eastAsia="Times New Roman" w:hAnsi="Consolas"/>
+                <w:color w:val="9CDCFE"/>
+                <w:sz w:val="12"/>
+                <w:szCs w:val="12"/>
+                <w:lang w:val="en-MY" w:eastAsia="zh-CN"/>
+              </w:rPr>
+              <w:t>thickness</w:t>
+            </w:r>
+            <w:r>
+              <w:rPr>
+                <w:rFonts w:ascii="Consolas" w:eastAsia="Times New Roman" w:hAnsi="Consolas"/>
+                <w:color w:val="D4D4D4"/>
+                <w:sz w:val="12"/>
+                <w:szCs w:val="12"/>
+                <w:lang w:val="en-MY" w:eastAsia="zh-CN"/>
+              </w:rPr>
+              <w:t>=-</w:t>
+            </w:r>
+            <w:r>
+              <w:rPr>
+                <w:rFonts w:ascii="Consolas" w:eastAsia="Times New Roman" w:hAnsi="Consolas"/>
+                <w:color w:val="B5CEA8"/>
+                <w:sz w:val="12"/>
+                <w:szCs w:val="12"/>
+                <w:lang w:val="en-MY" w:eastAsia="zh-CN"/>
+              </w:rPr>
+              <w:t>1</w:t>
+            </w:r>
+            <w:r>
+              <w:rPr>
+                <w:rFonts w:ascii="Consolas" w:eastAsia="Times New Roman" w:hAnsi="Consolas"/>
+                <w:color w:val="CCCCCC"/>
+                <w:sz w:val="12"/>
+                <w:szCs w:val="12"/>
+                <w:lang w:val="en-MY" w:eastAsia="zh-CN"/>
+              </w:rPr>
+              <w:t>)</w:t>
             </w:r>
           </w:p>
         </w:tc>
+      </w:tr>
+    </w:tbl>
+    <w:p>
+      <w:pPr>
+        <w:pStyle w:val="figurecaption"/>
+        <w:spacing w:before="0pt" w:after="0pt"/>
+        <w:rPr>
+          <w:rFonts w:ascii="Arial" w:hAnsi="Arial" w:cs="Arial"/>
+          <w:lang w:val="en-GB"/>
+        </w:rPr>
+      </w:pPr>
+      <w:r>
+        <w:rPr>
+          <w:rFonts w:ascii="Arial" w:hAnsi="Arial" w:cs="Arial"/>
+        </w:rPr>
+        <w:tab/>
+      </w:r>
+      <w:r>
+        <w:rPr>
+          <w:rFonts w:ascii="Arial" w:hAnsi="Arial" w:cs="Arial"/>
+          <w:lang w:val="en-GB"/>
+        </w:rPr>
+        <w:t>Image Processing Code</w:t>
+      </w:r>
+    </w:p>
+    <w:p>
+      <w:pPr>
+        <w:pStyle w:val="Heading1"/>
+        <w:rPr>
+          <w:rFonts w:ascii="Arial" w:hAnsi="Arial" w:cs="Arial"/>
+        </w:rPr>
+      </w:pPr>
+      <w:r>
+        <w:rPr>
+          <w:rFonts w:ascii="Arial" w:hAnsi="Arial" w:cs="Arial"/>
+        </w:rPr>
+        <w:t>Result and  Discussion</w:t>
+      </w:r>
+    </w:p>
+    <w:p>
+      <w:pPr>
+        <w:pStyle w:val="BodyText"/>
+        <w:rPr>
+          <w:rFonts w:ascii="Arial" w:hAnsi="Arial" w:cs="Arial"/>
+          <w:lang w:val="en-GB"/>
+        </w:rPr>
+      </w:pPr>
+      <w:r>
+        <w:rPr>
+          <w:rFonts w:ascii="Arial" w:hAnsi="Arial" w:cs="Arial"/>
+          <w:lang w:val="en-GB"/>
+        </w:rPr>
+        <w:t>The proposed image processing pipeline was evaluated both qualitatively on nine selected images (three easy, three medium, and three hard) and quantitatively on the full dataset using the provided SDK</w:t>
+      </w:r>
+      <w:r>
+        <w:rPr>
+          <w:rFonts w:ascii="Arial" w:hAnsi="Arial" w:cs="Arial"/>
+          <w:lang w:val="en-GB"/>
+        </w:rPr>
+        <w:t>, however before we discuss the results it is important to highlight some significant findings</w:t>
+      </w:r>
+      <w:r>
+        <w:rPr>
+          <w:rFonts w:ascii="Arial" w:hAnsi="Arial" w:cs="Arial"/>
+          <w:lang w:val="en-GB"/>
+        </w:rPr>
+        <w:t>.</w:t>
+      </w:r>
+    </w:p>
+    <w:p>
+      <w:pPr>
+        <w:pStyle w:val="Heading2"/>
+        <w:rPr>
+          <w:rFonts w:ascii="Arial" w:hAnsi="Arial" w:cs="Arial"/>
+        </w:rPr>
+      </w:pPr>
+      <w:r>
+        <w:rPr>
+          <w:rFonts w:ascii="Arial" w:hAnsi="Arial" w:cs="Arial"/>
+        </w:rPr>
+        <w:t>Dataset Discrepancy</w:t>
+      </w:r>
+    </w:p>
+    <w:p>
+      <w:pPr>
+        <w:pStyle w:val="BodyText"/>
+        <w:rPr>
+          <w:rFonts w:ascii="Arial" w:hAnsi="Arial" w:cs="Arial"/>
+          <w:lang w:val="en-GB"/>
+        </w:rPr>
+      </w:pPr>
+      <w:r>
+        <w:rPr>
+          <w:rFonts w:ascii="Arial" w:hAnsi="Arial" w:cs="Arial"/>
+          <w:lang w:val="en-GB"/>
+        </w:rPr>
+        <w:t>Various critical discrepancies were found in the provided Naturalize dataset</w:t>
+      </w:r>
+      <w:r>
+        <w:rPr>
+          <w:rFonts w:ascii="Arial" w:hAnsi="Arial" w:cs="Arial"/>
+          <w:lang w:val="en-GB"/>
+        </w:rPr>
+        <w:t>,</w:t>
+      </w:r>
+      <w:r>
+        <w:rPr>
+          <w:rFonts w:ascii="Arial" w:hAnsi="Arial" w:cs="Arial"/>
+          <w:lang w:val="en-GB"/>
+        </w:rPr>
+        <w:t xml:space="preserve"> these discrepancies were raised with Dr. Tissa and then relayed to the cohort</w:t>
+      </w:r>
+      <w:r>
+        <w:rPr>
+          <w:rFonts w:ascii="Arial" w:hAnsi="Arial" w:cs="Arial"/>
+          <w:lang w:val="en-GB"/>
+        </w:rPr>
+        <w:t xml:space="preserve"> </w:t>
+      </w:r>
+      <w:r>
+        <w:rPr>
+          <w:rFonts w:ascii="Arial" w:hAnsi="Arial" w:cs="Arial"/>
+          <w:lang w:val="en-GB"/>
+        </w:rPr>
+        <w:t xml:space="preserve">for transparency’s sake, the first discrepancy refers to </w:t>
+      </w:r>
+      <w:r>
+        <w:rPr>
+          <w:rFonts w:ascii="Arial" w:hAnsi="Arial" w:cs="Arial"/>
+          <w:lang w:val="en-GB"/>
+        </w:rPr>
+        <w:t xml:space="preserve">dataset count </w:t>
+      </w:r>
+      <w:r>
+        <w:rPr>
+          <w:rFonts w:ascii="Arial" w:hAnsi="Arial" w:cs="Arial"/>
+          <w:lang w:val="en-GB"/>
+        </w:rPr>
+        <w:t>which upon being checked</w:t>
+      </w:r>
+      <w:r>
+        <w:rPr>
+          <w:rFonts w:ascii="Arial" w:hAnsi="Arial" w:cs="Arial"/>
+          <w:lang w:val="en-GB"/>
+        </w:rPr>
+        <w:t xml:space="preserve"> 21,234 files </w:t>
+      </w:r>
+      <w:r>
+        <w:rPr>
+          <w:rFonts w:ascii="Arial" w:hAnsi="Arial" w:cs="Arial"/>
+          <w:lang w:val="en-GB"/>
+        </w:rPr>
+        <w:t>when only 16,117 files should have existed based on the size of the ground-truth folder</w:t>
+      </w:r>
+      <w:r>
+        <w:rPr>
+          <w:rFonts w:ascii="Arial" w:hAnsi="Arial" w:cs="Arial"/>
+          <w:lang w:val="en-GB"/>
+        </w:rPr>
+        <w:t xml:space="preserve"> and this accounted for a surplus of 5117 files, refer to Fig. 8. and 9</w:t>
+      </w:r>
+      <w:r>
+        <w:rPr>
+          <w:rFonts w:ascii="Arial" w:hAnsi="Arial" w:cs="Arial"/>
+          <w:lang w:val="en-GB"/>
+        </w:rPr>
+        <w:t>.</w:t>
+      </w:r>
+      <w:r>
+        <w:rPr>
+          <w:rFonts w:ascii="Arial" w:hAnsi="Arial" w:cs="Arial"/>
+          <w:lang w:val="en-GB"/>
+        </w:rPr>
+        <w:t xml:space="preserve"> </w:t>
+      </w:r>
+    </w:p>
+    <w:p>
+      <w:pPr>
+        <w:pStyle w:val="BodyText"/>
+        <w:rPr>
+          <w:rFonts w:eastAsia="Times New Roman"/>
+          <w:sz w:val="24"/>
+          <w:szCs w:val="24"/>
+          <w:lang w:val="en-MY" w:eastAsia="zh-CN"/>
+        </w:rPr>
+      </w:pPr>
+      <w:r>
+        <w:rPr>
+          <w:rFonts w:ascii="Arial" w:hAnsi="Arial" w:cs="Arial"/>
+          <w:lang w:val="en-GB"/>
+        </w:rPr>
+        <w:t>This discrepancy arises because the base dataset contains both .jpg and .</w:t>
+      </w:r>
+      <w:proofErr w:type="spellStart"/>
+      <w:r>
+        <w:rPr>
+          <w:rFonts w:ascii="Arial" w:hAnsi="Arial" w:cs="Arial"/>
+          <w:lang w:val="en-GB"/>
+        </w:rPr>
+        <w:t>png</w:t>
+      </w:r>
+      <w:proofErr w:type="spellEnd"/>
+      <w:r>
+        <w:rPr>
+          <w:rFonts w:ascii="Arial" w:hAnsi="Arial" w:cs="Arial"/>
+          <w:lang w:val="en-GB"/>
+        </w:rPr>
+        <w:t xml:space="preserve"> versions for every sequential image (e.g., 01.jpg and 01.png, 02.jpg and 02.png) across multiple subfolders </w:t>
+      </w:r>
+      <w:r>
+        <w:rPr>
+          <w:rFonts w:ascii="Arial" w:hAnsi="Arial" w:cs="Arial"/>
+          <w:lang w:val="en-GB"/>
+        </w:rPr>
+        <w:t xml:space="preserve">notably; </w:t>
+      </w:r>
+      <w:r>
+        <w:rPr>
+          <w:rFonts w:ascii="Arial" w:hAnsi="Arial" w:cs="Arial"/>
+          <w:lang w:val="en-GB"/>
+        </w:rPr>
+        <w:t>BNE, MY, MMY, PMY, and SNE. To address this, .</w:t>
+      </w:r>
+      <w:proofErr w:type="spellStart"/>
+      <w:r>
+        <w:rPr>
+          <w:rFonts w:ascii="Arial" w:hAnsi="Arial" w:cs="Arial"/>
+          <w:lang w:val="en-GB"/>
+        </w:rPr>
+        <w:t>png</w:t>
+      </w:r>
+      <w:proofErr w:type="spellEnd"/>
+      <w:r>
+        <w:rPr>
+          <w:rFonts w:ascii="Arial" w:hAnsi="Arial" w:cs="Arial"/>
+          <w:lang w:val="en-GB"/>
+        </w:rPr>
+        <w:t xml:space="preserve"> files were prioritised over .jpg files for the affected white blood cell subfolders. For subfolders containing only .jpg files, all images were processed as normal. This correction was </w:t>
+      </w:r>
+      <w:r>
+        <w:rPr>
+          <w:rFonts w:ascii="Arial" w:hAnsi="Arial" w:cs="Arial"/>
+          <w:lang w:val="en-GB"/>
+        </w:rPr>
+        <w:lastRenderedPageBreak/>
+        <w:t>necessary to ensure that the pipeline evaluated against the correct number of unique images and that the resulting metrics were not inflated or distorted by duplicate processing</w:t>
+      </w:r>
+      <w:r>
+        <w:rPr>
+          <w:rFonts w:ascii="Arial" w:hAnsi="Arial" w:cs="Arial"/>
+          <w:lang w:val="en-GB"/>
+        </w:rPr>
+        <w:t>, a pseudocode algorithm was distributed amongst the class to assist students with implementing their own iterations</w:t>
+      </w:r>
+      <w:r>
+        <w:rPr>
+          <w:rFonts w:ascii="Arial" w:hAnsi="Arial" w:cs="Arial"/>
+          <w:lang w:val="en-GB"/>
+        </w:rPr>
+        <w:t>.</w:t>
+      </w:r>
+      <w:r>
+        <w:rPr>
+          <w:rFonts w:eastAsia="Times New Roman"/>
+          <w:sz w:val="24"/>
+          <w:szCs w:val="24"/>
+          <w:lang w:val="en-MY" w:eastAsia="zh-CN"/>
+        </w:rPr>
+        <w:t xml:space="preserve"> </w:t>
+      </w:r>
+    </w:p>
+    <w:p>
+      <w:pPr>
+        <w:pStyle w:val="BodyText"/>
+        <w:ind w:firstLine="0pt"/>
+        <w:jc w:val="center"/>
+        <w:rPr>
+          <w:rFonts w:ascii="Arial" w:hAnsi="Arial" w:cs="Arial"/>
+          <w:lang w:val="en-MY"/>
+        </w:rPr>
+      </w:pPr>
+      <w:r>
+        <w:rPr>
+          <w:rFonts w:ascii="Arial" w:hAnsi="Arial" w:cs="Arial"/>
+          <w:lang w:val="en-MY"/>
+        </w:rPr>
+        <w:drawing>
+          <wp:inline distT="0" distB="0" distL="0" distR="0" wp14:anchorId="10DEBFAB" wp14:editId="1631B898">
+            <wp:extent cx="2257425" cy="2771447"/>
+            <wp:effectExtent l="0" t="0" r="0" b="0"/>
+            <wp:docPr id="1270383468" name="Picture 7"/>
+            <wp:cNvGraphicFramePr>
+              <a:graphicFrameLocks xmlns:a="http://purl.oclc.org/ooxml/drawingml/main" noChangeAspect="1"/>
+            </wp:cNvGraphicFramePr>
+            <a:graphic xmlns:a="http://purl.oclc.org/ooxml/drawingml/main">
+              <a:graphicData uri="http://purl.oclc.org/ooxml/drawingml/picture">
+                <pic:pic xmlns:pic="http://purl.oclc.org/ooxml/drawingml/picture">
+                  <pic:nvPicPr>
+                    <pic:cNvPr id="0" name="Picture 11"/>
+                    <pic:cNvPicPr>
+                      <a:picLocks noChangeAspect="1" noChangeArrowheads="1"/>
+                    </pic:cNvPicPr>
+                  </pic:nvPicPr>
+                  <pic:blipFill>
+                    <a:blip r:embed="rId18">
+                      <a:extLst>
+                        <a:ext uri="{28A0092B-C50C-407E-A947-70E740481C1C}">
+                          <a14:useLocalDpi xmlns:a14="http://schemas.microsoft.com/office/drawing/2010/main" val="0"/>
+                        </a:ext>
+                      </a:extLst>
+                    </a:blip>
+                    <a:srcRect/>
+                    <a:stretch>
+                      <a:fillRect/>
+                    </a:stretch>
+                  </pic:blipFill>
+                  <pic:spPr bwMode="auto">
+                    <a:xfrm>
+                      <a:off x="0" y="0"/>
+                      <a:ext cx="2309566" cy="2835460"/>
+                    </a:xfrm>
+                    <a:prstGeom prst="rect">
+                      <a:avLst/>
+                    </a:prstGeom>
+                    <a:noFill/>
+                    <a:ln>
+                      <a:noFill/>
+                    </a:ln>
+                  </pic:spPr>
+                </pic:pic>
+              </a:graphicData>
+            </a:graphic>
+          </wp:inline>
+        </w:drawing>
+      </w:r>
+    </w:p>
+    <w:p>
+      <w:pPr>
+        <w:pStyle w:val="figurecaption"/>
+        <w:spacing w:before="0pt" w:after="0pt"/>
+        <w:rPr>
+          <w:rFonts w:ascii="Arial" w:hAnsi="Arial" w:cs="Arial"/>
+          <w:lang w:val="en-GB"/>
+        </w:rPr>
+      </w:pPr>
+      <w:r>
+        <w:rPr>
+          <w:rFonts w:ascii="Arial" w:hAnsi="Arial" w:cs="Arial"/>
+        </w:rPr>
+        <w:tab/>
+      </w:r>
+      <w:r>
+        <w:rPr>
+          <w:rFonts w:ascii="Arial" w:hAnsi="Arial" w:cs="Arial"/>
+          <w:lang w:val="en-GB"/>
+        </w:rPr>
+        <w:t>.jpg &amp; .png Files occupying the same numerical value.</w:t>
+      </w:r>
+    </w:p>
+    <w:p>
+      <w:pPr>
+        <w:pStyle w:val="figurecaption"/>
+        <w:numPr>
+          <w:ilvl w:val="0"/>
+          <w:numId w:val="0"/>
+        </w:numPr>
+        <w:jc w:val="center"/>
+        <w:rPr>
+          <w:lang w:eastAsia="zh-CN"/>
+        </w:rPr>
+      </w:pPr>
+      <w:r>
+        <w:rPr>
+          <w:lang w:eastAsia="zh-CN"/>
+        </w:rPr>
+        <w:drawing>
+          <wp:inline distT="0" distB="0" distL="0" distR="0" wp14:anchorId="4B3CEAF9" wp14:editId="53F6EA3C">
+            <wp:extent cx="2200006" cy="1571625"/>
+            <wp:effectExtent l="0" t="0" r="0" b="0"/>
+            <wp:docPr id="1433860428" name="Picture 8"/>
+            <wp:cNvGraphicFramePr>
+              <a:graphicFrameLocks xmlns:a="http://purl.oclc.org/ooxml/drawingml/main" noChangeAspect="1"/>
+            </wp:cNvGraphicFramePr>
+            <a:graphic xmlns:a="http://purl.oclc.org/ooxml/drawingml/main">
+              <a:graphicData uri="http://purl.oclc.org/ooxml/drawingml/picture">
+                <pic:pic xmlns:pic="http://purl.oclc.org/ooxml/drawingml/picture">
+                  <pic:nvPicPr>
+                    <pic:cNvPr id="0" name="Picture 13"/>
+                    <pic:cNvPicPr>
+                      <a:picLocks noChangeAspect="1" noChangeArrowheads="1"/>
+                    </pic:cNvPicPr>
+                  </pic:nvPicPr>
+                  <pic:blipFill rotWithShape="1">
+                    <a:blip r:embed="rId19">
+                      <a:extLst>
+                        <a:ext uri="{28A0092B-C50C-407E-A947-70E740481C1C}">
+                          <a14:useLocalDpi xmlns:a14="http://schemas.microsoft.com/office/drawing/2010/main" val="0"/>
+                        </a:ext>
+                      </a:extLst>
+                    </a:blip>
+                    <a:srcRect l="57.79%" t="-0.001%" b="51.83%"/>
+                    <a:stretch>
+                      <a:fillRect/>
+                    </a:stretch>
+                  </pic:blipFill>
+                  <pic:spPr bwMode="auto">
+                    <a:xfrm>
+                      <a:off x="0" y="0"/>
+                      <a:ext cx="2246884" cy="1605113"/>
+                    </a:xfrm>
+                    <a:prstGeom prst="rect">
+                      <a:avLst/>
+                    </a:prstGeom>
+                    <a:noFill/>
+                    <a:ln>
+                      <a:noFill/>
+                    </a:ln>
+                    <a:extLst>
+                      <a:ext uri="{53640926-AAD7-44D8-BBD7-CCE9431645EC}">
+                        <a14:shadowObscured xmlns:a14="http://schemas.microsoft.com/office/drawing/2010/main"/>
+                      </a:ext>
+                    </a:extLst>
+                  </pic:spPr>
+                </pic:pic>
+              </a:graphicData>
+            </a:graphic>
+          </wp:inline>
+        </w:drawing>
+      </w:r>
+    </w:p>
+    <w:p>
+      <w:pPr>
+        <w:pStyle w:val="figurecaption"/>
+        <w:spacing w:before="0pt" w:after="0pt"/>
+        <w:rPr>
+          <w:rFonts w:ascii="Arial" w:hAnsi="Arial" w:cs="Arial"/>
+          <w:lang w:val="en-GB"/>
+        </w:rPr>
+      </w:pPr>
+      <w:r>
+        <w:rPr>
+          <w:rFonts w:ascii="Arial" w:hAnsi="Arial" w:cs="Arial"/>
+        </w:rPr>
+        <w:tab/>
+      </w:r>
+      <w:r>
+        <w:rPr>
+          <w:rFonts w:ascii="Arial" w:hAnsi="Arial" w:cs="Arial"/>
+          <w:lang w:val="en-GB"/>
+        </w:rPr>
+        <w:t>Ground Truth True Size</w:t>
+      </w:r>
+    </w:p>
+    <w:p>
+      <w:pPr>
+        <w:pStyle w:val="figurecaption"/>
+        <w:numPr>
+          <w:ilvl w:val="0"/>
+          <w:numId w:val="0"/>
+        </w:numPr>
+        <w:jc w:val="center"/>
+        <w:rPr>
+          <w:lang w:eastAsia="zh-CN"/>
+        </w:rPr>
+      </w:pPr>
+      <w:r>
+        <w:rPr>
+          <w:lang w:eastAsia="zh-CN"/>
+        </w:rPr>
+        <w:drawing>
+          <wp:inline distT="0" distB="0" distL="0" distR="0" wp14:anchorId="128E94C7" wp14:editId="38E92A0F">
+            <wp:extent cx="1629813" cy="1704975"/>
+            <wp:effectExtent l="0" t="0" r="8890" b="0"/>
+            <wp:docPr id="1270197917" name="Picture 9"/>
+            <wp:cNvGraphicFramePr>
+              <a:graphicFrameLocks xmlns:a="http://purl.oclc.org/ooxml/drawingml/main" noChangeAspect="1"/>
+            </wp:cNvGraphicFramePr>
+            <a:graphic xmlns:a="http://purl.oclc.org/ooxml/drawingml/main">
+              <a:graphicData uri="http://purl.oclc.org/ooxml/drawingml/picture">
+                <pic:pic xmlns:pic="http://purl.oclc.org/ooxml/drawingml/picture">
+                  <pic:nvPicPr>
+                    <pic:cNvPr id="0" name="Picture 15"/>
+                    <pic:cNvPicPr>
+                      <a:picLocks noChangeAspect="1" noChangeArrowheads="1"/>
+                    </pic:cNvPicPr>
+                  </pic:nvPicPr>
+                  <pic:blipFill rotWithShape="1">
+                    <a:blip r:embed="rId20">
+                      <a:extLst>
+                        <a:ext uri="{28A0092B-C50C-407E-A947-70E740481C1C}">
+                          <a14:useLocalDpi xmlns:a14="http://schemas.microsoft.com/office/drawing/2010/main" val="0"/>
+                        </a:ext>
+                      </a:extLst>
+                    </a:blip>
+                    <a:srcRect l="69.231%" t="-0.001%" r="0.004%" b="48.297%"/>
+                    <a:stretch>
+                      <a:fillRect/>
+                    </a:stretch>
+                  </pic:blipFill>
+                  <pic:spPr bwMode="auto">
+                    <a:xfrm>
+                      <a:off x="0" y="0"/>
+                      <a:ext cx="1636065" cy="1711515"/>
+                    </a:xfrm>
+                    <a:prstGeom prst="rect">
+                      <a:avLst/>
+                    </a:prstGeom>
+                    <a:noFill/>
+                    <a:ln>
+                      <a:noFill/>
+                    </a:ln>
+                    <a:extLst>
+                      <a:ext uri="{53640926-AAD7-44D8-BBD7-CCE9431645EC}">
+                        <a14:shadowObscured xmlns:a14="http://schemas.microsoft.com/office/drawing/2010/main"/>
+                      </a:ext>
+                    </a:extLst>
+                  </pic:spPr>
+                </pic:pic>
+              </a:graphicData>
+            </a:graphic>
+          </wp:inline>
+        </w:drawing>
+      </w:r>
+    </w:p>
+    <w:p>
+      <w:pPr>
+        <w:pStyle w:val="figurecaption"/>
+        <w:spacing w:before="0pt" w:after="0pt"/>
+        <w:rPr>
+          <w:rFonts w:ascii="Arial" w:hAnsi="Arial" w:cs="Arial"/>
+          <w:lang w:val="en-GB"/>
+        </w:rPr>
+      </w:pPr>
+      <w:r>
+        <w:rPr>
+          <w:rFonts w:ascii="Arial" w:hAnsi="Arial" w:cs="Arial"/>
+        </w:rPr>
+        <w:tab/>
+      </w:r>
+      <w:r>
+        <w:rPr>
+          <w:rFonts w:ascii="Arial" w:hAnsi="Arial" w:cs="Arial"/>
+          <w:lang w:val="en-GB"/>
+        </w:rPr>
+        <w:t>Naturalize Dataset containing surplus files</w:t>
+      </w:r>
+    </w:p>
+    <w:p>
+      <w:pPr>
+        <w:pStyle w:val="figurecaption"/>
+        <w:numPr>
+          <w:ilvl w:val="0"/>
+          <w:numId w:val="0"/>
+        </w:numPr>
+        <w:spacing w:before="0pt" w:after="0pt"/>
+        <w:rPr>
+          <w:rFonts w:ascii="Arial" w:hAnsi="Arial" w:cs="Arial"/>
+          <w:lang w:val="en-GB"/>
+        </w:rPr>
+      </w:pPr>
+    </w:p>
+    <w:p>
+      <w:pPr>
+        <w:pStyle w:val="Heading2"/>
+        <w:rPr>
+          <w:rFonts w:ascii="Arial" w:hAnsi="Arial" w:cs="Arial"/>
+        </w:rPr>
+      </w:pPr>
+      <w:r>
+        <w:rPr>
+          <w:rFonts w:ascii="Arial" w:hAnsi="Arial" w:cs="Arial"/>
+        </w:rPr>
+        <w:t>Ground Truth Discrepancy</w:t>
+      </w:r>
+    </w:p>
+    <w:p>
+      <w:pPr>
+        <w:pStyle w:val="BodyText"/>
+        <w:rPr>
+          <w:rFonts w:ascii="Arial" w:hAnsi="Arial" w:cs="Arial"/>
+          <w:lang w:val="en-GB"/>
+        </w:rPr>
+      </w:pPr>
+      <w:r>
+        <w:rPr>
+          <w:rFonts w:ascii="Arial" w:hAnsi="Arial" w:cs="Arial"/>
+          <w:lang w:val="en-GB"/>
+        </w:rPr>
+        <w:t xml:space="preserve"> Some of the ground-truth masks were also found to be inaccurate, which may explain a portion of the decreased performance metrics; this was confirmed </w:t>
+      </w:r>
+      <w:r>
+        <w:rPr>
+          <w:rFonts w:ascii="Arial" w:hAnsi="Arial" w:cs="Arial"/>
+          <w:lang w:val="en-GB"/>
+        </w:rPr>
+        <w:t xml:space="preserve">after communicating with Dr. Tissa and </w:t>
+      </w:r>
+      <w:r>
+        <w:rPr>
+          <w:rFonts w:ascii="Arial" w:hAnsi="Arial" w:cs="Arial"/>
+          <w:lang w:val="en-GB"/>
+        </w:rPr>
+        <w:t>via trial-and-error comparison of ground truths against their corresponding base images.</w:t>
+      </w:r>
+    </w:p>
+    <w:p>
+      <w:pPr>
+        <w:pStyle w:val="BodyText"/>
+        <w:ind w:firstLine="0pt"/>
+        <w:jc w:val="center"/>
+        <w:rPr>
+          <w:rFonts w:ascii="Arial" w:hAnsi="Arial" w:cs="Arial"/>
+          <w:lang w:val="en-MY"/>
+        </w:rPr>
+      </w:pPr>
+      <w:r>
+        <w:rPr>
+          <w:rFonts w:ascii="Arial" w:hAnsi="Arial" w:cs="Arial"/>
+          <w:lang w:val="en-MY"/>
+        </w:rPr>
+        <w:drawing>
+          <wp:inline distT="0" distB="0" distL="0" distR="0" wp14:anchorId="634CC65B" wp14:editId="733D479D">
+            <wp:extent cx="2809875" cy="1761225"/>
+            <wp:effectExtent l="0" t="0" r="0" b="0"/>
+            <wp:docPr id="590874162" name="Picture 11"/>
+            <wp:cNvGraphicFramePr>
+              <a:graphicFrameLocks xmlns:a="http://purl.oclc.org/ooxml/drawingml/main" noChangeAspect="1"/>
+            </wp:cNvGraphicFramePr>
+            <a:graphic xmlns:a="http://purl.oclc.org/ooxml/drawingml/main">
+              <a:graphicData uri="http://purl.oclc.org/ooxml/drawingml/picture">
+                <pic:pic xmlns:pic="http://purl.oclc.org/ooxml/drawingml/picture">
+                  <pic:nvPicPr>
+                    <pic:cNvPr id="0" name="Picture 22"/>
+                    <pic:cNvPicPr>
+                      <a:picLocks noChangeAspect="1" noChangeArrowheads="1"/>
+                    </pic:cNvPicPr>
+                  </pic:nvPicPr>
+                  <pic:blipFill>
+                    <a:blip r:embed="rId21" cstate="print">
+                      <a:extLst>
+                        <a:ext uri="{28A0092B-C50C-407E-A947-70E740481C1C}">
+                          <a14:useLocalDpi xmlns:a14="http://schemas.microsoft.com/office/drawing/2010/main" val="0"/>
+                        </a:ext>
+                      </a:extLst>
+                    </a:blip>
+                    <a:srcRect/>
+                    <a:stretch>
+                      <a:fillRect/>
+                    </a:stretch>
+                  </pic:blipFill>
+                  <pic:spPr bwMode="auto">
+                    <a:xfrm>
+                      <a:off x="0" y="0"/>
+                      <a:ext cx="2821765" cy="1768678"/>
+                    </a:xfrm>
+                    <a:prstGeom prst="rect">
+                      <a:avLst/>
+                    </a:prstGeom>
+                    <a:noFill/>
+                    <a:ln>
+                      <a:noFill/>
+                    </a:ln>
+                  </pic:spPr>
+                </pic:pic>
+              </a:graphicData>
+            </a:graphic>
+          </wp:inline>
+        </w:drawing>
+      </w:r>
+    </w:p>
+    <w:p>
+      <w:pPr>
+        <w:pStyle w:val="figurecaption"/>
+        <w:spacing w:before="0pt" w:after="0pt"/>
+        <w:rPr>
+          <w:rFonts w:ascii="Arial" w:hAnsi="Arial" w:cs="Arial"/>
+          <w:lang w:val="en-GB"/>
+        </w:rPr>
+      </w:pPr>
+      <w:r>
+        <w:rPr>
+          <w:rFonts w:ascii="Arial" w:hAnsi="Arial" w:cs="Arial"/>
+        </w:rPr>
+        <w:tab/>
+      </w:r>
+      <w:r>
+        <w:rPr>
+          <w:rFonts w:ascii="Arial" w:hAnsi="Arial" w:cs="Arial"/>
+          <w:lang w:val="en-GB"/>
+        </w:rPr>
+        <w:t>Ground Truth comparison against Image Pipeline Mask</w:t>
+      </w:r>
+    </w:p>
+    <w:p>
+      <w:pPr>
+        <w:pStyle w:val="Heading2"/>
+        <w:rPr>
+          <w:rFonts w:ascii="Arial" w:hAnsi="Arial" w:cs="Arial"/>
+        </w:rPr>
+      </w:pPr>
+      <w:r>
+        <w:rPr>
+          <w:rFonts w:ascii="Arial" w:hAnsi="Arial" w:cs="Arial"/>
+        </w:rPr>
+        <w:t>SDK Utilization &amp; Performance</w:t>
+      </w:r>
+    </w:p>
+    <w:p>
+      <w:pPr>
+        <w:spacing w:after="6pt"/>
+        <w:ind w:firstLine="14.40pt"/>
+        <w:jc w:val="both"/>
+        <w:rPr>
+          <w:rFonts w:ascii="Arial" w:hAnsi="Arial" w:cs="Arial"/>
+        </w:rPr>
+      </w:pPr>
+      <w:r>
+        <w:rPr>
+          <w:rFonts w:ascii="Arial" w:hAnsi="Arial" w:cs="Arial"/>
+        </w:rPr>
+        <w:t xml:space="preserve">The SDK’s documentation recommended running it on Google </w:t>
+      </w:r>
+      <w:proofErr w:type="spellStart"/>
+      <w:r>
+        <w:rPr>
+          <w:rFonts w:ascii="Arial" w:hAnsi="Arial" w:cs="Arial"/>
+        </w:rPr>
+        <w:t>Colab</w:t>
+      </w:r>
+      <w:proofErr w:type="spellEnd"/>
+      <w:r>
+        <w:rPr>
+          <w:rFonts w:ascii="Arial" w:hAnsi="Arial" w:cs="Arial"/>
+        </w:rPr>
+        <w:t xml:space="preserve"> or another cloud-based </w:t>
+      </w:r>
+      <w:proofErr w:type="spellStart"/>
+      <w:r>
+        <w:rPr>
+          <w:rFonts w:ascii="Arial" w:hAnsi="Arial" w:cs="Arial"/>
+        </w:rPr>
+        <w:t>Jupyter</w:t>
+      </w:r>
+      <w:proofErr w:type="spellEnd"/>
+      <w:r>
+        <w:rPr>
+          <w:rFonts w:ascii="Arial" w:hAnsi="Arial" w:cs="Arial"/>
+        </w:rPr>
+        <w:t xml:space="preserve"> Notebook environment, however after performing comprehensive testing on local machines with varying degrees of compute it was determined that running the SDK locally would significantly cut down on classification and evaluation time, as running the </w:t>
+      </w:r>
+      <w:r>
+        <w:rPr>
+          <w:rFonts w:ascii="Arial" w:hAnsi="Arial" w:cs="Arial"/>
+        </w:rPr>
+        <w:t xml:space="preserve">SDK on Google </w:t>
+      </w:r>
+      <w:proofErr w:type="spellStart"/>
+      <w:r>
+        <w:rPr>
+          <w:rFonts w:ascii="Arial" w:hAnsi="Arial" w:cs="Arial"/>
+        </w:rPr>
+        <w:t>Colab</w:t>
+      </w:r>
+      <w:proofErr w:type="spellEnd"/>
+      <w:r>
+        <w:rPr>
+          <w:rFonts w:ascii="Arial" w:hAnsi="Arial" w:cs="Arial"/>
+        </w:rPr>
+        <w:t xml:space="preserve"> with CPU would process the images at a rate of 7s/it while most local machines provided faster evaluation rates at 0.8-2.0 it/s.</w:t>
+      </w:r>
+    </w:p>
+    <w:p>
+      <w:pPr>
+        <w:spacing w:line="18pt" w:lineRule="auto"/>
+      </w:pPr>
+      <w:r>
+        <w:rPr>
+          <w:noProof/>
+        </w:rPr>
+        <w:drawing>
+          <wp:inline distT="0" distB="0" distL="0" distR="0" wp14:anchorId="7E96C08C" wp14:editId="59BA92A0">
+            <wp:extent cx="3114675" cy="1672696"/>
+            <wp:effectExtent l="0" t="0" r="0" b="3810"/>
+            <wp:docPr id="1933728708" name="Picture 12"/>
+            <wp:cNvGraphicFramePr>
+              <a:graphicFrameLocks xmlns:a="http://purl.oclc.org/ooxml/drawingml/main" noChangeAspect="1"/>
+            </wp:cNvGraphicFramePr>
+            <a:graphic xmlns:a="http://purl.oclc.org/ooxml/drawingml/main">
+              <a:graphicData uri="http://purl.oclc.org/ooxml/drawingml/picture">
+                <pic:pic xmlns:pic="http://purl.oclc.org/ooxml/drawingml/picture">
+                  <pic:nvPicPr>
+                    <pic:cNvPr id="0" name="Picture 24"/>
+                    <pic:cNvPicPr>
+                      <a:picLocks noChangeAspect="1" noChangeArrowheads="1"/>
+                    </pic:cNvPicPr>
+                  </pic:nvPicPr>
+                  <pic:blipFill>
+                    <a:blip r:embed="rId22">
+                      <a:extLst>
+                        <a:ext uri="{28A0092B-C50C-407E-A947-70E740481C1C}">
+                          <a14:useLocalDpi xmlns:a14="http://schemas.microsoft.com/office/drawing/2010/main" val="0"/>
+                        </a:ext>
+                      </a:extLst>
+                    </a:blip>
+                    <a:srcRect/>
+                    <a:stretch>
+                      <a:fillRect/>
+                    </a:stretch>
+                  </pic:blipFill>
+                  <pic:spPr bwMode="auto">
+                    <a:xfrm>
+                      <a:off x="0" y="0"/>
+                      <a:ext cx="3130442" cy="1681164"/>
+                    </a:xfrm>
+                    <a:prstGeom prst="rect">
+                      <a:avLst/>
+                    </a:prstGeom>
+                    <a:noFill/>
+                    <a:ln>
+                      <a:noFill/>
+                    </a:ln>
+                  </pic:spPr>
+                </pic:pic>
+              </a:graphicData>
+            </a:graphic>
+          </wp:inline>
+        </w:drawing>
+      </w:r>
+    </w:p>
+    <w:p>
+      <w:pPr>
+        <w:pStyle w:val="figurecaption"/>
+        <w:spacing w:before="0pt" w:after="0pt"/>
+        <w:rPr>
+          <w:rFonts w:ascii="Arial" w:hAnsi="Arial" w:cs="Arial"/>
+          <w:lang w:val="en-GB"/>
+        </w:rPr>
+      </w:pPr>
+      <w:r>
+        <w:rPr>
+          <w:rFonts w:ascii="Arial" w:hAnsi="Arial" w:cs="Arial"/>
+        </w:rPr>
+        <w:tab/>
+      </w:r>
+      <w:r>
+        <w:rPr>
+          <w:rFonts w:ascii="Arial" w:hAnsi="Arial" w:cs="Arial"/>
+          <w:lang w:val="en-GB"/>
+        </w:rPr>
+        <w:t>Google Colab vs. Local Machine Processing Speed</w:t>
+      </w:r>
+    </w:p>
+    <w:p>
+      <w:pPr>
+        <w:jc w:val="both"/>
+      </w:pPr>
+    </w:p>
+    <w:p>
+      <w:pPr>
+        <w:pStyle w:val="Heading2"/>
+        <w:rPr>
+          <w:rFonts w:ascii="Arial" w:hAnsi="Arial" w:cs="Arial"/>
+        </w:rPr>
+      </w:pPr>
+      <w:r>
+        <w:rPr>
+          <w:rFonts w:ascii="Arial" w:hAnsi="Arial" w:cs="Arial"/>
+        </w:rPr>
+        <w:t>Qualitative Analysis</w:t>
+      </w:r>
+    </w:p>
+    <w:p>
+      <w:pPr>
+        <w:pStyle w:val="BodyText"/>
+        <w:rPr>
+          <w:rFonts w:ascii="Arial" w:hAnsi="Arial" w:cs="Arial"/>
+          <w:lang w:val="en-GB"/>
+        </w:rPr>
+      </w:pPr>
+      <w:r>
+        <w:rPr>
+          <w:rFonts w:ascii="Arial" w:hAnsi="Arial" w:cs="Arial"/>
+          <w:lang w:val="en-GB"/>
+        </w:rPr>
+        <w:t>For the easy samples, the pipeline produced visually strong results. The segmented objects were large, well-preserved, and clearly separated from the background, with overall cell shapes retained effectively</w:t>
+      </w:r>
+      <w:r>
+        <w:rPr>
+          <w:rFonts w:ascii="Arial" w:hAnsi="Arial" w:cs="Arial"/>
+          <w:lang w:val="en-GB"/>
+        </w:rPr>
+        <w:t>, they can be accessed in the Results 2026 IIP – Group008 Folder</w:t>
+      </w:r>
+      <w:r>
+        <w:rPr>
+          <w:rFonts w:ascii="Arial" w:hAnsi="Arial" w:cs="Arial"/>
+          <w:lang w:val="en-GB"/>
+        </w:rPr>
+        <w:t xml:space="preserve">. The medium </w:t>
+      </w:r>
+      <w:r>
+        <w:rPr>
+          <w:rFonts w:ascii="Arial" w:hAnsi="Arial" w:cs="Arial"/>
+          <w:lang w:val="en-GB"/>
+        </w:rPr>
+        <w:t xml:space="preserve">and hard </w:t>
+      </w:r>
+      <w:r>
+        <w:rPr>
+          <w:rFonts w:ascii="Arial" w:hAnsi="Arial" w:cs="Arial"/>
+          <w:lang w:val="en-GB"/>
+        </w:rPr>
+        <w:t>samples remained acceptable, though cell borders became less smooth and some fragmentation appeared around outer edges</w:t>
+      </w:r>
+      <w:r>
+        <w:rPr>
+          <w:rFonts w:ascii="Arial" w:hAnsi="Arial" w:cs="Arial"/>
+          <w:lang w:val="en-GB"/>
+        </w:rPr>
+        <w:t xml:space="preserve"> as seen in Fig. 12 with a 93.53% </w:t>
+      </w:r>
+      <w:proofErr w:type="spellStart"/>
+      <w:r>
+        <w:rPr>
+          <w:rFonts w:ascii="Arial" w:hAnsi="Arial" w:cs="Arial"/>
+          <w:lang w:val="en-GB"/>
+        </w:rPr>
+        <w:t>IoU</w:t>
+      </w:r>
+      <w:proofErr w:type="spellEnd"/>
+      <w:r>
+        <w:rPr>
+          <w:rFonts w:ascii="Arial" w:hAnsi="Arial" w:cs="Arial"/>
+          <w:lang w:val="en-GB"/>
+        </w:rPr>
+        <w:t xml:space="preserve"> and 96.66% DSC. It is of note that for all samples, unique and hard images were selected to actively test the </w:t>
+      </w:r>
+      <w:r>
+        <w:rPr>
+          <w:rFonts w:ascii="Arial" w:hAnsi="Arial" w:cs="Arial"/>
+          <w:lang w:val="en-GB"/>
+        </w:rPr>
+        <w:t>model’s</w:t>
+      </w:r>
+      <w:r>
+        <w:rPr>
+          <w:rFonts w:ascii="Arial" w:hAnsi="Arial" w:cs="Arial"/>
+          <w:lang w:val="en-GB"/>
+        </w:rPr>
+        <w:t xml:space="preserve"> capacity with the following comments present for each sample grouped from easy to hard:</w:t>
+      </w:r>
+    </w:p>
+    <w:tbl>
+      <w:tblPr>
+        <w:tblStyle w:val="TableGrid"/>
+        <w:tblW w:w="0pt" w:type="auto"/>
+        <w:tblLook w:firstRow="1" w:lastRow="0" w:firstColumn="1" w:lastColumn="0" w:noHBand="0" w:noVBand="1"/>
+      </w:tblPr>
+      <w:tblGrid>
+        <w:gridCol w:w="4856"/>
+      </w:tblGrid>
+      <w:tr>
+        <w:trPr>
+          <w:trHeight w:val="4940"/>
+        </w:trPr>
         <w:tc>
           <w:tcPr>
-            <w:tcW w:w="207pt" w:type="dxa"/>
-            <w:gridSpan w:val="3"/>
-            <w:vAlign w:val="center"/>
+            <w:tcW w:w="242.80pt" w:type="dxa"/>
+          </w:tcPr>
+          <w:p>
+            <w:pPr>
+              <w:shd w:val="clear" w:color="auto" w:fill="1F1F1F"/>
+              <w:spacing w:line="14.25pt" w:lineRule="atLeast"/>
+              <w:jc w:val="start"/>
+              <w:rPr>
+                <w:rFonts w:ascii="Consolas" w:eastAsia="Times New Roman" w:hAnsi="Consolas"/>
+                <w:color w:val="CCCCCC"/>
+                <w:sz w:val="14"/>
+                <w:szCs w:val="14"/>
+                <w:lang w:val="en-MY" w:eastAsia="zh-CN"/>
+              </w:rPr>
+            </w:pPr>
+            <w:r>
+              <w:rPr>
+                <w:rFonts w:ascii="Consolas" w:eastAsia="Times New Roman" w:hAnsi="Consolas"/>
+                <w:color w:val="6A9955"/>
+                <w:sz w:val="14"/>
+                <w:szCs w:val="14"/>
+                <w:lang w:val="en-MY" w:eastAsia="zh-CN"/>
+              </w:rPr>
+              <w:lastRenderedPageBreak/>
+              <w:t xml:space="preserve"># Chosen due to its large size and </w:t>
+            </w:r>
+            <w:proofErr w:type="spellStart"/>
+            <w:r>
+              <w:rPr>
+                <w:rFonts w:ascii="Consolas" w:eastAsia="Times New Roman" w:hAnsi="Consolas"/>
+                <w:color w:val="6A9955"/>
+                <w:sz w:val="14"/>
+                <w:szCs w:val="14"/>
+                <w:lang w:val="en-MY" w:eastAsia="zh-CN"/>
+              </w:rPr>
+              <w:t>assymetric</w:t>
+            </w:r>
+            <w:proofErr w:type="spellEnd"/>
+            <w:r>
+              <w:rPr>
+                <w:rFonts w:ascii="Consolas" w:eastAsia="Times New Roman" w:hAnsi="Consolas"/>
+                <w:color w:val="6A9955"/>
+                <w:sz w:val="14"/>
+                <w:szCs w:val="14"/>
+                <w:lang w:val="en-MY" w:eastAsia="zh-CN"/>
+              </w:rPr>
+              <w:t xml:space="preserve"> shape.</w:t>
+            </w:r>
+          </w:p>
+          <w:p>
+            <w:pPr>
+              <w:shd w:val="clear" w:color="auto" w:fill="1F1F1F"/>
+              <w:spacing w:line="14.25pt" w:lineRule="atLeast"/>
+              <w:jc w:val="start"/>
+              <w:rPr>
+                <w:rFonts w:ascii="Consolas" w:eastAsia="Times New Roman" w:hAnsi="Consolas"/>
+                <w:color w:val="CCCCCC"/>
+                <w:sz w:val="14"/>
+                <w:szCs w:val="14"/>
+                <w:lang w:val="en-MY" w:eastAsia="zh-CN"/>
+              </w:rPr>
+            </w:pPr>
+            <w:r>
+              <w:rPr>
+                <w:rFonts w:ascii="Consolas" w:eastAsia="Times New Roman" w:hAnsi="Consolas"/>
+                <w:color w:val="6A9955"/>
+                <w:sz w:val="14"/>
+                <w:szCs w:val="14"/>
+                <w:lang w:val="en-MY" w:eastAsia="zh-CN"/>
+              </w:rPr>
+              <w:t xml:space="preserve"># Chosen due to the lighter shade </w:t>
+            </w:r>
+          </w:p>
+          <w:p>
+            <w:pPr>
+              <w:shd w:val="clear" w:color="auto" w:fill="1F1F1F"/>
+              <w:spacing w:line="14.25pt" w:lineRule="atLeast"/>
+              <w:jc w:val="start"/>
+              <w:rPr>
+                <w:rFonts w:ascii="Consolas" w:eastAsia="Times New Roman" w:hAnsi="Consolas"/>
+                <w:color w:val="6A9955"/>
+                <w:sz w:val="14"/>
+                <w:szCs w:val="14"/>
+                <w:lang w:val="en-MY" w:eastAsia="zh-CN"/>
+              </w:rPr>
+            </w:pPr>
+            <w:r>
+              <w:rPr>
+                <w:rFonts w:ascii="Consolas" w:eastAsia="Times New Roman" w:hAnsi="Consolas"/>
+                <w:color w:val="6A9955"/>
+                <w:sz w:val="14"/>
+                <w:szCs w:val="14"/>
+                <w:lang w:val="en-MY" w:eastAsia="zh-CN"/>
+              </w:rPr>
+              <w:t xml:space="preserve"># Chosen due to its different, slightly </w:t>
+            </w:r>
+            <w:proofErr w:type="gramStart"/>
+            <w:r>
+              <w:rPr>
+                <w:rFonts w:ascii="Consolas" w:eastAsia="Times New Roman" w:hAnsi="Consolas"/>
+                <w:color w:val="6A9955"/>
+                <w:sz w:val="14"/>
+                <w:szCs w:val="14"/>
+                <w:lang w:val="en-MY" w:eastAsia="zh-CN"/>
+              </w:rPr>
+              <w:t>more pinker</w:t>
+            </w:r>
+            <w:proofErr w:type="gramEnd"/>
+            <w:r>
+              <w:rPr>
+                <w:rFonts w:ascii="Consolas" w:eastAsia="Times New Roman" w:hAnsi="Consolas"/>
+                <w:color w:val="6A9955"/>
+                <w:sz w:val="14"/>
+                <w:szCs w:val="14"/>
+                <w:lang w:val="en-MY" w:eastAsia="zh-CN"/>
+              </w:rPr>
+              <w:t xml:space="preserve"> </w:t>
+            </w:r>
+            <w:proofErr w:type="spellStart"/>
+            <w:r>
+              <w:rPr>
+                <w:rFonts w:ascii="Consolas" w:eastAsia="Times New Roman" w:hAnsi="Consolas"/>
+                <w:color w:val="6A9955"/>
+                <w:sz w:val="14"/>
+                <w:szCs w:val="14"/>
+                <w:lang w:val="en-MY" w:eastAsia="zh-CN"/>
+              </w:rPr>
+              <w:t>color</w:t>
+            </w:r>
+            <w:proofErr w:type="spellEnd"/>
+            <w:r>
+              <w:rPr>
+                <w:rFonts w:ascii="Consolas" w:eastAsia="Times New Roman" w:hAnsi="Consolas"/>
+                <w:color w:val="6A9955"/>
+                <w:sz w:val="14"/>
+                <w:szCs w:val="14"/>
+                <w:lang w:val="en-MY" w:eastAsia="zh-CN"/>
+              </w:rPr>
+              <w:t xml:space="preserve"> and lighting.</w:t>
+            </w:r>
+          </w:p>
+          <w:p>
+            <w:pPr>
+              <w:shd w:val="clear" w:color="auto" w:fill="1F1F1F"/>
+              <w:spacing w:line="14.25pt" w:lineRule="atLeast"/>
+              <w:jc w:val="start"/>
+              <w:rPr>
+                <w:rFonts w:ascii="Consolas" w:eastAsia="Times New Roman" w:hAnsi="Consolas"/>
+                <w:color w:val="6A9955"/>
+                <w:sz w:val="14"/>
+                <w:szCs w:val="14"/>
+                <w:lang w:val="en-MY" w:eastAsia="zh-CN"/>
+              </w:rPr>
+            </w:pPr>
+          </w:p>
+          <w:p>
+            <w:pPr>
+              <w:shd w:val="clear" w:color="auto" w:fill="1F1F1F"/>
+              <w:spacing w:line="14.25pt" w:lineRule="atLeast"/>
+              <w:jc w:val="start"/>
+              <w:rPr>
+                <w:rFonts w:ascii="Consolas" w:eastAsia="Times New Roman" w:hAnsi="Consolas"/>
+                <w:color w:val="CCCCCC"/>
+                <w:sz w:val="14"/>
+                <w:szCs w:val="14"/>
+                <w:lang w:val="en-MY" w:eastAsia="zh-CN"/>
+              </w:rPr>
+            </w:pPr>
+            <w:r>
+              <w:rPr>
+                <w:rFonts w:ascii="Consolas" w:eastAsia="Times New Roman" w:hAnsi="Consolas"/>
+                <w:color w:val="6A9955"/>
+                <w:sz w:val="14"/>
+                <w:szCs w:val="14"/>
+                <w:lang w:val="en-MY" w:eastAsia="zh-CN"/>
+              </w:rPr>
+              <w:t xml:space="preserve"># Chosen to check the effect of different </w:t>
+            </w:r>
+            <w:proofErr w:type="spellStart"/>
+            <w:r>
+              <w:rPr>
+                <w:rFonts w:ascii="Consolas" w:eastAsia="Times New Roman" w:hAnsi="Consolas"/>
+                <w:color w:val="6A9955"/>
+                <w:sz w:val="14"/>
+                <w:szCs w:val="14"/>
+                <w:lang w:val="en-MY" w:eastAsia="zh-CN"/>
+              </w:rPr>
+              <w:t>colored</w:t>
+            </w:r>
+            <w:proofErr w:type="spellEnd"/>
+            <w:r>
+              <w:rPr>
+                <w:rFonts w:ascii="Consolas" w:eastAsia="Times New Roman" w:hAnsi="Consolas"/>
+                <w:color w:val="6A9955"/>
+                <w:sz w:val="14"/>
+                <w:szCs w:val="14"/>
+                <w:lang w:val="en-MY" w:eastAsia="zh-CN"/>
+              </w:rPr>
+              <w:t xml:space="preserve"> regions.</w:t>
+            </w:r>
+          </w:p>
+          <w:p>
+            <w:pPr>
+              <w:shd w:val="clear" w:color="auto" w:fill="1F1F1F"/>
+              <w:spacing w:line="14.25pt" w:lineRule="atLeast"/>
+              <w:jc w:val="start"/>
+              <w:rPr>
+                <w:rFonts w:ascii="Consolas" w:eastAsia="Times New Roman" w:hAnsi="Consolas"/>
+                <w:color w:val="CCCCCC"/>
+                <w:sz w:val="14"/>
+                <w:szCs w:val="14"/>
+                <w:lang w:val="en-MY" w:eastAsia="zh-CN"/>
+              </w:rPr>
+            </w:pPr>
+            <w:r>
+              <w:rPr>
+                <w:rFonts w:ascii="Consolas" w:eastAsia="Times New Roman" w:hAnsi="Consolas"/>
+                <w:color w:val="6A9955"/>
+                <w:sz w:val="14"/>
+                <w:szCs w:val="14"/>
+                <w:lang w:val="en-MY" w:eastAsia="zh-CN"/>
+              </w:rPr>
+              <w:t># Chosen as we were able to detect the external smaller cell compared to the ground truth.</w:t>
+            </w:r>
+          </w:p>
+          <w:p>
+            <w:pPr>
+              <w:shd w:val="clear" w:color="auto" w:fill="1F1F1F"/>
+              <w:spacing w:line="14.25pt" w:lineRule="atLeast"/>
+              <w:jc w:val="start"/>
+              <w:rPr>
+                <w:rFonts w:ascii="Consolas" w:eastAsia="Times New Roman" w:hAnsi="Consolas"/>
+                <w:color w:val="CCCCCC"/>
+                <w:sz w:val="14"/>
+                <w:szCs w:val="14"/>
+                <w:lang w:val="en-MY" w:eastAsia="zh-CN"/>
+              </w:rPr>
+            </w:pPr>
+            <w:r>
+              <w:rPr>
+                <w:rFonts w:ascii="Consolas" w:eastAsia="Times New Roman" w:hAnsi="Consolas"/>
+                <w:color w:val="6A9955"/>
+                <w:sz w:val="14"/>
+                <w:szCs w:val="14"/>
+                <w:lang w:val="en-MY" w:eastAsia="zh-CN"/>
+              </w:rPr>
+              <w:t># Chosen to act as a baseline test</w:t>
+            </w:r>
+          </w:p>
+          <w:p>
+            <w:pPr>
+              <w:shd w:val="clear" w:color="auto" w:fill="1F1F1F"/>
+              <w:spacing w:line="14.25pt" w:lineRule="atLeast"/>
+              <w:jc w:val="start"/>
+              <w:rPr>
+                <w:rFonts w:ascii="Consolas" w:eastAsia="Times New Roman" w:hAnsi="Consolas"/>
+                <w:color w:val="CCCCCC"/>
+                <w:sz w:val="8"/>
+                <w:szCs w:val="8"/>
+                <w:lang w:val="en-MY" w:eastAsia="zh-CN"/>
+              </w:rPr>
+            </w:pPr>
+          </w:p>
+          <w:p>
+            <w:pPr>
+              <w:shd w:val="clear" w:color="auto" w:fill="1F1F1F"/>
+              <w:spacing w:line="14.25pt" w:lineRule="atLeast"/>
+              <w:jc w:val="start"/>
+              <w:rPr>
+                <w:rFonts w:ascii="Consolas" w:eastAsia="Times New Roman" w:hAnsi="Consolas"/>
+                <w:color w:val="CCCCCC"/>
+                <w:sz w:val="14"/>
+                <w:szCs w:val="14"/>
+                <w:lang w:val="en-MY" w:eastAsia="zh-CN"/>
+              </w:rPr>
+            </w:pPr>
+            <w:r>
+              <w:rPr>
+                <w:rFonts w:ascii="Consolas" w:eastAsia="Times New Roman" w:hAnsi="Consolas"/>
+                <w:color w:val="6A9955"/>
+                <w:sz w:val="14"/>
+                <w:szCs w:val="14"/>
+                <w:lang w:val="en-MY" w:eastAsia="zh-CN"/>
+              </w:rPr>
+              <w:t xml:space="preserve"># Chosen as the ground truth is inaccurate and it beats it by highlighting the </w:t>
+            </w:r>
+            <w:proofErr w:type="spellStart"/>
+            <w:r>
+              <w:rPr>
+                <w:rFonts w:ascii="Consolas" w:eastAsia="Times New Roman" w:hAnsi="Consolas"/>
+                <w:color w:val="6A9955"/>
+                <w:sz w:val="14"/>
+                <w:szCs w:val="14"/>
+                <w:lang w:val="en-MY" w:eastAsia="zh-CN"/>
+              </w:rPr>
+              <w:t>center</w:t>
+            </w:r>
+            <w:proofErr w:type="spellEnd"/>
+            <w:r>
+              <w:rPr>
+                <w:rFonts w:ascii="Consolas" w:eastAsia="Times New Roman" w:hAnsi="Consolas"/>
+                <w:color w:val="6A9955"/>
+                <w:sz w:val="14"/>
+                <w:szCs w:val="14"/>
+                <w:lang w:val="en-MY" w:eastAsia="zh-CN"/>
+              </w:rPr>
+              <w:t xml:space="preserve"> nuclei. </w:t>
+            </w:r>
+          </w:p>
+          <w:p>
+            <w:pPr>
+              <w:shd w:val="clear" w:color="auto" w:fill="1F1F1F"/>
+              <w:spacing w:line="14.25pt" w:lineRule="atLeast"/>
+              <w:jc w:val="start"/>
+              <w:rPr>
+                <w:rFonts w:ascii="Consolas" w:eastAsia="Times New Roman" w:hAnsi="Consolas"/>
+                <w:color w:val="6A9955"/>
+                <w:sz w:val="14"/>
+                <w:szCs w:val="14"/>
+                <w:lang w:val="en-MY" w:eastAsia="zh-CN"/>
+              </w:rPr>
+            </w:pPr>
+            <w:r>
+              <w:rPr>
+                <w:rFonts w:ascii="Consolas" w:eastAsia="Times New Roman" w:hAnsi="Consolas"/>
+                <w:color w:val="6A9955"/>
+                <w:sz w:val="14"/>
+                <w:szCs w:val="14"/>
+                <w:lang w:val="en-MY" w:eastAsia="zh-CN"/>
+              </w:rPr>
+              <w:t># Chosen as it matches the ground truth but I'm personally uncertain on whether the outer shades should be included or not</w:t>
+            </w:r>
+          </w:p>
+          <w:p>
+            <w:pPr>
+              <w:shd w:val="clear" w:color="auto" w:fill="1F1F1F"/>
+              <w:spacing w:line="14.25pt" w:lineRule="atLeast"/>
+              <w:jc w:val="start"/>
+              <w:rPr>
+                <w:rFonts w:ascii="Consolas" w:eastAsia="Times New Roman" w:hAnsi="Consolas"/>
+                <w:color w:val="CCCCCC"/>
+                <w:sz w:val="14"/>
+                <w:szCs w:val="14"/>
+                <w:lang w:val="en-MY" w:eastAsia="zh-CN"/>
+              </w:rPr>
+            </w:pPr>
+            <w:r>
+              <w:rPr>
+                <w:rFonts w:ascii="Consolas" w:eastAsia="Times New Roman" w:hAnsi="Consolas"/>
+                <w:color w:val="6A9955"/>
+                <w:sz w:val="14"/>
+                <w:szCs w:val="14"/>
+                <w:lang w:val="en-MY" w:eastAsia="zh-CN"/>
+              </w:rPr>
+              <w:t xml:space="preserve">see how the pipeline works with varying borders (reasonably well but it missed the teeny </w:t>
+            </w:r>
+            <w:proofErr w:type="spellStart"/>
+            <w:r>
+              <w:rPr>
+                <w:rFonts w:ascii="Consolas" w:eastAsia="Times New Roman" w:hAnsi="Consolas"/>
+                <w:color w:val="6A9955"/>
+                <w:sz w:val="14"/>
+                <w:szCs w:val="14"/>
+                <w:lang w:val="en-MY" w:eastAsia="zh-CN"/>
+              </w:rPr>
+              <w:t>center</w:t>
+            </w:r>
+            <w:proofErr w:type="spellEnd"/>
+            <w:r>
+              <w:rPr>
+                <w:rFonts w:ascii="Consolas" w:eastAsia="Times New Roman" w:hAnsi="Consolas"/>
+                <w:color w:val="6A9955"/>
+                <w:sz w:val="14"/>
+                <w:szCs w:val="14"/>
+                <w:lang w:val="en-MY" w:eastAsia="zh-CN"/>
+              </w:rPr>
+              <w:t xml:space="preserve"> left bit)</w:t>
+            </w:r>
+          </w:p>
+        </w:tc>
+      </w:tr>
+    </w:tbl>
+    <w:p>
+      <w:pPr>
+        <w:pStyle w:val="figurecaption"/>
+        <w:spacing w:before="0pt" w:after="0pt"/>
+        <w:rPr>
+          <w:rFonts w:ascii="Arial" w:hAnsi="Arial" w:cs="Arial"/>
+          <w:lang w:val="en-GB"/>
+        </w:rPr>
+      </w:pPr>
+      <w:r>
+        <w:rPr>
+          <w:rFonts w:ascii="Arial" w:hAnsi="Arial" w:cs="Arial"/>
+        </w:rPr>
+        <w:tab/>
+      </w:r>
+      <w:r>
+        <w:rPr>
+          <w:rFonts w:ascii="Arial" w:hAnsi="Arial" w:cs="Arial"/>
+          <w:lang w:val="en-GB"/>
+        </w:rPr>
+        <w:t>PMY/MMY 2K-PBC Train (15) Analysis</w:t>
+      </w:r>
+    </w:p>
+    <w:p>
+      <w:pPr>
+        <w:pStyle w:val="BodyText"/>
+        <w:rPr>
+          <w:rFonts w:ascii="Arial" w:hAnsi="Arial" w:cs="Arial"/>
+          <w:lang w:val="en-GB"/>
+        </w:rPr>
+      </w:pPr>
+    </w:p>
+    <w:p>
+      <w:pPr>
+        <w:pStyle w:val="BodyText"/>
+        <w:ind w:firstLine="0pt"/>
+        <w:rPr>
+          <w:rFonts w:ascii="Arial" w:hAnsi="Arial" w:cs="Arial"/>
+          <w:lang w:val="en-GB"/>
+        </w:rPr>
+      </w:pPr>
+      <w:r>
+        <w:rPr>
+          <w:rFonts w:ascii="Arial" w:hAnsi="Arial" w:cs="Arial"/>
+          <w:lang w:val="en-GB"/>
+        </w:rPr>
+        <w:drawing>
+          <wp:inline distT="0" distB="0" distL="0" distR="0" wp14:anchorId="6882D51B" wp14:editId="6CFEE106">
+            <wp:extent cx="3089910" cy="3257550"/>
+            <wp:effectExtent l="0" t="0" r="0" b="0"/>
+            <wp:docPr id="1334883014" name="Picture 1"/>
+            <wp:cNvGraphicFramePr>
+              <a:graphicFrameLocks xmlns:a="http://purl.oclc.org/ooxml/drawingml/main" noChangeAspect="1"/>
+            </wp:cNvGraphicFramePr>
+            <a:graphic xmlns:a="http://purl.oclc.org/ooxml/drawingml/main">
+              <a:graphicData uri="http://purl.oclc.org/ooxml/drawingml/picture">
+                <pic:pic xmlns:pic="http://purl.oclc.org/ooxml/drawingml/picture">
+                  <pic:nvPicPr>
+                    <pic:cNvPr id="1334883014" name=""/>
+                    <pic:cNvPicPr/>
+                  </pic:nvPicPr>
+                  <pic:blipFill>
+                    <a:blip r:embed="rId23"/>
+                    <a:stretch>
+                      <a:fillRect/>
+                    </a:stretch>
+                  </pic:blipFill>
+                  <pic:spPr>
+                    <a:xfrm>
+                      <a:off x="0" y="0"/>
+                      <a:ext cx="3089910" cy="3257550"/>
+                    </a:xfrm>
+                    <a:prstGeom prst="rect">
+                      <a:avLst/>
+                    </a:prstGeom>
+                  </pic:spPr>
+                </pic:pic>
+              </a:graphicData>
+            </a:graphic>
+          </wp:inline>
+        </w:drawing>
+      </w:r>
+    </w:p>
+    <w:p>
+      <w:pPr>
+        <w:pStyle w:val="figurecaption"/>
+        <w:spacing w:before="0pt" w:after="0pt"/>
+        <w:rPr>
+          <w:rFonts w:ascii="Arial" w:hAnsi="Arial" w:cs="Arial"/>
+          <w:lang w:val="en-GB"/>
+        </w:rPr>
+      </w:pPr>
+      <w:r>
+        <w:rPr>
+          <w:rFonts w:ascii="Arial" w:hAnsi="Arial" w:cs="Arial"/>
+        </w:rPr>
+        <w:tab/>
+      </w:r>
+      <w:r>
+        <w:rPr>
+          <w:rFonts w:ascii="Arial" w:hAnsi="Arial" w:cs="Arial"/>
+          <w:lang w:val="en-GB"/>
+        </w:rPr>
+        <w:t>PMY/MMY 2K-PBC Train (15) Analysis</w:t>
+      </w:r>
+    </w:p>
+    <w:p>
+      <w:pPr>
+        <w:pStyle w:val="BodyText"/>
+        <w:ind w:firstLine="0pt"/>
+        <w:rPr>
+          <w:rFonts w:ascii="Arial" w:hAnsi="Arial" w:cs="Arial"/>
+          <w:lang w:val="en-GB"/>
+        </w:rPr>
+      </w:pPr>
+    </w:p>
+    <w:p>
+      <w:pPr>
+        <w:pStyle w:val="BodyText"/>
+        <w:ind w:firstLine="0pt"/>
+        <w:rPr>
+          <w:rFonts w:ascii="Arial" w:hAnsi="Arial" w:cs="Arial"/>
+          <w:lang w:val="en-GB"/>
+        </w:rPr>
+      </w:pPr>
+      <w:r>
+        <w:rPr>
+          <w:rFonts w:ascii="Arial" w:hAnsi="Arial" w:cs="Arial"/>
+          <w:lang w:val="en-GB"/>
+        </w:rPr>
+        <w:tab/>
+        <w:t>Overall, the qualitative results show that the proposed pipeline is capable of generating visually coherent segmentations and tend to hold up pretty well as image difficulty increases with a slight issue arising with edge erosion. This will end up becoming more prevalent when reviewing the quantitative results later.</w:t>
+      </w:r>
+    </w:p>
+    <w:p>
+      <w:pPr>
+        <w:pStyle w:val="Heading2"/>
+        <w:rPr>
+          <w:rFonts w:ascii="Arial" w:hAnsi="Arial" w:cs="Arial"/>
+        </w:rPr>
+      </w:pPr>
+      <w:r>
+        <w:rPr>
+          <w:rFonts w:ascii="Arial" w:hAnsi="Arial" w:cs="Arial"/>
+        </w:rPr>
+        <w:t>Quantitative Results</w:t>
+      </w:r>
+    </w:p>
+    <w:p>
+      <w:pPr>
+        <w:pStyle w:val="BodyText"/>
+        <w:rPr>
+          <w:rFonts w:ascii="Arial" w:hAnsi="Arial" w:cs="Arial"/>
+          <w:lang w:val="en-GB"/>
+        </w:rPr>
+      </w:pPr>
+      <w:r>
+        <w:rPr>
+          <w:rFonts w:ascii="Arial" w:hAnsi="Arial" w:cs="Arial"/>
+          <w:lang w:val="en-GB"/>
+        </w:rPr>
+        <w:t>The full semantic evaluation was performed on 16,117 images, with inference successfully completed for all samples</w:t>
+      </w:r>
+      <w:r>
+        <w:rPr>
+          <w:rFonts w:ascii="Arial" w:hAnsi="Arial" w:cs="Arial"/>
+          <w:lang w:val="en-GB"/>
+        </w:rPr>
+        <w:t xml:space="preserve"> after implementing the priority algorithm</w:t>
+      </w:r>
+      <w:r>
+        <w:rPr>
+          <w:rFonts w:ascii="Arial" w:hAnsi="Arial" w:cs="Arial"/>
+          <w:lang w:val="en-GB"/>
+        </w:rPr>
+        <w:t xml:space="preserve">. This confirms the pipeline was fully automatic and stable </w:t>
+      </w:r>
+      <w:r>
+        <w:rPr>
+          <w:rFonts w:ascii="Arial" w:hAnsi="Arial" w:cs="Arial"/>
+          <w:lang w:val="en-GB"/>
+        </w:rPr>
+        <w:t xml:space="preserve">across the complete dataset. The quantitative metrics achieved </w:t>
+      </w:r>
+      <w:r>
+        <w:rPr>
+          <w:rFonts w:ascii="Arial" w:hAnsi="Arial" w:cs="Arial"/>
+          <w:lang w:val="en-GB"/>
+        </w:rPr>
+        <w:t>are listed in Table 1.</w:t>
+      </w:r>
+    </w:p>
+    <w:p>
+      <w:pPr>
+        <w:pStyle w:val="tablehead"/>
+        <w:rPr>
+          <w:rFonts w:ascii="Arial" w:hAnsi="Arial" w:cs="Arial"/>
+          <w:lang w:val="en-GB"/>
+        </w:rPr>
+      </w:pPr>
+      <w:r>
+        <w:rPr>
+          <w:rFonts w:ascii="Arial" w:hAnsi="Arial" w:cs="Arial"/>
+          <w:lang w:val="en-GB"/>
+        </w:rPr>
+        <w:t>First Run Results</w:t>
+      </w:r>
+    </w:p>
+    <w:tbl>
+      <w:tblPr>
+        <w:tblStyle w:val="TableGrid"/>
+        <w:tblW w:w="242.75pt" w:type="dxa"/>
+        <w:tblLayout w:type="fixed"/>
+        <w:tblLook w:firstRow="1" w:lastRow="0" w:firstColumn="1" w:lastColumn="0" w:noHBand="0" w:noVBand="1"/>
+      </w:tblPr>
+      <w:tblGrid>
+        <w:gridCol w:w="2515"/>
+        <w:gridCol w:w="2340"/>
+      </w:tblGrid>
+      <w:tr>
+        <w:trPr>
+          <w:trHeight w:val="240"/>
+        </w:trPr>
+        <w:tc>
+          <w:tcPr>
+            <w:tcW w:w="242.75pt" w:type="dxa"/>
+            <w:gridSpan w:val="2"/>
           </w:tcPr>
           <w:p>
             <w:pPr>
@@ -1661,30 +6241,30 @@
       </w:tr>
       <w:tr>
         <w:trPr>
-          <w:cantSplit/>
           <w:trHeight w:val="240"/>
-          <w:tblHeader/>
-          <w:jc w:val="center"/>
         </w:trPr>
         <w:tc>
           <w:tcPr>
-            <w:tcW w:w="36pt" w:type="dxa"/>
-            <w:vMerge/>
+            <w:tcW w:w="125.75pt" w:type="dxa"/>
           </w:tcPr>
           <w:p>
             <w:pPr>
+              <w:pStyle w:val="tablecolsubhead"/>
               <w:rPr>
                 <w:rFonts w:ascii="Arial" w:hAnsi="Arial" w:cs="Arial"/>
-                <w:sz w:val="16"/>
-                <w:szCs w:val="16"/>
               </w:rPr>
             </w:pPr>
+            <w:r>
+              <w:rPr>
+                <w:rFonts w:ascii="Arial" w:hAnsi="Arial" w:cs="Arial"/>
+              </w:rPr>
+              <w:t>Metric</w:t>
+            </w:r>
           </w:p>
         </w:tc>
         <w:tc>
           <w:tcPr>
             <w:tcW w:w="117pt" w:type="dxa"/>
-            <w:vAlign w:val="center"/>
           </w:tcPr>
           <w:p>
             <w:pPr>
@@ -1697,47 +6277,7 @@
               <w:rPr>
                 <w:rFonts w:ascii="Arial" w:hAnsi="Arial" w:cs="Arial"/>
               </w:rPr>
-              <w:t>Table column subhead</w:t>
-            </w:r>
-          </w:p>
-        </w:tc>
-        <w:tc>
-          <w:tcPr>
-            <w:tcW w:w="45pt" w:type="dxa"/>
-            <w:vAlign w:val="center"/>
-          </w:tcPr>
-          <w:p>
-            <w:pPr>
-              <w:pStyle w:val="tablecolsubhead"/>
-              <w:rPr>
-                <w:rFonts w:ascii="Arial" w:hAnsi="Arial" w:cs="Arial"/>
-              </w:rPr>
-            </w:pPr>
-            <w:r>
-              <w:rPr>
-                <w:rFonts w:ascii="Arial" w:hAnsi="Arial" w:cs="Arial"/>
-              </w:rPr>
-              <w:t>Subhead</w:t>
-            </w:r>
-          </w:p>
-        </w:tc>
-        <w:tc>
-          <w:tcPr>
-            <w:tcW w:w="45pt" w:type="dxa"/>
-            <w:vAlign w:val="center"/>
-          </w:tcPr>
-          <w:p>
-            <w:pPr>
-              <w:pStyle w:val="tablecolsubhead"/>
-              <w:rPr>
-                <w:rFonts w:ascii="Arial" w:hAnsi="Arial" w:cs="Arial"/>
-              </w:rPr>
-            </w:pPr>
-            <w:r>
-              <w:rPr>
-                <w:rFonts w:ascii="Arial" w:hAnsi="Arial" w:cs="Arial"/>
-              </w:rPr>
-              <w:t>Subhead</w:t>
+              <w:t>Score</w:t>
             </w:r>
           </w:p>
         </w:tc>
@@ -1745,20 +6285,16 @@
       <w:tr>
         <w:trPr>
           <w:trHeight w:val="320"/>
-          <w:jc w:val="center"/>
         </w:trPr>
         <w:tc>
           <w:tcPr>
-            <w:tcW w:w="36pt" w:type="dxa"/>
-            <w:vAlign w:val="center"/>
+            <w:tcW w:w="125.75pt" w:type="dxa"/>
           </w:tcPr>
           <w:p>
             <w:pPr>
               <w:pStyle w:val="tablecopy"/>
               <w:rPr>
                 <w:rFonts w:ascii="Arial" w:hAnsi="Arial" w:cs="Arial"/>
-                <w:sz w:val="8"/>
-                <w:szCs w:val="8"/>
                 <w:lang w:val="en-GB"/>
               </w:rPr>
             </w:pPr>
@@ -1767,14 +6303,40 @@
                 <w:rFonts w:ascii="Arial" w:hAnsi="Arial" w:cs="Arial"/>
                 <w:lang w:val="en-GB"/>
               </w:rPr>
-              <w:t>copy</w:t>
+              <w:t>Macro &amp; Micro IoU</w:t>
             </w:r>
           </w:p>
         </w:tc>
         <w:tc>
           <w:tcPr>
             <w:tcW w:w="117pt" w:type="dxa"/>
-            <w:vAlign w:val="center"/>
+          </w:tcPr>
+          <w:p>
+            <w:pPr>
+              <w:rPr>
+                <w:rFonts w:ascii="Arial" w:hAnsi="Arial" w:cs="Arial"/>
+                <w:sz w:val="16"/>
+                <w:szCs w:val="16"/>
+              </w:rPr>
+            </w:pPr>
+            <w:r>
+              <w:rPr>
+                <w:rFonts w:ascii="Arial" w:hAnsi="Arial" w:cs="Arial"/>
+                <w:sz w:val="16"/>
+                <w:szCs w:val="16"/>
+              </w:rPr>
+              <w:t>0.679358 &amp; 0.661506</w:t>
+            </w:r>
+          </w:p>
+        </w:tc>
+      </w:tr>
+      <w:tr>
+        <w:trPr>
+          <w:trHeight w:val="320"/>
+        </w:trPr>
+        <w:tc>
+          <w:tcPr>
+            <w:tcW w:w="125.75pt" w:type="dxa"/>
           </w:tcPr>
           <w:p>
             <w:pPr>
@@ -1789,22 +6351,13 @@
                 <w:rFonts w:ascii="Arial" w:hAnsi="Arial" w:cs="Arial"/>
                 <w:lang w:val="en-GB"/>
               </w:rPr>
-              <w:t>More table copy</w:t>
-            </w:r>
-            <w:r>
-              <w:rPr>
-                <w:rFonts w:ascii="Arial" w:hAnsi="Arial" w:cs="Arial"/>
-                <w:vertAlign w:val="superscript"/>
-                <w:lang w:val="en-GB"/>
-              </w:rPr>
-              <w:t>a</w:t>
+              <w:t>Macro &amp; Micro Dice Coefficient</w:t>
             </w:r>
           </w:p>
         </w:tc>
         <w:tc>
           <w:tcPr>
-            <w:tcW w:w="45pt" w:type="dxa"/>
-            <w:vAlign w:val="center"/>
+            <w:tcW w:w="117pt" w:type="dxa"/>
           </w:tcPr>
           <w:p>
             <w:pPr>
@@ -1814,12 +6367,45 @@
                 <w:szCs w:val="16"/>
               </w:rPr>
             </w:pPr>
+            <w:r>
+              <w:rPr>
+                <w:rFonts w:ascii="Arial" w:hAnsi="Arial" w:cs="Arial"/>
+                <w:sz w:val="16"/>
+                <w:szCs w:val="16"/>
+              </w:rPr>
+              <w:t>0.752950 &amp; 0.796273</w:t>
+            </w:r>
+          </w:p>
+        </w:tc>
+      </w:tr>
+      <w:tr>
+        <w:trPr>
+          <w:trHeight w:val="320"/>
+        </w:trPr>
+        <w:tc>
+          <w:tcPr>
+            <w:tcW w:w="125.75pt" w:type="dxa"/>
+          </w:tcPr>
+          <w:p>
+            <w:pPr>
+              <w:pStyle w:val="tablecopy"/>
+              <w:rPr>
+                <w:rFonts w:ascii="Arial" w:hAnsi="Arial" w:cs="Arial"/>
+                <w:lang w:val="en-GB"/>
+              </w:rPr>
+            </w:pPr>
+            <w:r>
+              <w:rPr>
+                <w:rFonts w:ascii="Arial" w:hAnsi="Arial" w:cs="Arial"/>
+                <w:lang w:val="en-GB"/>
+              </w:rPr>
+              <w:t>Macro &amp; Micro Precision</w:t>
+            </w:r>
           </w:p>
         </w:tc>
         <w:tc>
           <w:tcPr>
-            <w:tcW w:w="45pt" w:type="dxa"/>
-            <w:vAlign w:val="center"/>
+            <w:tcW w:w="117pt" w:type="dxa"/>
           </w:tcPr>
           <w:p>
             <w:pPr>
@@ -1829,159 +6415,777 @@
                 <w:szCs w:val="16"/>
               </w:rPr>
             </w:pPr>
+            <w:r>
+              <w:rPr>
+                <w:rFonts w:ascii="Arial" w:hAnsi="Arial" w:cs="Arial"/>
+                <w:sz w:val="16"/>
+                <w:szCs w:val="16"/>
+              </w:rPr>
+              <w:t>0.860579 &amp; 0.928866</w:t>
+            </w:r>
+          </w:p>
+        </w:tc>
+      </w:tr>
+      <w:tr>
+        <w:trPr>
+          <w:trHeight w:val="320"/>
+        </w:trPr>
+        <w:tc>
+          <w:tcPr>
+            <w:tcW w:w="125.75pt" w:type="dxa"/>
+          </w:tcPr>
+          <w:p>
+            <w:pPr>
+              <w:pStyle w:val="tablecopy"/>
+              <w:rPr>
+                <w:rFonts w:ascii="Arial" w:hAnsi="Arial" w:cs="Arial"/>
+                <w:lang w:val="en-GB"/>
+              </w:rPr>
+            </w:pPr>
+            <w:r>
+              <w:rPr>
+                <w:rFonts w:ascii="Arial" w:hAnsi="Arial" w:cs="Arial"/>
+                <w:lang w:val="en-GB"/>
+              </w:rPr>
+              <w:t>Model Macro mIoU</w:t>
+            </w:r>
+          </w:p>
+        </w:tc>
+        <w:tc>
+          <w:tcPr>
+            <w:tcW w:w="117pt" w:type="dxa"/>
+          </w:tcPr>
+          <w:p>
+            <w:pPr>
+              <w:rPr>
+                <w:rFonts w:ascii="Arial" w:hAnsi="Arial" w:cs="Arial"/>
+                <w:sz w:val="16"/>
+                <w:szCs w:val="16"/>
+              </w:rPr>
+            </w:pPr>
+            <w:r>
+              <w:rPr>
+                <w:rFonts w:ascii="Arial" w:hAnsi="Arial" w:cs="Arial"/>
+                <w:sz w:val="16"/>
+                <w:szCs w:val="16"/>
+              </w:rPr>
+              <w:t>0.623953</w:t>
+            </w:r>
+          </w:p>
+        </w:tc>
+      </w:tr>
+      <w:tr>
+        <w:trPr>
+          <w:trHeight w:val="320"/>
+        </w:trPr>
+        <w:tc>
+          <w:tcPr>
+            <w:tcW w:w="125.75pt" w:type="dxa"/>
+          </w:tcPr>
+          <w:p>
+            <w:pPr>
+              <w:pStyle w:val="tablecopy"/>
+              <w:rPr>
+                <w:rFonts w:ascii="Arial" w:hAnsi="Arial" w:cs="Arial"/>
+                <w:lang w:val="en-GB"/>
+              </w:rPr>
+            </w:pPr>
+            <w:r>
+              <w:rPr>
+                <w:rFonts w:ascii="Arial" w:hAnsi="Arial" w:cs="Arial"/>
+                <w:lang w:val="en-GB"/>
+              </w:rPr>
+              <w:t>Model Macro mean Dice</w:t>
+            </w:r>
+          </w:p>
+        </w:tc>
+        <w:tc>
+          <w:tcPr>
+            <w:tcW w:w="117pt" w:type="dxa"/>
+          </w:tcPr>
+          <w:p>
+            <w:pPr>
+              <w:rPr>
+                <w:rFonts w:ascii="Arial" w:hAnsi="Arial" w:cs="Arial"/>
+                <w:sz w:val="16"/>
+                <w:szCs w:val="16"/>
+              </w:rPr>
+            </w:pPr>
+            <w:r>
+              <w:rPr>
+                <w:rFonts w:ascii="Arial" w:hAnsi="Arial" w:cs="Arial"/>
+                <w:sz w:val="16"/>
+                <w:szCs w:val="16"/>
+              </w:rPr>
+              <w:t>0.629104</w:t>
+            </w:r>
+          </w:p>
+        </w:tc>
+      </w:tr>
+      <w:tr>
+        <w:trPr>
+          <w:trHeight w:val="320"/>
+        </w:trPr>
+        <w:tc>
+          <w:tcPr>
+            <w:tcW w:w="125.75pt" w:type="dxa"/>
+          </w:tcPr>
+          <w:p>
+            <w:pPr>
+              <w:pStyle w:val="tablecopy"/>
+              <w:rPr>
+                <w:rFonts w:ascii="Arial" w:hAnsi="Arial" w:cs="Arial"/>
+                <w:lang w:val="en-GB"/>
+              </w:rPr>
+            </w:pPr>
+            <w:r>
+              <w:rPr>
+                <w:rFonts w:ascii="Arial" w:hAnsi="Arial" w:cs="Arial"/>
+                <w:lang w:val="en-GB"/>
+              </w:rPr>
+              <w:t>Model Macro mean Precision</w:t>
+            </w:r>
+          </w:p>
+        </w:tc>
+        <w:tc>
+          <w:tcPr>
+            <w:tcW w:w="117pt" w:type="dxa"/>
+          </w:tcPr>
+          <w:p>
+            <w:pPr>
+              <w:rPr>
+                <w:rFonts w:ascii="Arial" w:hAnsi="Arial" w:cs="Arial"/>
+                <w:sz w:val="16"/>
+                <w:szCs w:val="16"/>
+              </w:rPr>
+            </w:pPr>
+            <w:r>
+              <w:rPr>
+                <w:rFonts w:ascii="Arial" w:hAnsi="Arial" w:cs="Arial"/>
+                <w:sz w:val="16"/>
+                <w:szCs w:val="16"/>
+              </w:rPr>
+              <w:t>0.617875</w:t>
+            </w:r>
           </w:p>
         </w:tc>
       </w:tr>
     </w:tbl>
     <w:p>
       <w:pPr>
-        <w:pStyle w:val="figurecaption"/>
-        <w:numPr>
-          <w:ilvl w:val="0"/>
-          <w:numId w:val="0"/>
-        </w:numPr>
-        <w:rPr>
-          <w:rFonts w:ascii="Arial" w:hAnsi="Arial" w:cs="Arial"/>
-          <w:lang w:val="en-GB"/>
-        </w:rPr>
-      </w:pPr>
-    </w:p>
-    <w:p>
-      <w:pPr>
         <w:pStyle w:val="BodyText"/>
-        <w:rPr>
-          <w:rFonts w:ascii="Arial" w:hAnsi="Arial" w:cs="Arial"/>
-          <w:color w:val="0000FF"/>
-          <w:lang w:val="en-GB"/>
-        </w:rPr>
-      </w:pPr>
-      <w:r>
-        <w:rPr>
-          <w:rFonts w:ascii="Arial" w:hAnsi="Arial" w:cs="Arial"/>
-          <w:color w:val="0000FF"/>
-          <w:lang w:val="en-GB"/>
-        </w:rPr>
-        <w:t xml:space="preserve">Figure Labels: Use </w:t>
+        <w:spacing w:before="6pt"/>
+        <w:rPr>
+          <w:rFonts w:ascii="Arial" w:hAnsi="Arial" w:cs="Arial"/>
+          <w:lang w:val="en-GB"/>
+        </w:rPr>
+      </w:pPr>
+      <w:r>
+        <w:rPr>
+          <w:rFonts w:ascii="Arial" w:hAnsi="Arial" w:cs="Arial"/>
+          <w:lang w:val="en-GB"/>
+        </w:rPr>
+        <w:t xml:space="preserve">These results have proven to be sub-par given our qualitative results averaging in the high 80’s and 90’s, however this can be attributed to various factors which will be discussed, however before doing so it should be noted that due to the focus on modularity and ease of orchestration when creating the test suite, we were capable of performing quick tests against other variables, including modifying the </w:t>
+      </w:r>
+      <w:r>
+        <w:rPr>
+          <w:rFonts w:ascii="Arial" w:hAnsi="Arial" w:cs="Arial"/>
+          <w:lang w:val="en-GB"/>
+        </w:rPr>
+        <w:t>colour</w:t>
+      </w:r>
+      <w:r>
+        <w:rPr>
+          <w:rFonts w:ascii="Arial" w:hAnsi="Arial" w:cs="Arial"/>
+          <w:lang w:val="en-GB"/>
+        </w:rPr>
+        <w:t xml:space="preserve"> space and morphological operation to LUV &amp; Closing which allowed us to produce these results.</w:t>
+      </w:r>
+    </w:p>
+    <w:p>
+      <w:pPr>
+        <w:pStyle w:val="BodyText"/>
+        <w:spacing w:before="6pt"/>
+        <w:rPr>
+          <w:rFonts w:ascii="Arial" w:hAnsi="Arial" w:cs="Arial"/>
+          <w:lang w:val="en-GB"/>
+        </w:rPr>
+      </w:pPr>
+      <w:r>
+        <w:rPr>
+          <w:rFonts w:ascii="Arial" w:hAnsi="Arial" w:cs="Arial"/>
+          <w:lang w:val="en-GB"/>
+        </w:rPr>
+        <w:t xml:space="preserve">These results have proven to be sub-par given our qualitative results averaging in the high 80’s and 90’s, however this can be attributed to various factors which will be discussed, however before doing so it should be noted that due to the focus on modularity and ease of orchestration when creating the test suite, we were capable of performing quick tests against other variables, including modifying the </w:t>
+      </w:r>
+      <w:r>
+        <w:rPr>
+          <w:rFonts w:ascii="Arial" w:hAnsi="Arial" w:cs="Arial"/>
+          <w:lang w:val="en-GB"/>
+        </w:rPr>
+        <w:t>colour</w:t>
+      </w:r>
+      <w:r>
+        <w:rPr>
+          <w:rFonts w:ascii="Arial" w:hAnsi="Arial" w:cs="Arial"/>
+          <w:lang w:val="en-GB"/>
+        </w:rPr>
+        <w:t xml:space="preserve"> space and morphological operation to LUV &amp; Closing which allowed us to produce these results.</w:t>
+      </w:r>
+    </w:p>
+    <w:p>
+      <w:pPr>
+        <w:pStyle w:val="tablehead"/>
+        <w:rPr>
+          <w:rFonts w:ascii="Arial" w:hAnsi="Arial" w:cs="Arial"/>
+          <w:lang w:val="en-GB"/>
+        </w:rPr>
+      </w:pPr>
+      <w:r>
+        <w:rPr>
+          <w:rFonts w:ascii="Arial" w:hAnsi="Arial" w:cs="Arial"/>
+          <w:lang w:val="en-GB"/>
+        </w:rPr>
+        <w:t>First Run Results</w:t>
+      </w:r>
+    </w:p>
+    <w:tbl>
+      <w:tblPr>
+        <w:tblStyle w:val="TableGrid"/>
+        <w:tblW w:w="242.75pt" w:type="dxa"/>
+        <w:tblLayout w:type="fixed"/>
+        <w:tblLook w:firstRow="1" w:lastRow="0" w:firstColumn="1" w:lastColumn="0" w:noHBand="0" w:noVBand="1"/>
+      </w:tblPr>
+      <w:tblGrid>
+        <w:gridCol w:w="2515"/>
+        <w:gridCol w:w="2340"/>
+      </w:tblGrid>
+      <w:tr>
+        <w:trPr>
+          <w:trHeight w:val="240"/>
+        </w:trPr>
+        <w:tc>
+          <w:tcPr>
+            <w:tcW w:w="242.75pt" w:type="dxa"/>
+            <w:gridSpan w:val="2"/>
+          </w:tcPr>
+          <w:p>
+            <w:pPr>
+              <w:pStyle w:val="tablecolhead"/>
+              <w:rPr>
+                <w:rFonts w:ascii="Arial" w:hAnsi="Arial" w:cs="Arial"/>
+              </w:rPr>
+            </w:pPr>
+            <w:r>
+              <w:rPr>
+                <w:rFonts w:ascii="Arial" w:hAnsi="Arial" w:cs="Arial"/>
+              </w:rPr>
+              <w:t>Table Column Head</w:t>
+            </w:r>
+          </w:p>
+        </w:tc>
+      </w:tr>
+      <w:tr>
+        <w:trPr>
+          <w:trHeight w:val="240"/>
+        </w:trPr>
+        <w:tc>
+          <w:tcPr>
+            <w:tcW w:w="125.75pt" w:type="dxa"/>
+          </w:tcPr>
+          <w:p>
+            <w:pPr>
+              <w:pStyle w:val="tablecolsubhead"/>
+              <w:rPr>
+                <w:rFonts w:ascii="Arial" w:hAnsi="Arial" w:cs="Arial"/>
+              </w:rPr>
+            </w:pPr>
+            <w:r>
+              <w:rPr>
+                <w:rFonts w:ascii="Arial" w:hAnsi="Arial" w:cs="Arial"/>
+              </w:rPr>
+              <w:t>Metric</w:t>
+            </w:r>
+          </w:p>
+        </w:tc>
+        <w:tc>
+          <w:tcPr>
+            <w:tcW w:w="117pt" w:type="dxa"/>
+          </w:tcPr>
+          <w:p>
+            <w:pPr>
+              <w:pStyle w:val="tablecolsubhead"/>
+              <w:rPr>
+                <w:rFonts w:ascii="Arial" w:hAnsi="Arial" w:cs="Arial"/>
+              </w:rPr>
+            </w:pPr>
+            <w:r>
+              <w:rPr>
+                <w:rFonts w:ascii="Arial" w:hAnsi="Arial" w:cs="Arial"/>
+              </w:rPr>
+              <w:t>Score</w:t>
+            </w:r>
+          </w:p>
+        </w:tc>
+      </w:tr>
+      <w:tr>
+        <w:trPr>
+          <w:trHeight w:val="320"/>
+        </w:trPr>
+        <w:tc>
+          <w:tcPr>
+            <w:tcW w:w="125.75pt" w:type="dxa"/>
+          </w:tcPr>
+          <w:p>
+            <w:pPr>
+              <w:pStyle w:val="tablecopy"/>
+              <w:rPr>
+                <w:rFonts w:ascii="Arial" w:hAnsi="Arial" w:cs="Arial"/>
+                <w:lang w:val="en-GB"/>
+              </w:rPr>
+            </w:pPr>
+            <w:r>
+              <w:rPr>
+                <w:rFonts w:ascii="Arial" w:hAnsi="Arial" w:cs="Arial"/>
+                <w:lang w:val="en-GB"/>
+              </w:rPr>
+              <w:t>Macro &amp; Micro IoU</w:t>
+            </w:r>
+          </w:p>
+        </w:tc>
+        <w:tc>
+          <w:tcPr>
+            <w:tcW w:w="117pt" w:type="dxa"/>
+          </w:tcPr>
+          <w:p>
+            <w:pPr>
+              <w:rPr>
+                <w:rFonts w:ascii="Arial" w:hAnsi="Arial" w:cs="Arial"/>
+                <w:sz w:val="16"/>
+                <w:szCs w:val="16"/>
+              </w:rPr>
+            </w:pPr>
+            <w:r>
+              <w:rPr>
+                <w:rFonts w:ascii="Arial" w:hAnsi="Arial" w:cs="Arial"/>
+                <w:sz w:val="16"/>
+                <w:szCs w:val="16"/>
+              </w:rPr>
+              <w:t>0.692331 &amp; 0.678438</w:t>
+            </w:r>
+          </w:p>
+        </w:tc>
+      </w:tr>
+      <w:tr>
+        <w:trPr>
+          <w:trHeight w:val="320"/>
+        </w:trPr>
+        <w:tc>
+          <w:tcPr>
+            <w:tcW w:w="125.75pt" w:type="dxa"/>
+          </w:tcPr>
+          <w:p>
+            <w:pPr>
+              <w:pStyle w:val="tablecopy"/>
+              <w:rPr>
+                <w:rFonts w:ascii="Arial" w:hAnsi="Arial" w:cs="Arial"/>
+                <w:lang w:val="en-GB"/>
+              </w:rPr>
+            </w:pPr>
+            <w:r>
+              <w:rPr>
+                <w:rFonts w:ascii="Arial" w:hAnsi="Arial" w:cs="Arial"/>
+                <w:lang w:val="en-GB"/>
+              </w:rPr>
+              <w:t>Macro &amp; Micro Dice Coefficient</w:t>
+            </w:r>
+          </w:p>
+        </w:tc>
+        <w:tc>
+          <w:tcPr>
+            <w:tcW w:w="117pt" w:type="dxa"/>
+          </w:tcPr>
+          <w:p>
+            <w:pPr>
+              <w:rPr>
+                <w:rFonts w:ascii="Arial" w:hAnsi="Arial" w:cs="Arial"/>
+                <w:sz w:val="16"/>
+                <w:szCs w:val="16"/>
+              </w:rPr>
+            </w:pPr>
+            <w:r>
+              <w:rPr>
+                <w:rFonts w:ascii="Arial" w:hAnsi="Arial" w:cs="Arial"/>
+                <w:sz w:val="16"/>
+                <w:szCs w:val="16"/>
+              </w:rPr>
+              <w:t>0.761432 &amp; 0.808416</w:t>
+            </w:r>
+          </w:p>
+        </w:tc>
+      </w:tr>
+      <w:tr>
+        <w:trPr>
+          <w:trHeight w:val="320"/>
+        </w:trPr>
+        <w:tc>
+          <w:tcPr>
+            <w:tcW w:w="125.75pt" w:type="dxa"/>
+          </w:tcPr>
+          <w:p>
+            <w:pPr>
+              <w:pStyle w:val="tablecopy"/>
+              <w:rPr>
+                <w:rFonts w:ascii="Arial" w:hAnsi="Arial" w:cs="Arial"/>
+                <w:lang w:val="en-GB"/>
+              </w:rPr>
+            </w:pPr>
+            <w:r>
+              <w:rPr>
+                <w:rFonts w:ascii="Arial" w:hAnsi="Arial" w:cs="Arial"/>
+                <w:lang w:val="en-GB"/>
+              </w:rPr>
+              <w:t>Macro &amp; Micro Precision</w:t>
+            </w:r>
+          </w:p>
+        </w:tc>
+        <w:tc>
+          <w:tcPr>
+            <w:tcW w:w="117pt" w:type="dxa"/>
+          </w:tcPr>
+          <w:p>
+            <w:pPr>
+              <w:rPr>
+                <w:rFonts w:ascii="Arial" w:hAnsi="Arial" w:cs="Arial"/>
+                <w:sz w:val="16"/>
+                <w:szCs w:val="16"/>
+              </w:rPr>
+            </w:pPr>
+            <w:r>
+              <w:rPr>
+                <w:rFonts w:ascii="Arial" w:hAnsi="Arial" w:cs="Arial"/>
+                <w:sz w:val="16"/>
+                <w:szCs w:val="16"/>
+              </w:rPr>
+              <w:t>0.860579 &amp; 0.928866</w:t>
+            </w:r>
+          </w:p>
+        </w:tc>
+      </w:tr>
+      <w:tr>
+        <w:trPr>
+          <w:trHeight w:val="320"/>
+        </w:trPr>
+        <w:tc>
+          <w:tcPr>
+            <w:tcW w:w="125.75pt" w:type="dxa"/>
+          </w:tcPr>
+          <w:p>
+            <w:pPr>
+              <w:pStyle w:val="tablecopy"/>
+              <w:rPr>
+                <w:rFonts w:ascii="Arial" w:hAnsi="Arial" w:cs="Arial"/>
+                <w:lang w:val="en-GB"/>
+              </w:rPr>
+            </w:pPr>
+            <w:r>
+              <w:rPr>
+                <w:rFonts w:ascii="Arial" w:hAnsi="Arial" w:cs="Arial"/>
+                <w:lang w:val="en-GB"/>
+              </w:rPr>
+              <w:t>Model Macro mIoU</w:t>
+            </w:r>
+          </w:p>
+        </w:tc>
+        <w:tc>
+          <w:tcPr>
+            <w:tcW w:w="117pt" w:type="dxa"/>
+          </w:tcPr>
+          <w:p>
+            <w:pPr>
+              <w:rPr>
+                <w:rFonts w:ascii="Arial" w:hAnsi="Arial" w:cs="Arial"/>
+                <w:sz w:val="16"/>
+                <w:szCs w:val="16"/>
+              </w:rPr>
+            </w:pPr>
+            <w:r>
+              <w:rPr>
+                <w:rFonts w:ascii="Arial" w:hAnsi="Arial" w:cs="Arial"/>
+                <w:sz w:val="16"/>
+                <w:szCs w:val="16"/>
+              </w:rPr>
+              <w:t>0.727467</w:t>
+            </w:r>
+          </w:p>
+        </w:tc>
+      </w:tr>
+      <w:tr>
+        <w:trPr>
+          <w:trHeight w:val="320"/>
+        </w:trPr>
+        <w:tc>
+          <w:tcPr>
+            <w:tcW w:w="125.75pt" w:type="dxa"/>
+          </w:tcPr>
+          <w:p>
+            <w:pPr>
+              <w:pStyle w:val="tablecopy"/>
+              <w:rPr>
+                <w:rFonts w:ascii="Arial" w:hAnsi="Arial" w:cs="Arial"/>
+                <w:lang w:val="en-GB"/>
+              </w:rPr>
+            </w:pPr>
+            <w:r>
+              <w:rPr>
+                <w:rFonts w:ascii="Arial" w:hAnsi="Arial" w:cs="Arial"/>
+                <w:lang w:val="en-GB"/>
+              </w:rPr>
+              <w:t>Model Macro mean Dice</w:t>
+            </w:r>
+          </w:p>
+        </w:tc>
+        <w:tc>
+          <w:tcPr>
+            <w:tcW w:w="117pt" w:type="dxa"/>
+          </w:tcPr>
+          <w:p>
+            <w:pPr>
+              <w:rPr>
+                <w:rFonts w:ascii="Arial" w:hAnsi="Arial" w:cs="Arial"/>
+                <w:sz w:val="16"/>
+                <w:szCs w:val="16"/>
+              </w:rPr>
+            </w:pPr>
+            <w:r>
+              <w:rPr>
+                <w:rFonts w:ascii="Arial" w:hAnsi="Arial" w:cs="Arial"/>
+                <w:sz w:val="16"/>
+                <w:szCs w:val="16"/>
+              </w:rPr>
+              <w:t>0.731011</w:t>
+            </w:r>
+          </w:p>
+        </w:tc>
+      </w:tr>
+      <w:tr>
+        <w:trPr>
+          <w:trHeight w:val="320"/>
+        </w:trPr>
+        <w:tc>
+          <w:tcPr>
+            <w:tcW w:w="125.75pt" w:type="dxa"/>
+          </w:tcPr>
+          <w:p>
+            <w:pPr>
+              <w:pStyle w:val="tablecopy"/>
+              <w:rPr>
+                <w:rFonts w:ascii="Arial" w:hAnsi="Arial" w:cs="Arial"/>
+                <w:lang w:val="en-GB"/>
+              </w:rPr>
+            </w:pPr>
+            <w:r>
+              <w:rPr>
+                <w:rFonts w:ascii="Arial" w:hAnsi="Arial" w:cs="Arial"/>
+                <w:lang w:val="en-GB"/>
+              </w:rPr>
+              <w:t>Model Macro mean Precision</w:t>
+            </w:r>
+          </w:p>
+        </w:tc>
+        <w:tc>
+          <w:tcPr>
+            <w:tcW w:w="117pt" w:type="dxa"/>
+          </w:tcPr>
+          <w:p>
+            <w:pPr>
+              <w:rPr>
+                <w:rFonts w:ascii="Arial" w:hAnsi="Arial" w:cs="Arial"/>
+                <w:sz w:val="16"/>
+                <w:szCs w:val="16"/>
+              </w:rPr>
+            </w:pPr>
+            <w:r>
+              <w:rPr>
+                <w:rFonts w:ascii="Arial" w:hAnsi="Arial" w:cs="Arial"/>
+                <w:sz w:val="16"/>
+                <w:szCs w:val="16"/>
+              </w:rPr>
+              <w:t>0.723810</w:t>
+            </w:r>
+          </w:p>
+        </w:tc>
+      </w:tr>
+    </w:tbl>
+    <w:p>
+      <w:pPr>
+        <w:pStyle w:val="BodyText"/>
+        <w:spacing w:before="6pt"/>
+        <w:ind w:firstLine="0pt"/>
+        <w:rPr>
+          <w:rFonts w:ascii="Arial" w:hAnsi="Arial" w:cs="Arial"/>
+          <w:lang w:val="en-GB"/>
+        </w:rPr>
+      </w:pPr>
+      <w:r>
+        <w:rPr>
+          <w:rFonts w:ascii="Arial" w:hAnsi="Arial" w:cs="Arial"/>
+          <w:lang w:val="en-GB"/>
+        </w:rPr>
+        <w:t>Chasing these two modes provided us with a minimum increase of 10% across all model macro mean metrics and is valuable to note for future research.</w:t>
+      </w:r>
+    </w:p>
+    <w:p>
+      <w:pPr>
+        <w:pStyle w:val="Heading2"/>
+        <w:rPr>
+          <w:rFonts w:ascii="Arial" w:hAnsi="Arial" w:cs="Arial"/>
+        </w:rPr>
+      </w:pPr>
+      <w:r>
+        <w:rPr>
+          <w:rFonts w:ascii="Arial" w:hAnsi="Arial" w:cs="Arial"/>
+        </w:rPr>
+        <w:t>Critical Evaluation</w:t>
+      </w:r>
+    </w:p>
+    <w:p>
+      <w:pPr>
+        <w:pStyle w:val="BodyText"/>
+        <w:rPr>
+          <w:rFonts w:ascii="Arial" w:hAnsi="Arial" w:cs="Arial"/>
+          <w:lang w:val="en-GB"/>
+        </w:rPr>
+      </w:pPr>
+      <w:r>
+        <w:rPr>
+          <w:rFonts w:ascii="Arial" w:hAnsi="Arial" w:cs="Arial"/>
+          <w:lang w:val="en-GB"/>
+        </w:rPr>
+        <w:t xml:space="preserve">The pipeline’s key strength is its high precision. The micro Precision of 0.929 indicates that when the model predicts a pixel as foreground, it is overwhelmingly correct, meaning the output masks are generally clean and focused. The Dice scores are also reasonably strong (micro Dice of 0.796), indicating good overlap between predicted and ground-truth masks. Considering the method relies on traditional image processing rather than deep learning, this is a positive result </w:t>
+      </w:r>
+      <w:r>
+        <w:rPr>
+          <w:rFonts w:ascii="Arial" w:hAnsi="Arial" w:cs="Arial"/>
+          <w:lang w:val="en-GB"/>
+        </w:rPr>
+        <w:lastRenderedPageBreak/>
+        <w:t>demonstrating that a well-designed classical approach can still perform effectively.</w:t>
+      </w:r>
+    </w:p>
+    <w:p>
+      <w:pPr>
+        <w:pStyle w:val="BodyText"/>
+        <w:rPr>
+          <w:rFonts w:ascii="Arial" w:hAnsi="Arial" w:cs="Arial"/>
+          <w:lang w:val="en-GB"/>
+        </w:rPr>
+      </w:pPr>
+      <w:r>
+        <w:rPr>
+          <w:rFonts w:ascii="Arial" w:hAnsi="Arial" w:cs="Arial"/>
+          <w:lang w:val="en-GB"/>
+        </w:rPr>
+        <w:t>However, the lower IoU values (micro IoU of 0.662) indicate that whilst the pipeline identifies the correct region, it does not always capture exact boundaries. The gap between Precision and IoU suggests the pipeline is somewhat conservative, favouring the most confident foreground pixels whilst avoiding uncertain areas. This reduces false positives but leads to under-segmentation. The higher micro scores compared to macro scores suggest the pipeline performs better on more common or easier cases, with less consistency across challenging images.</w:t>
+      </w:r>
+    </w:p>
+    <w:p>
+      <w:pPr>
+        <w:pStyle w:val="BodyText"/>
+        <w:rPr>
+          <w:rFonts w:ascii="Arial" w:hAnsi="Arial" w:cs="Arial"/>
+          <w:lang w:val="en-GB"/>
+        </w:rPr>
+      </w:pPr>
+      <w:r>
+        <w:rPr>
+          <w:rFonts w:ascii="Arial" w:hAnsi="Arial" w:cs="Arial"/>
+          <w:lang w:val="en-GB"/>
+        </w:rPr>
+        <w:t>A notable limitation is the pipeline’s dependence on strong visual contrast between foreground and background. When the cell is well differentiated, performance is strong; when contrast is weaker or the outer cytoplasmic region is pale, performance degrades. The reliance on fixed parameters (e.g., the assumption that the darkest K-means cluster corresponds to the foreground) means the method cannot adapt to variations in lighting, contrast, or cell morphology across the dataset.</w:t>
+      </w:r>
+    </w:p>
+    <w:p>
+      <w:pPr>
+        <w:pStyle w:val="Heading5"/>
+        <w:rPr>
+          <w:rFonts w:ascii="Arial" w:hAnsi="Arial" w:cs="Arial"/>
+        </w:rPr>
+      </w:pPr>
+      <w:r>
+        <w:rPr>
+          <w:rFonts w:ascii="Arial" w:hAnsi="Arial" w:cs="Arial"/>
+        </w:rPr>
+        <w:t>Conclusion</w:t>
+      </w:r>
+    </w:p>
+    <w:p>
+      <w:pPr>
+        <w:pStyle w:val="BodyText"/>
+        <w:rPr>
+          <w:rFonts w:ascii="Arial" w:hAnsi="Arial" w:cs="Arial"/>
+          <w:lang w:val="en-GB"/>
+        </w:rPr>
+      </w:pPr>
+      <w:r>
+        <w:rPr>
+          <w:rFonts w:ascii="Arial" w:hAnsi="Arial" w:cs="Arial"/>
+          <w:lang w:val="en-GB"/>
+        </w:rPr>
+        <w:t xml:space="preserve">This paper presents a modular WBC segmentation pipeline evaluated on the Naturalize dataset, this was </w:t>
+      </w:r>
+      <w:r>
+        <w:rPr>
+          <w:rFonts w:ascii="Arial" w:hAnsi="Arial" w:cs="Arial"/>
+          <w:lang w:val="en-GB"/>
+        </w:rPr>
+        <w:t xml:space="preserve">achieved by combining CIELAB colour space conversion, bilateral filtering, K-means clustering, and contour filtering. The pipeline </w:t>
       </w:r>
       <w:proofErr w:type="gramStart"/>
       <w:r>
         <w:rPr>
           <w:rFonts w:ascii="Arial" w:hAnsi="Arial" w:cs="Arial"/>
-          <w:color w:val="0000FF"/>
-          <w:lang w:val="en-GB"/>
-        </w:rPr>
-        <w:t>8 point</w:t>
+          <w:lang w:val="en-GB"/>
+        </w:rPr>
+        <w:t>achieve</w:t>
       </w:r>
       <w:proofErr w:type="gramEnd"/>
       <w:r>
         <w:rPr>
           <w:rFonts w:ascii="Arial" w:hAnsi="Arial" w:cs="Arial"/>
-          <w:color w:val="0000FF"/>
-          <w:lang w:val="en-GB"/>
-        </w:rPr>
-        <w:t xml:space="preserve"> </w:t>
-      </w:r>
-      <w:r>
-        <w:rPr>
-          <w:rFonts w:ascii="Arial" w:hAnsi="Arial" w:cs="Arial"/>
-          <w:color w:val="0000FF"/>
-          <w:lang w:val="en-GB"/>
-        </w:rPr>
-        <w:t>Arial</w:t>
-      </w:r>
-      <w:r>
-        <w:rPr>
-          <w:rFonts w:ascii="Arial" w:hAnsi="Arial" w:cs="Arial"/>
-          <w:color w:val="0000FF"/>
-          <w:lang w:val="en-GB"/>
-        </w:rPr>
-        <w:t xml:space="preserve"> for Figure labels. Use words rather than symbols or abbreviations when writing Figure axis labels to avoid confusing the reader. As an example, write the quantity “Magneti</w:t>
-      </w:r>
-      <w:r>
-        <w:rPr>
-          <w:rFonts w:ascii="Arial" w:hAnsi="Arial" w:cs="Arial"/>
-          <w:color w:val="0000FF"/>
-          <w:lang w:val="en-GB"/>
-        </w:rPr>
-        <w:t>s</w:t>
-      </w:r>
-      <w:r>
-        <w:rPr>
-          <w:rFonts w:ascii="Arial" w:hAnsi="Arial" w:cs="Arial"/>
-          <w:color w:val="0000FF"/>
-          <w:lang w:val="en-GB"/>
-        </w:rPr>
-        <w:t>ation”, or “Magneti</w:t>
-      </w:r>
-      <w:r>
-        <w:rPr>
-          <w:rFonts w:ascii="Arial" w:hAnsi="Arial" w:cs="Arial"/>
-          <w:color w:val="0000FF"/>
-          <w:lang w:val="en-GB"/>
-        </w:rPr>
-        <w:t>s</w:t>
-      </w:r>
-      <w:r>
-        <w:rPr>
-          <w:rFonts w:ascii="Arial" w:hAnsi="Arial" w:cs="Arial"/>
-          <w:color w:val="0000FF"/>
-          <w:lang w:val="en-GB"/>
-        </w:rPr>
-        <w:t>ation, M”, not just “M”. If including units in the label, present them within parentheses. Do not label axes only with units. In the example, write “Magneti</w:t>
-      </w:r>
-      <w:r>
-        <w:rPr>
-          <w:rFonts w:ascii="Arial" w:hAnsi="Arial" w:cs="Arial"/>
-          <w:color w:val="0000FF"/>
-          <w:lang w:val="en-GB"/>
-        </w:rPr>
-        <w:t>s</w:t>
-      </w:r>
-      <w:r>
-        <w:rPr>
-          <w:rFonts w:ascii="Arial" w:hAnsi="Arial" w:cs="Arial"/>
-          <w:color w:val="0000FF"/>
-          <w:lang w:val="en-GB"/>
-        </w:rPr>
-        <w:t>ation (A/m)” or “Magneti</w:t>
-      </w:r>
-      <w:r>
-        <w:rPr>
-          <w:rFonts w:ascii="Arial" w:hAnsi="Arial" w:cs="Arial"/>
-          <w:color w:val="0000FF"/>
-          <w:lang w:val="en-GB"/>
-        </w:rPr>
-        <w:t>s</w:t>
-      </w:r>
-      <w:r>
-        <w:rPr>
-          <w:rFonts w:ascii="Arial" w:hAnsi="Arial" w:cs="Arial"/>
-          <w:color w:val="0000FF"/>
-          <w:lang w:val="en-GB"/>
-        </w:rPr>
-        <w:t>ation {A[m(1)]}”, not just “A/m”. Do not label axes</w:t>
-      </w:r>
-      <w:r>
-        <w:rPr>
-          <w:rFonts w:ascii="Arial" w:hAnsi="Arial" w:cs="Arial"/>
-          <w:color w:val="0000FF"/>
-          <w:lang w:val="en-GB"/>
-        </w:rPr>
-        <w:t xml:space="preserve"> with a ratio of quantities and units. For example, write “Temperature (K)”, not “Temperature/K”.</w:t>
-      </w:r>
-    </w:p>
-    <w:p>
-      <w:pPr>
-        <w:pStyle w:val="Heading5"/>
-        <w:rPr>
-          <w:rFonts w:ascii="Arial" w:hAnsi="Arial" w:cs="Arial"/>
-        </w:rPr>
-      </w:pPr>
-      <w:r>
-        <w:rPr>
-          <w:rFonts w:ascii="Arial" w:hAnsi="Arial" w:cs="Arial"/>
-        </w:rPr>
-        <w:t>Conclusion</w:t>
+          <w:lang w:val="en-GB"/>
+        </w:rPr>
+        <w:t xml:space="preserve"> a Macro and Micro Precision of 0.861 &amp; 0.929, demonstrating that the predicted foreground pixels are highly reliable while our Macro </w:t>
+      </w:r>
+      <w:proofErr w:type="spellStart"/>
+      <w:r>
+        <w:rPr>
+          <w:rFonts w:ascii="Arial" w:hAnsi="Arial" w:cs="Arial"/>
+          <w:lang w:val="en-GB"/>
+        </w:rPr>
+        <w:t>IoU</w:t>
+      </w:r>
+      <w:proofErr w:type="spellEnd"/>
+      <w:r>
+        <w:rPr>
+          <w:rFonts w:ascii="Arial" w:hAnsi="Arial" w:cs="Arial"/>
+          <w:lang w:val="en-GB"/>
+        </w:rPr>
+        <w:t xml:space="preserve"> of 0.679 indicates that the boundary-level accuracy remains a </w:t>
+      </w:r>
+      <w:r>
+        <w:rPr>
+          <w:rFonts w:ascii="Arial" w:hAnsi="Arial" w:cs="Arial"/>
+          <w:lang w:val="en-GB"/>
+        </w:rPr>
+        <w:t>limitation</w:t>
+      </w:r>
+      <w:r>
+        <w:rPr>
+          <w:rFonts w:ascii="Arial" w:hAnsi="Arial" w:cs="Arial"/>
+          <w:lang w:val="en-GB"/>
+        </w:rPr>
+        <w:t>, notably for cells with lower contrast against the background or irregular RBCs.</w:t>
       </w:r>
     </w:p>
     <w:p>
@@ -1989,25 +7193,61 @@
         <w:pStyle w:val="BodyText"/>
         <w:rPr>
           <w:rFonts w:ascii="Arial" w:hAnsi="Arial" w:cs="Arial"/>
-          <w:color w:val="FF0000"/>
-          <w:lang w:val="en-GB"/>
-        </w:rPr>
-      </w:pPr>
-      <w:r>
-        <w:rPr>
-          <w:rFonts w:ascii="Arial" w:hAnsi="Arial" w:cs="Arial"/>
-          <w:color w:val="FF0000"/>
-          <w:lang w:val="en-GB"/>
-        </w:rPr>
-        <w:t>Conclude your paper here..</w:t>
-      </w:r>
-      <w:r>
-        <w:rPr>
-          <w:rFonts w:ascii="Arial" w:hAnsi="Arial" w:cs="Arial"/>
-          <w:color w:val="FF0000"/>
-          <w:lang w:val="en-GB"/>
-        </w:rPr>
-        <w:t>.</w:t>
+          <w:lang w:val="en-GB"/>
+        </w:rPr>
+      </w:pPr>
+      <w:r>
+        <w:rPr>
+          <w:rFonts w:ascii="Arial" w:hAnsi="Arial" w:cs="Arial"/>
+          <w:lang w:val="en-GB"/>
+        </w:rPr>
+        <w:t xml:space="preserve">Furthermore, manual data analysis </w:t>
+      </w:r>
+      <w:proofErr w:type="spellStart"/>
+      <w:r>
+        <w:rPr>
+          <w:rFonts w:ascii="Arial" w:hAnsi="Arial" w:cs="Arial"/>
+          <w:lang w:val="en-GB"/>
+        </w:rPr>
+        <w:t>revealted</w:t>
+      </w:r>
+      <w:proofErr w:type="spellEnd"/>
+      <w:r>
+        <w:rPr>
+          <w:rFonts w:ascii="Arial" w:hAnsi="Arial" w:cs="Arial"/>
+          <w:lang w:val="en-GB"/>
+        </w:rPr>
+        <w:t xml:space="preserve"> that dataset integrity issues, including duplicate .jpg/.</w:t>
+      </w:r>
+      <w:proofErr w:type="spellStart"/>
+      <w:r>
+        <w:rPr>
+          <w:rFonts w:ascii="Arial" w:hAnsi="Arial" w:cs="Arial"/>
+          <w:lang w:val="en-GB"/>
+        </w:rPr>
+        <w:t>png</w:t>
+      </w:r>
+      <w:proofErr w:type="spellEnd"/>
+      <w:r>
+        <w:rPr>
+          <w:rFonts w:ascii="Arial" w:hAnsi="Arial" w:cs="Arial"/>
+          <w:lang w:val="en-GB"/>
+        </w:rPr>
+        <w:t xml:space="preserve"> file pairs inflating the total count to 21,234 files in addition to inaccurate ground-truth masks, may partially account for a </w:t>
+      </w:r>
+      <w:r>
+        <w:rPr>
+          <w:rFonts w:ascii="Arial" w:hAnsi="Arial" w:cs="Arial"/>
+          <w:lang w:val="en-GB"/>
+        </w:rPr>
+        <w:t>decreased quantitative score</w:t>
+      </w:r>
+      <w:r>
+        <w:rPr>
+          <w:rFonts w:ascii="Arial" w:hAnsi="Arial" w:cs="Arial"/>
+          <w:lang w:val="en-GB"/>
+        </w:rPr>
+        <w:t>. These discrepancies were formally raised and represent an important consideration for future work.</w:t>
       </w:r>
     </w:p>
     <w:p>
@@ -2054,160 +7294,43 @@
         <w:ind w:start="17.70pt" w:hanging="17.70pt"/>
         <w:rPr>
           <w:rFonts w:ascii="Arial" w:hAnsi="Arial" w:cs="Arial"/>
-          <w:color w:val="FF0000"/>
-          <w:lang w:val="en-GB"/>
-        </w:rPr>
-      </w:pPr>
-      <w:r>
-        <w:rPr>
-          <w:rFonts w:ascii="Arial" w:hAnsi="Arial" w:cs="Arial"/>
-          <w:i/>
-          <w:iCs/>
-          <w:color w:val="FF0000"/>
-          <w:lang w:val="en-GB"/>
-        </w:rPr>
-        <w:t>IEEE Citation Format!</w:t>
-      </w:r>
-    </w:p>
-    <w:p>
-      <w:pPr>
-        <w:pStyle w:val="references"/>
-        <w:ind w:start="17.70pt" w:hanging="17.70pt"/>
-        <w:rPr>
-          <w:rFonts w:ascii="Arial" w:hAnsi="Arial" w:cs="Arial"/>
-          <w:color w:val="FF0000"/>
-          <w:lang w:val="en-GB"/>
-        </w:rPr>
-      </w:pPr>
-    </w:p>
-    <w:p>
-      <w:pPr>
-        <w:pStyle w:val="references"/>
-        <w:ind w:start="17.70pt" w:hanging="17.70pt"/>
-        <w:rPr>
-          <w:rFonts w:ascii="Arial" w:hAnsi="Arial" w:cs="Arial"/>
-          <w:color w:val="FF0000"/>
-          <w:lang w:val="en-GB"/>
-        </w:rPr>
-      </w:pPr>
-      <w:r>
-        <w:rPr>
-          <w:rFonts w:ascii="Arial" w:hAnsi="Arial" w:cs="Arial"/>
-          <w:color w:val="FF0000"/>
-          <w:lang w:val="en-GB"/>
-        </w:rPr>
-        <w:t>J. Clerk Maxwell, A Treatise on Electricity and Magnetism, 3rd ed., vol. 2. Oxford: Clarendon, 1892, pp.68–73.</w:t>
-      </w:r>
-    </w:p>
-    <w:p>
-      <w:pPr>
-        <w:pStyle w:val="references"/>
-        <w:ind w:start="17.70pt" w:hanging="17.70pt"/>
-        <w:rPr>
-          <w:rFonts w:ascii="Arial" w:hAnsi="Arial" w:cs="Arial"/>
-          <w:color w:val="FF0000"/>
-          <w:lang w:val="en-GB"/>
-        </w:rPr>
-      </w:pPr>
-      <w:r>
-        <w:rPr>
-          <w:rFonts w:ascii="Arial" w:hAnsi="Arial" w:cs="Arial"/>
-          <w:color w:val="FF0000"/>
-          <w:lang w:val="en-GB"/>
-        </w:rPr>
-        <w:t>I. S. Jacobs and C. P. Bean, “Fine particles, thin films and exchange anisotropy,” in Magnetism, vol. III, G. T. Rado and H. Suhl, Eds. New York: Academic, 1963, pp. 271–350.</w:t>
-      </w:r>
-    </w:p>
-    <w:p>
-      <w:pPr>
-        <w:pStyle w:val="references"/>
-        <w:ind w:start="17.70pt" w:hanging="17.70pt"/>
-        <w:rPr>
-          <w:rFonts w:ascii="Arial" w:hAnsi="Arial" w:cs="Arial"/>
-          <w:color w:val="FF0000"/>
-          <w:lang w:val="en-GB"/>
-        </w:rPr>
-      </w:pPr>
-      <w:r>
-        <w:rPr>
-          <w:rFonts w:ascii="Arial" w:hAnsi="Arial" w:cs="Arial"/>
-          <w:color w:val="FF0000"/>
-          <w:lang w:val="en-GB"/>
-        </w:rPr>
-        <w:t>K. Elissa, “Title of paper if known,” unpublished.</w:t>
-      </w:r>
-    </w:p>
-    <w:p>
-      <w:pPr>
-        <w:pStyle w:val="references"/>
-        <w:ind w:start="17.70pt" w:hanging="17.70pt"/>
-        <w:rPr>
-          <w:rFonts w:ascii="Arial" w:hAnsi="Arial" w:cs="Arial"/>
-          <w:color w:val="FF0000"/>
-          <w:lang w:val="en-GB"/>
-        </w:rPr>
-      </w:pPr>
-      <w:r>
-        <w:rPr>
-          <w:rFonts w:ascii="Arial" w:hAnsi="Arial" w:cs="Arial"/>
-          <w:color w:val="FF0000"/>
-          <w:lang w:val="en-GB"/>
-        </w:rPr>
-        <w:t>R. Nicole, “Title of paper with only first word capitalized,” J. Name Stand. Abbrev., in press.</w:t>
-      </w:r>
-    </w:p>
-    <w:p>
-      <w:pPr>
-        <w:pStyle w:val="references"/>
-        <w:ind w:start="17.70pt" w:hanging="17.70pt"/>
-        <w:rPr>
-          <w:rFonts w:ascii="Arial" w:hAnsi="Arial" w:cs="Arial"/>
-          <w:color w:val="FF0000"/>
-          <w:lang w:val="en-GB"/>
-        </w:rPr>
-      </w:pPr>
-      <w:r>
-        <w:rPr>
-          <w:rFonts w:ascii="Arial" w:hAnsi="Arial" w:cs="Arial"/>
-          <w:color w:val="FF0000"/>
-          <w:lang w:val="en-GB"/>
-        </w:rPr>
-        <w:t>Y. Yorozu, M. Hirano, K. Oka, and Y. Tagawa, “Electron spectroscopy studies on magneto-optical media and plastic substrate interface,” IEEE Transl. J. Magn. Japan, vol. 2, pp. 740–741, August 1987 [Digests 9th Annual Conf. Magnetics Japan, p. 301, 1982].</w:t>
-      </w:r>
-    </w:p>
-    <w:p>
-      <w:pPr>
-        <w:pStyle w:val="references"/>
-        <w:ind w:start="17.70pt" w:hanging="17.70pt"/>
-        <w:rPr>
-          <w:rFonts w:ascii="Arial" w:hAnsi="Arial" w:cs="Arial"/>
-          <w:color w:val="FF0000"/>
-          <w:lang w:val="en-GB"/>
-        </w:rPr>
-      </w:pPr>
-      <w:r>
-        <w:rPr>
-          <w:rFonts w:ascii="Arial" w:hAnsi="Arial" w:cs="Arial"/>
-          <w:color w:val="FF0000"/>
-          <w:lang w:val="en-GB"/>
-        </w:rPr>
-        <w:t>M. Young, The Technical Writer</w:t>
-      </w:r>
-      <w:r>
-        <w:rPr>
-          <w:rFonts w:ascii="Arial" w:hAnsi="Arial" w:cs="Arial"/>
-          <w:color w:val="FF0000"/>
-          <w:lang w:val="en-GB"/>
-        </w:rPr>
-        <w:t>’</w:t>
-      </w:r>
-      <w:r>
-        <w:rPr>
-          <w:rFonts w:ascii="Arial" w:hAnsi="Arial" w:cs="Arial"/>
-          <w:color w:val="FF0000"/>
-          <w:lang w:val="en-GB"/>
-        </w:rPr>
-        <w:t>s Handbook. Mill Valley, CA: University Science, 1989.</w:t>
+          <w:lang w:val="en-GB"/>
+        </w:rPr>
+      </w:pPr>
+      <w:r>
+        <w:rPr>
+          <w:rFonts w:ascii="Arial" w:hAnsi="Arial" w:cs="Arial"/>
+          <w:lang w:val="en-GB"/>
+        </w:rPr>
+        <w:t xml:space="preserve">Marefat S, Shayanfar A, Monajjemzadeh F. </w:t>
+      </w:r>
+      <w:r>
+        <w:rPr>
+          <w:rFonts w:ascii="Arial" w:hAnsi="Arial" w:cs="Arial"/>
+          <w:lang w:val="en-GB"/>
+        </w:rPr>
+        <w:t>“</w:t>
+      </w:r>
+      <w:r>
+        <w:rPr>
+          <w:rFonts w:ascii="Arial" w:hAnsi="Arial" w:cs="Arial"/>
+          <w:lang w:val="en-GB"/>
+        </w:rPr>
+        <w:t>Developments in image-based colorimetric analysis methods and applications of CIElab color space in pharmaceutical sciences: A narrative review.</w:t>
+      </w:r>
+      <w:r>
+        <w:rPr>
+          <w:rFonts w:ascii="Arial" w:hAnsi="Arial" w:cs="Arial"/>
+          <w:lang w:val="en-GB"/>
+        </w:rPr>
+        <w:t>”,</w:t>
+      </w:r>
+      <w:r>
+        <w:rPr>
+          <w:rFonts w:ascii="Arial" w:hAnsi="Arial" w:cs="Arial"/>
+          <w:lang w:val="en-GB"/>
+        </w:rPr>
+        <w:t xml:space="preserve"> Int J Pharm X. 2025 Nov 1;10:100434. doi: 10.1016/j.ijpx.2025.100434. PMID: 41280507; PMCID: PMC12634856.</w:t>
       </w:r>
     </w:p>
     <w:p>
@@ -2256,29 +7379,6 @@
     </w:p>
     <w:p>
       <w:pPr>
-        <w:pStyle w:val="figurecaption"/>
-        <w:spacing w:before="0pt" w:after="0pt"/>
-        <w:rPr>
-          <w:rFonts w:ascii="Arial" w:hAnsi="Arial" w:cs="Arial"/>
-          <w:lang w:val="en-GB"/>
-        </w:rPr>
-      </w:pPr>
-      <w:r>
-        <w:rPr>
-          <w:rFonts w:ascii="Arial" w:hAnsi="Arial" w:cs="Arial"/>
-        </w:rPr>
-        <w:tab/>
-      </w:r>
-      <w:r>
-        <w:rPr>
-          <w:rFonts w:ascii="Arial" w:hAnsi="Arial" w:cs="Arial"/>
-          <w:lang w:val="en-GB"/>
-        </w:rPr>
-        <w:t>Example of a figure caption.</w:t>
-      </w:r>
-    </w:p>
-    <w:p>
-      <w:pPr>
         <w:tabs>
           <w:tab w:val="start" w:pos="64.80pt"/>
           <w:tab w:val="center" w:pos="253pt"/>
@@ -2288,12 +7388,6 @@
           <w:rFonts w:ascii="Arial" w:hAnsi="Arial" w:cs="Arial"/>
         </w:rPr>
       </w:pPr>
-      <w:r>
-        <w:rPr>
-          <w:rFonts w:ascii="Arial" w:hAnsi="Arial" w:cs="Arial"/>
-        </w:rPr>
-        <w:tab/>
-      </w:r>
       <w:r>
         <w:rPr>
           <w:rFonts w:ascii="Arial" w:hAnsi="Arial" w:cs="Arial"/>
@@ -2554,7 +7648,7 @@
         <w:sz w:val="18"/>
         <w:szCs w:val="18"/>
       </w:rPr>
-      <w:t>©20</w:t>
+      <w:t>©</w:t>
     </w:r>
     <w:r>
       <w:rPr>
@@ -2562,7 +7656,7 @@
         <w:sz w:val="18"/>
         <w:szCs w:val="18"/>
       </w:rPr>
-      <w:t>23</w:t>
+      <w:t>202</w:t>
     </w:r>
     <w:r>
       <w:rPr>
@@ -2570,7 +7664,7 @@
         <w:sz w:val="18"/>
         <w:szCs w:val="18"/>
       </w:rPr>
-      <w:t xml:space="preserve"> </w:t>
+      <w:t xml:space="preserve">4 </w:t>
     </w:r>
     <w:r>
       <w:rPr>
@@ -2620,7 +7714,31 @@
         <w:sz w:val="18"/>
         <w:szCs w:val="18"/>
       </w:rPr>
-      <w:t>2022/2023</w:t>
+      <w:t>202</w:t>
+    </w:r>
+    <w:r>
+      <w:rPr>
+        <w:rFonts w:ascii="Arial" w:hAnsi="Arial" w:cs="Arial"/>
+        <w:sz w:val="18"/>
+        <w:szCs w:val="18"/>
+      </w:rPr>
+      <w:t>5</w:t>
+    </w:r>
+    <w:r>
+      <w:rPr>
+        <w:rFonts w:ascii="Arial" w:hAnsi="Arial" w:cs="Arial"/>
+        <w:sz w:val="18"/>
+        <w:szCs w:val="18"/>
+      </w:rPr>
+      <w:t>/202</w:t>
+    </w:r>
+    <w:r>
+      <w:rPr>
+        <w:rFonts w:ascii="Arial" w:hAnsi="Arial" w:cs="Arial"/>
+        <w:sz w:val="18"/>
+        <w:szCs w:val="18"/>
+      </w:rPr>
+      <w:t>6</w:t>
     </w:r>
     <w:r>
       <w:rPr>
@@ -2637,7 +7755,14 @@
         <w:szCs w:val="18"/>
       </w:rPr>
       <w:tab/>
-      <w:t>COMP2024 Coursework</w:t>
+    </w:r>
+    <w:r>
+      <w:rPr>
+        <w:rFonts w:ascii="Arial" w:hAnsi="Arial" w:cs="Arial"/>
+        <w:sz w:val="18"/>
+        <w:szCs w:val="18"/>
+      </w:rPr>
+      <w:t>COMP2032 Coursework</w:t>
     </w:r>
   </w:p>
   <w:p>
@@ -3453,6 +8578,120 @@
     </w:lvl>
   </w:abstractNum>
   <w:abstractNum w:abstractNumId="14" w15:restartNumberingAfterBreak="0">
+    <w:nsid w:val="35734009"/>
+    <w:multiLevelType w:val="hybridMultilevel"/>
+    <w:tmpl w:val="C8888AF6"/>
+    <w:lvl w:ilvl="0" w:tplc="923A3B84">
+      <w:start w:val="2"/>
+      <w:numFmt w:val="bullet"/>
+      <w:lvlText w:val="-"/>
+      <w:lvlJc w:val="start"/>
+      <w:pPr>
+        <w:ind w:start="32.40pt" w:hanging="18pt"/>
+      </w:pPr>
+      <w:rPr>
+        <w:rFonts w:ascii="Arial" w:eastAsia="SimSun" w:hAnsi="Arial" w:cs="Arial" w:hint="default"/>
+        <w:color w:val="auto"/>
+      </w:rPr>
+    </w:lvl>
+    <w:lvl w:ilvl="1" w:tplc="44090003" w:tentative="1">
+      <w:start w:val="1"/>
+      <w:numFmt w:val="bullet"/>
+      <w:lvlText w:val="o"/>
+      <w:lvlJc w:val="start"/>
+      <w:pPr>
+        <w:ind w:start="68.40pt" w:hanging="18pt"/>
+      </w:pPr>
+      <w:rPr>
+        <w:rFonts w:ascii="Courier New" w:hAnsi="Courier New" w:cs="Courier New" w:hint="default"/>
+      </w:rPr>
+    </w:lvl>
+    <w:lvl w:ilvl="2" w:tplc="44090005" w:tentative="1">
+      <w:start w:val="1"/>
+      <w:numFmt w:val="bullet"/>
+      <w:lvlText w:val=""/>
+      <w:lvlJc w:val="start"/>
+      <w:pPr>
+        <w:ind w:start="104.40pt" w:hanging="18pt"/>
+      </w:pPr>
+      <w:rPr>
+        <w:rFonts w:ascii="Wingdings" w:hAnsi="Wingdings" w:hint="default"/>
+      </w:rPr>
+    </w:lvl>
+    <w:lvl w:ilvl="3" w:tplc="44090001" w:tentative="1">
+      <w:start w:val="1"/>
+      <w:numFmt w:val="bullet"/>
+      <w:lvlText w:val=""/>
+      <w:lvlJc w:val="start"/>
+      <w:pPr>
+        <w:ind w:start="140.40pt" w:hanging="18pt"/>
+      </w:pPr>
+      <w:rPr>
+        <w:rFonts w:ascii="Symbol" w:hAnsi="Symbol" w:hint="default"/>
+      </w:rPr>
+    </w:lvl>
+    <w:lvl w:ilvl="4" w:tplc="44090003" w:tentative="1">
+      <w:start w:val="1"/>
+      <w:numFmt w:val="bullet"/>
+      <w:lvlText w:val="o"/>
+      <w:lvlJc w:val="start"/>
+      <w:pPr>
+        <w:ind w:start="176.40pt" w:hanging="18pt"/>
+      </w:pPr>
+      <w:rPr>
+        <w:rFonts w:ascii="Courier New" w:hAnsi="Courier New" w:cs="Courier New" w:hint="default"/>
+      </w:rPr>
+    </w:lvl>
+    <w:lvl w:ilvl="5" w:tplc="44090005" w:tentative="1">
+      <w:start w:val="1"/>
+      <w:numFmt w:val="bullet"/>
+      <w:lvlText w:val=""/>
+      <w:lvlJc w:val="start"/>
+      <w:pPr>
+        <w:ind w:start="212.40pt" w:hanging="18pt"/>
+      </w:pPr>
+      <w:rPr>
+        <w:rFonts w:ascii="Wingdings" w:hAnsi="Wingdings" w:hint="default"/>
+      </w:rPr>
+    </w:lvl>
+    <w:lvl w:ilvl="6" w:tplc="44090001" w:tentative="1">
+      <w:start w:val="1"/>
+      <w:numFmt w:val="bullet"/>
+      <w:lvlText w:val=""/>
+      <w:lvlJc w:val="start"/>
+      <w:pPr>
+        <w:ind w:start="248.40pt" w:hanging="18pt"/>
+      </w:pPr>
+      <w:rPr>
+        <w:rFonts w:ascii="Symbol" w:hAnsi="Symbol" w:hint="default"/>
+      </w:rPr>
+    </w:lvl>
+    <w:lvl w:ilvl="7" w:tplc="44090003" w:tentative="1">
+      <w:start w:val="1"/>
+      <w:numFmt w:val="bullet"/>
+      <w:lvlText w:val="o"/>
+      <w:lvlJc w:val="start"/>
+      <w:pPr>
+        <w:ind w:start="284.40pt" w:hanging="18pt"/>
+      </w:pPr>
+      <w:rPr>
+        <w:rFonts w:ascii="Courier New" w:hAnsi="Courier New" w:cs="Courier New" w:hint="default"/>
+      </w:rPr>
+    </w:lvl>
+    <w:lvl w:ilvl="8" w:tplc="44090005" w:tentative="1">
+      <w:start w:val="1"/>
+      <w:numFmt w:val="bullet"/>
+      <w:lvlText w:val=""/>
+      <w:lvlJc w:val="start"/>
+      <w:pPr>
+        <w:ind w:start="320.40pt" w:hanging="18pt"/>
+      </w:pPr>
+      <w:rPr>
+        <w:rFonts w:ascii="Wingdings" w:hAnsi="Wingdings" w:hint="default"/>
+      </w:rPr>
+    </w:lvl>
+  </w:abstractNum>
+  <w:abstractNum w:abstractNumId="15" w15:restartNumberingAfterBreak="0">
     <w:nsid w:val="37660336"/>
     <w:multiLevelType w:val="hybridMultilevel"/>
     <w:tmpl w:val="754EAC84"/>
@@ -3593,7 +8832,7 @@
       </w:rPr>
     </w:lvl>
   </w:abstractNum>
-  <w:abstractNum w:abstractNumId="15" w15:restartNumberingAfterBreak="0">
+  <w:abstractNum w:abstractNumId="16" w15:restartNumberingAfterBreak="0">
     <w:nsid w:val="39E54FC6"/>
     <w:multiLevelType w:val="singleLevel"/>
     <w:tmpl w:val="5B7288D4"/>
@@ -3613,7 +8852,7 @@
       </w:rPr>
     </w:lvl>
   </w:abstractNum>
-  <w:abstractNum w:abstractNumId="16" w15:restartNumberingAfterBreak="0">
+  <w:abstractNum w:abstractNumId="17" w15:restartNumberingAfterBreak="0">
     <w:nsid w:val="4189603E"/>
     <w:multiLevelType w:val="multilevel"/>
     <w:tmpl w:val="0AB06E12"/>
@@ -3820,7 +9059,7 @@
       </w:rPr>
     </w:lvl>
   </w:abstractNum>
-  <w:abstractNum w:abstractNumId="17" w15:restartNumberingAfterBreak="0">
+  <w:abstractNum w:abstractNumId="18" w15:restartNumberingAfterBreak="0">
     <w:nsid w:val="493C3F76"/>
     <w:multiLevelType w:val="hybridMultilevel"/>
     <w:tmpl w:val="9A9E418C"/>
@@ -3931,7 +9170,7 @@
       </w:pPr>
     </w:lvl>
   </w:abstractNum>
-  <w:abstractNum w:abstractNumId="18" w15:restartNumberingAfterBreak="0">
+  <w:abstractNum w:abstractNumId="19" w15:restartNumberingAfterBreak="0">
     <w:nsid w:val="52CA544A"/>
     <w:multiLevelType w:val="singleLevel"/>
     <w:tmpl w:val="AED6D67E"/>
@@ -3958,7 +9197,7 @@
       </w:rPr>
     </w:lvl>
   </w:abstractNum>
-  <w:abstractNum w:abstractNumId="19" w15:restartNumberingAfterBreak="0">
+  <w:abstractNum w:abstractNumId="20" w15:restartNumberingAfterBreak="0">
     <w:nsid w:val="6C402C58"/>
     <w:multiLevelType w:val="hybridMultilevel"/>
     <w:tmpl w:val="9A1CA078"/>
@@ -4103,7 +9342,7 @@
       </w:rPr>
     </w:lvl>
   </w:abstractNum>
-  <w:abstractNum w:abstractNumId="20" w15:restartNumberingAfterBreak="0">
+  <w:abstractNum w:abstractNumId="21" w15:restartNumberingAfterBreak="0">
     <w:nsid w:val="6CD32DA8"/>
     <w:multiLevelType w:val="singleLevel"/>
     <w:tmpl w:val="166470C2"/>
@@ -4130,34 +9369,34 @@
     </w:lvl>
   </w:abstractNum>
   <w:num w:numId="1" w16cid:durableId="643969604">
-    <w:abstractNumId w:val="14"/>
+    <w:abstractNumId w:val="15"/>
   </w:num>
   <w:num w:numId="2" w16cid:durableId="1517159422">
-    <w:abstractNumId w:val="19"/>
+    <w:abstractNumId w:val="20"/>
   </w:num>
   <w:num w:numId="3" w16cid:durableId="1833525657">
     <w:abstractNumId w:val="13"/>
   </w:num>
   <w:num w:numId="4" w16cid:durableId="649165854">
-    <w:abstractNumId w:val="16"/>
+    <w:abstractNumId w:val="17"/>
   </w:num>
   <w:num w:numId="5" w16cid:durableId="1744327167">
-    <w:abstractNumId w:val="16"/>
+    <w:abstractNumId w:val="17"/>
   </w:num>
   <w:num w:numId="6" w16cid:durableId="1628707333">
-    <w:abstractNumId w:val="16"/>
+    <w:abstractNumId w:val="17"/>
   </w:num>
   <w:num w:numId="7" w16cid:durableId="1566798049">
-    <w:abstractNumId w:val="16"/>
+    <w:abstractNumId w:val="17"/>
   </w:num>
   <w:num w:numId="8" w16cid:durableId="2045860307">
-    <w:abstractNumId w:val="18"/>
+    <w:abstractNumId w:val="19"/>
   </w:num>
   <w:num w:numId="9" w16cid:durableId="632904025">
-    <w:abstractNumId w:val="20"/>
+    <w:abstractNumId w:val="21"/>
   </w:num>
   <w:num w:numId="10" w16cid:durableId="1251309086">
-    <w:abstractNumId w:val="15"/>
+    <w:abstractNumId w:val="16"/>
   </w:num>
   <w:num w:numId="11" w16cid:durableId="1332946661">
     <w:abstractNumId w:val="12"/>
@@ -4199,7 +9438,10 @@
     <w:abstractNumId w:val="1"/>
   </w:num>
   <w:num w:numId="24" w16cid:durableId="960189667">
-    <w:abstractNumId w:val="17"/>
+    <w:abstractNumId w:val="18"/>
+  </w:num>
+  <w:num w:numId="25" w16cid:durableId="472874717">
+    <w:abstractNumId w:val="14"/>
   </w:num>
 </w:numbering>
 </file>
@@ -4506,6 +9748,7 @@
   <w:style w:type="paragraph" w:default="1" w:styleId="Normal">
     <w:name w:val="Normal"/>
     <w:qFormat/>
+    <w:rsid w:val="00C36B14"/>
     <w:pPr>
       <w:jc w:val="center"/>
     </w:pPr>
@@ -4541,6 +9784,7 @@
     <w:name w:val="heading 2"/>
     <w:basedOn w:val="Normal"/>
     <w:next w:val="Normal"/>
+    <w:link w:val="Heading2Char"/>
     <w:qFormat/>
     <w:rsid w:val="00ED0149"/>
     <w:pPr>
@@ -4972,6 +10216,43 @@
       <w:shd w:val="clear" w:color="auto" w:fill="E1DFDD"/>
     </w:rPr>
   </w:style>
+  <w:style w:type="character" w:customStyle="1" w:styleId="Heading2Char">
+    <w:name w:val="Heading 2 Char"/>
+    <w:basedOn w:val="DefaultParagraphFont"/>
+    <w:link w:val="Heading2"/>
+    <w:rsid w:val="00F2366A"/>
+    <w:rPr>
+      <w:i/>
+      <w:iCs/>
+      <w:noProof/>
+      <w:lang w:val="en-GB"/>
+    </w:rPr>
+  </w:style>
+  <w:style w:type="character" w:styleId="PlaceholderText">
+    <w:name w:val="Placeholder Text"/>
+    <w:basedOn w:val="DefaultParagraphFont"/>
+    <w:uiPriority w:val="99"/>
+    <w:semiHidden/>
+    <w:rsid w:val="001217F5"/>
+    <w:rPr>
+      <w:color w:val="666666"/>
+    </w:rPr>
+  </w:style>
+  <w:style w:type="table" w:styleId="TableGrid">
+    <w:name w:val="Table Grid"/>
+    <w:basedOn w:val="TableNormal"/>
+    <w:rsid w:val="00BC3939"/>
+    <w:tblPr>
+      <w:tblBorders>
+        <w:top w:val="single" w:sz="4" w:space="0" w:color="auto"/>
+        <w:start w:val="single" w:sz="4" w:space="0" w:color="auto"/>
+        <w:bottom w:val="single" w:sz="4" w:space="0" w:color="auto"/>
+        <w:end w:val="single" w:sz="4" w:space="0" w:color="auto"/>
+        <w:insideH w:val="single" w:sz="4" w:space="0" w:color="auto"/>
+        <w:insideV w:val="single" w:sz="4" w:space="0" w:color="auto"/>
+      </w:tblBorders>
+    </w:tblPr>
+  </w:style>
 </w:styles>
 </file>
 
